--- a/documents/3as_ge/modhakirat/modhakira_wahda3_3as_ge.docx
+++ b/documents/3as_ge/modhakirat/modhakira_wahda3_3as_ge.docx
@@ -1752,6 +1752,7 @@
           <w:tcPr/>
           <w:p>
             <w:pPr>
+              <w:pStyle w:val="Compact"/>
               <w:bidi/>
               <w:jc w:val="left"/>
             </w:pPr>
@@ -2336,17 +2337,68 @@
               <w:t xml:space="preserve">.</w:t>
             </w:r>
           </w:p>
-          <w:p>
-            <w:pPr>
-              <w:bidi/>
-              <w:jc w:val="left"/>
-            </w:pPr>
+        </w:tc>
+        <w:tc>
+          <w:tcPr>
+            <w:shd w:val="clear" w:color="auto" w:fill="E4E7ED"/>
+          </w:tcPr>
+          <w:p>
+            <w:pPr>
+              <w:pStyle w:val="Compact"/>
+              <w:bidi/>
+              <w:jc w:val="left"/>
+            </w:pPr>
+            <w:r>
+              <w:rPr>
+                <w:rtl/>
+              </w:rPr>
+              <w:t xml:space="preserve"/>
+            </w:r>
             <w:r>
               <w:rPr>
                 <w:b/>
                 <w:bCs/>
                 <w:rtl/>
               </w:rPr>
+              <w:t xml:space="preserve">بناء المعارف</w:t>
+            </w:r>
+          </w:p>
+        </w:tc>
+      </w:tr>
+      <w:tr>
+        <w:tc>
+          <w:tcPr/>
+          <w:p>
+            <w:pPr>
+              <w:pStyle w:val="Compact"/>
+              <w:bidi/>
+              <w:jc w:val="center"/>
+            </w:pPr>
+          </w:p>
+        </w:tc>
+        <w:tc>
+          <w:tcPr/>
+          <w:p>
+            <w:pPr>
+              <w:pStyle w:val="Compact"/>
+              <w:bidi/>
+              <w:jc w:val="center"/>
+            </w:pPr>
+          </w:p>
+        </w:tc>
+        <w:tc>
+          <w:tcPr/>
+          <w:p>
+            <w:pPr>
+              <w:bidi/>
+              <w:jc w:val="left"/>
+            </w:pPr>
+            <w:r>
+              <w:rPr>
+                <w:b/>
+                <w:bCs/>
+                <w:rtl/>
+              </w:rPr>
               <w:t xml:space="preserve">[نهاية المجموع]</w:t>
             </w:r>
           </w:p>
@@ -2361,7 +2413,7 @@
               </w:rPr>
               <w:drawing>
                 <wp:inline>
-                  <wp:extent cx="2772554" cy="549798"/>
+                  <wp:extent cx="2772554" cy="275680"/>
                   <wp:docPr id="1" name="Picture 1"/>
                   <wp:cNvGraphicFramePr>
                     <a:graphicFrameLocks noChangeAspect="1"/>
@@ -2370,7 +2422,7 @@
                     <a:graphicData uri="http://schemas.openxmlformats.org/drawingml/2006/picture">
                       <pic:pic>
                         <pic:nvPicPr>
-                          <pic:cNvPr id="0" name="e99c1e4c041b9924.png"/>
+                          <pic:cNvPr id="0" name="f8600f33c913ef3d.png"/>
                           <pic:cNvPicPr/>
                         </pic:nvPicPr>
                         <pic:blipFill>
@@ -2382,7 +2434,7 @@
                         <pic:spPr>
                           <a:xfrm>
                             <a:off x="0" y="0"/>
-                            <a:ext cx="2772554" cy="549798"/>
+                            <a:ext cx="2772554" cy="275680"/>
                           </a:xfrm>
                           <a:prstGeom prst="rect"/>
                         </pic:spPr>
@@ -2410,51 +2462,43 @@
               </w:rPr>
               <w:t xml:space="preserve"/>
             </w:r>
+          </w:p>
+        </w:tc>
+      </w:tr>
+      <w:tr>
+        <w:tc>
+          <w:tcPr/>
+          <w:p>
+            <w:pPr>
+              <w:pStyle w:val="Compact"/>
+              <w:bidi/>
+              <w:jc w:val="center"/>
+            </w:pPr>
+          </w:p>
+        </w:tc>
+        <w:tc>
+          <w:tcPr/>
+          <w:p>
+            <w:pPr>
+              <w:pStyle w:val="Compact"/>
+              <w:bidi/>
+              <w:jc w:val="center"/>
+            </w:pPr>
+          </w:p>
+        </w:tc>
+        <w:tc>
+          <w:tcPr/>
+          <w:p>
+            <w:pPr>
+              <w:bidi/>
+              <w:jc w:val="left"/>
+            </w:pPr>
             <w:r>
               <w:rPr>
                 <w:b/>
                 <w:bCs/>
                 <w:rtl/>
               </w:rPr>
-              <w:t xml:space="preserve">بناء المعارف</w:t>
-            </w:r>
-          </w:p>
-        </w:tc>
-      </w:tr>
-      <w:tr>
-        <w:tc>
-          <w:tcPr/>
-          <w:p>
-            <w:pPr>
-              <w:pStyle w:val="Compact"/>
-              <w:bidi/>
-              <w:jc w:val="center"/>
-            </w:pPr>
-          </w:p>
-        </w:tc>
-        <w:tc>
-          <w:tcPr/>
-          <w:p>
-            <w:pPr>
-              <w:pStyle w:val="Compact"/>
-              <w:bidi/>
-              <w:jc w:val="center"/>
-            </w:pPr>
-          </w:p>
-        </w:tc>
-        <w:tc>
-          <w:tcPr/>
-          <w:p>
-            <w:pPr>
-              <w:bidi/>
-              <w:jc w:val="left"/>
-            </w:pPr>
-            <w:r>
-              <w:rPr>
-                <w:b/>
-                <w:bCs/>
-                <w:rtl/>
-              </w:rPr>
               <w:t xml:space="preserve">[نهاية الجداء]</w:t>
             </w:r>
             <w:r>
@@ -2475,7 +2519,7 @@
               </w:rPr>
               <w:drawing>
                 <wp:inline>
-                  <wp:extent cx="2583180" cy="640080"/>
+                  <wp:extent cx="2772554" cy="282708"/>
                   <wp:docPr id="2" name="Picture 2"/>
                   <wp:cNvGraphicFramePr>
                     <a:graphicFrameLocks noChangeAspect="1"/>
@@ -2484,7 +2528,7 @@
                     <a:graphicData uri="http://schemas.openxmlformats.org/drawingml/2006/picture">
                       <pic:pic>
                         <pic:nvPicPr>
-                          <pic:cNvPr id="0" name="7c727ffbc2e00f57.png"/>
+                          <pic:cNvPr id="0" name="4923e782af586ab4.png"/>
                           <pic:cNvPicPr/>
                         </pic:nvPicPr>
                         <pic:blipFill>
@@ -2496,7 +2540,7 @@
                         <pic:spPr>
                           <a:xfrm>
                             <a:off x="0" y="0"/>
-                            <a:ext cx="2583180" cy="640080"/>
+                            <a:ext cx="2772554" cy="282708"/>
                           </a:xfrm>
                           <a:prstGeom prst="rect"/>
                         </pic:spPr>
@@ -2507,6 +2551,49 @@
               </w:drawing>
             </w:r>
           </w:p>
+        </w:tc>
+        <w:tc>
+          <w:tcPr>
+            <w:shd w:val="clear" w:color="auto" w:fill="E4E7ED"/>
+          </w:tcPr>
+          <w:p>
+            <w:pPr>
+              <w:pStyle w:val="Compact"/>
+              <w:bidi/>
+              <w:jc w:val="left"/>
+            </w:pPr>
+            <w:r>
+              <w:rPr>
+                <w:rtl/>
+              </w:rPr>
+              <w:t xml:space="preserve"/>
+            </w:r>
+          </w:p>
+        </w:tc>
+      </w:tr>
+      <w:tr>
+        <w:tc>
+          <w:tcPr/>
+          <w:p>
+            <w:pPr>
+              <w:pStyle w:val="Compact"/>
+              <w:bidi/>
+              <w:jc w:val="center"/>
+            </w:pPr>
+          </w:p>
+        </w:tc>
+        <w:tc>
+          <w:tcPr/>
+          <w:p>
+            <w:pPr>
+              <w:pStyle w:val="Compact"/>
+              <w:bidi/>
+              <w:jc w:val="center"/>
+            </w:pPr>
+          </w:p>
+        </w:tc>
+        <w:tc>
+          <w:tcPr/>
           <w:p>
             <w:pPr>
               <w:bidi/>
@@ -2532,7 +2619,7 @@
               </w:rPr>
               <w:drawing>
                 <wp:inline>
-                  <wp:extent cx="2772554" cy="628245"/>
+                  <wp:extent cx="2772554" cy="321093"/>
                   <wp:docPr id="3" name="Picture 3"/>
                   <wp:cNvGraphicFramePr>
                     <a:graphicFrameLocks noChangeAspect="1"/>
@@ -2541,7 +2628,7 @@
                     <a:graphicData uri="http://schemas.openxmlformats.org/drawingml/2006/picture">
                       <pic:pic>
                         <pic:nvPicPr>
-                          <pic:cNvPr id="0" name="c68d948f1a6c32fa.png"/>
+                          <pic:cNvPr id="0" name="00254f8897f48741.png"/>
                           <pic:cNvPicPr/>
                         </pic:nvPicPr>
                         <pic:blipFill>
@@ -2553,7 +2640,7 @@
                         <pic:spPr>
                           <a:xfrm>
                             <a:off x="0" y="0"/>
-                            <a:ext cx="2772554" cy="628245"/>
+                            <a:ext cx="2772554" cy="321093"/>
                           </a:xfrm>
                           <a:prstGeom prst="rect"/>
                         </pic:spPr>
@@ -3126,127 +3213,35 @@
               </w:rPr>
               <w:t xml:space="preserve"> </w:t>
             </w:r>
-            <m:oMath>
-              <m:r>
-                <m:rPr>
-                  <m:sty m:val="p"/>
-                </m:rPr>
-                <m:t>+</m:t>
-              </m:r>
-              <m:r>
-                <m:rPr>
-                  <m:sty m:val="p"/>
-                </m:rPr>
-                <m:t>∞</m:t>
-              </m:r>
-            </m:oMath>
-            <w:r>
-              <w:rPr>
-                <w:rtl/>
-              </w:rPr>
-              <w:t xml:space="preserve"> </w:t>
-            </w:r>
-            <w:r>
-              <w:rPr>
-                <w:rtl/>
-              </w:rPr>
-              <w:t xml:space="preserve">؛</w:t>
-            </w:r>
-            <w:r>
-              <w:rPr>
-                <w:rtl/>
-              </w:rPr>
-              <w:t xml:space="preserve"> </w:t>
-            </w:r>
-            <m:oMath>
-              <m:r>
-                <m:t>0</m:t>
-              </m:r>
-            </m:oMath>
-            <w:r>
-              <w:rPr>
-                <w:rtl/>
-              </w:rPr>
-              <w:t xml:space="preserve"> </w:t>
-            </w:r>
-            <w:r>
-              <w:rPr>
-                <w:rtl/>
-              </w:rPr>
-              <w:t xml:space="preserve">؛</w:t>
-            </w:r>
-            <w:r>
-              <w:rPr>
-                <w:rtl/>
-              </w:rPr>
-              <w:t xml:space="preserve"> </w:t>
-            </w:r>
-            <m:oMath>
-              <m:r>
-                <m:rPr>
-                  <m:sty m:val="p"/>
-                </m:rPr>
-                <m:t>+</m:t>
-              </m:r>
-              <m:r>
-                <m:rPr>
-                  <m:sty m:val="p"/>
-                </m:rPr>
-                <m:t>∞</m:t>
-              </m:r>
-            </m:oMath>
-            <w:r>
-              <w:rPr>
-                <w:rtl/>
-              </w:rPr>
-              <w:t xml:space="preserve"> </w:t>
-            </w:r>
-            <w:r>
-              <w:rPr>
-                <w:rtl/>
-              </w:rPr>
-              <w:t xml:space="preserve">(لأن</w:t>
-            </w:r>
-            <w:r>
-              <w:rPr>
-                <w:rtl/>
-              </w:rPr>
-              <w:t xml:space="preserve"> </w:t>
-            </w:r>
-            <m:oMath>
-              <m:f>
-                <m:fPr>
-                  <m:type m:val="bar"/>
-                </m:fPr>
-                <m:num>
-                  <m:r>
-                    <m:t>3</m:t>
-                  </m:r>
-                </m:num>
-                <m:den>
-                  <m:sSup>
-                    <m:e>
-                      <m:r>
-                        <m:t>0</m:t>
-                      </m:r>
-                    </m:e>
-                    <m:sup>
-                      <m:r>
-                        <m:rPr>
-                          <m:sty m:val="p"/>
-                        </m:rPr>
-                        <m:t>+</m:t>
-                      </m:r>
-                    </m:sup>
-                  </m:sSup>
-                </m:den>
-              </m:f>
-            </m:oMath>
-            <w:r>
-              <w:rPr>
-                <w:rtl/>
-              </w:rPr>
-              <w:t xml:space="preserve">).</w:t>
+            <w:r>
+              <w:rPr>
+                <w:rtl/>
+              </w:rPr>
+              <w:t xml:space="preserve">‎$\RR{+\infty}$</w:t>
+            </w:r>
+            <w:r>
+              <w:rPr>
+                <w:rtl/>
+              </w:rPr>
+              <w:t xml:space="preserve"> </w:t>
+            </w:r>
+            <w:r>
+              <w:rPr>
+                <w:rtl/>
+              </w:rPr>
+              <w:t xml:space="preserve">‎$\RR{0}$</w:t>
+            </w:r>
+            <w:r>
+              <w:rPr>
+                <w:rtl/>
+              </w:rPr>
+              <w:t xml:space="preserve"> </w:t>
+            </w:r>
+            <w:r>
+              <w:rPr>
+                <w:rtl/>
+              </w:rPr>
+              <w:t xml:space="preserve">‎$\RR{+\infty}$</w:t>
             </w:r>
           </w:p>
           <w:p>
@@ -4739,6 +4734,57 @@
               <w:t xml:space="preserve">✓ نهاية دالة ناطقة هي نهاية حاصل قسمة الحدين الأعليين درجة للبسط والمقام.</w:t>
             </w:r>
           </w:p>
+        </w:tc>
+        <w:tc>
+          <w:tcPr>
+            <w:shd w:val="clear" w:color="auto" w:fill="E4E7ED"/>
+          </w:tcPr>
+          <w:p>
+            <w:pPr>
+              <w:pStyle w:val="Compact"/>
+              <w:bidi/>
+              <w:jc w:val="left"/>
+            </w:pPr>
+            <w:r>
+              <w:rPr>
+                <w:rtl/>
+              </w:rPr>
+              <w:t xml:space="preserve"/>
+            </w:r>
+            <w:r>
+              <w:rPr>
+                <w:b/>
+                <w:bCs/>
+                <w:rtl/>
+              </w:rPr>
+              <w:t xml:space="preserve">بناء المعارف</w:t>
+            </w:r>
+          </w:p>
+        </w:tc>
+      </w:tr>
+      <w:tr>
+        <w:tc>
+          <w:tcPr/>
+          <w:p>
+            <w:pPr>
+              <w:pStyle w:val="Compact"/>
+              <w:bidi/>
+              <w:jc w:val="center"/>
+            </w:pPr>
+          </w:p>
+        </w:tc>
+        <w:tc>
+          <w:tcPr/>
+          <w:p>
+            <w:pPr>
+              <w:pStyle w:val="Compact"/>
+              <w:bidi/>
+              <w:jc w:val="center"/>
+            </w:pPr>
+          </w:p>
+        </w:tc>
+        <w:tc>
+          <w:tcPr/>
           <w:p>
             <w:pPr>
               <w:bidi/>
@@ -5273,14 +5319,6 @@
               </w:rPr>
               <w:t xml:space="preserve"/>
             </w:r>
-            <w:r>
-              <w:rPr>
-                <w:b/>
-                <w:bCs/>
-                <w:rtl/>
-              </w:rPr>
-              <w:t xml:space="preserve">بناء المعارف</w:t>
-            </w:r>
           </w:p>
         </w:tc>
       </w:tr>
@@ -5309,6 +5347,7 @@
           <w:tcPr/>
           <w:p>
             <w:pPr>
+              <w:pStyle w:val="Compact"/>
               <w:bidi/>
               <w:jc w:val="left"/>
             </w:pPr>
@@ -5527,8 +5566,52 @@
               <w:t xml:space="preserve">.</w:t>
             </w:r>
           </w:p>
-          <w:p>
-            <w:pPr>
+        </w:tc>
+        <w:tc>
+          <w:tcPr>
+            <w:shd w:val="clear" w:color="auto" w:fill="E4E7ED"/>
+          </w:tcPr>
+          <w:p>
+            <w:pPr>
+              <w:pStyle w:val="Compact"/>
+              <w:bidi/>
+              <w:jc w:val="left"/>
+            </w:pPr>
+            <w:r>
+              <w:rPr>
+                <w:rtl/>
+              </w:rPr>
+              <w:t xml:space="preserve"/>
+            </w:r>
+          </w:p>
+        </w:tc>
+      </w:tr>
+      <w:tr>
+        <w:tc>
+          <w:tcPr/>
+          <w:p>
+            <w:pPr>
+              <w:pStyle w:val="Compact"/>
+              <w:bidi/>
+              <w:jc w:val="center"/>
+            </w:pPr>
+          </w:p>
+        </w:tc>
+        <w:tc>
+          <w:tcPr/>
+          <w:p>
+            <w:pPr>
+              <w:pStyle w:val="Compact"/>
+              <w:bidi/>
+              <w:jc w:val="center"/>
+            </w:pPr>
+          </w:p>
+        </w:tc>
+        <w:tc>
+          <w:tcPr/>
+          <w:p>
+            <w:pPr>
+              <w:pStyle w:val="Compact"/>
               <w:bidi/>
               <w:jc w:val="left"/>
             </w:pPr>
@@ -5976,87 +6059,36 @@
               </w:rPr>
               <w:t xml:space="preserve"> </w:t>
             </w:r>
-            <m:oMath>
-              <m:r>
-                <m:rPr>
-                  <m:sty m:val="p"/>
-                </m:rPr>
-                <m:t>−</m:t>
-              </m:r>
-              <m:f>
-                <m:fPr>
-                  <m:type m:val="bar"/>
-                </m:fPr>
-                <m:num>
-                  <m:r>
-                    <m:t>3</m:t>
-                  </m:r>
-                </m:num>
-                <m:den>
-                  <m:r>
-                    <m:t>2</m:t>
-                  </m:r>
-                </m:den>
-              </m:f>
-            </m:oMath>
-            <w:r>
-              <w:rPr>
-                <w:rtl/>
-              </w:rPr>
-              <w:t xml:space="preserve"> </w:t>
-            </w:r>
-            <w:r>
-              <w:rPr>
-                <w:rtl/>
-              </w:rPr>
-              <w:t xml:space="preserve">؛</w:t>
-            </w:r>
-            <w:r>
-              <w:rPr>
-                <w:rtl/>
-              </w:rPr>
-              <w:t xml:space="preserve"> </w:t>
-            </w:r>
-            <m:oMath>
-              <m:f>
-                <m:fPr>
-                  <m:type m:val="bar"/>
-                </m:fPr>
-                <m:num>
-                  <m:r>
-                    <m:t>1</m:t>
-                  </m:r>
-                </m:num>
-                <m:den>
-                  <m:r>
-                    <m:t>2</m:t>
-                  </m:r>
-                </m:den>
-              </m:f>
-            </m:oMath>
-            <w:r>
-              <w:rPr>
-                <w:rtl/>
-              </w:rPr>
-              <w:t xml:space="preserve"> </w:t>
-            </w:r>
-            <w:r>
-              <w:rPr>
-                <w:rtl/>
-              </w:rPr>
-              <w:t xml:space="preserve">؛</w:t>
-            </w:r>
-            <w:r>
-              <w:rPr>
-                <w:rtl/>
-              </w:rPr>
-              <w:t xml:space="preserve"> </w:t>
-            </w:r>
-            <m:oMath>
-              <m:r>
-                <m:t>6</m:t>
-              </m:r>
-            </m:oMath>
+            <w:r>
+              <w:rPr>
+                <w:rtl/>
+              </w:rPr>
+              <w:t xml:space="preserve">‎$\RR{-\dfrac32}$</w:t>
+            </w:r>
+            <w:r>
+              <w:rPr>
+                <w:rtl/>
+              </w:rPr>
+              <w:t xml:space="preserve"> </w:t>
+            </w:r>
+            <w:r>
+              <w:rPr>
+                <w:rtl/>
+              </w:rPr>
+              <w:t xml:space="preserve">‎$\RR{\dfrac12}$</w:t>
+            </w:r>
+            <w:r>
+              <w:rPr>
+                <w:rtl/>
+              </w:rPr>
+              <w:t xml:space="preserve"> </w:t>
+            </w:r>
+            <w:r>
+              <w:rPr>
+                <w:rtl/>
+              </w:rPr>
+              <w:t xml:space="preserve">‎$\RR{6}$</w:t>
+            </w:r>
             <w:r>
               <w:rPr>
                 <w:rtl/>
@@ -7230,6 +7262,7 @@
           <w:tcPr/>
           <w:p>
             <w:pPr>
+              <w:pStyle w:val="Compact"/>
               <w:bidi/>
               <w:jc w:val="left"/>
             </w:pPr>
@@ -7557,8 +7590,60 @@
               <w:t xml:space="preserve">).</w:t>
             </w:r>
           </w:p>
-          <w:p>
-            <w:pPr>
+        </w:tc>
+        <w:tc>
+          <w:tcPr>
+            <w:shd w:val="clear" w:color="auto" w:fill="E4E7ED"/>
+          </w:tcPr>
+          <w:p>
+            <w:pPr>
+              <w:pStyle w:val="Compact"/>
+              <w:bidi/>
+              <w:jc w:val="left"/>
+            </w:pPr>
+            <w:r>
+              <w:rPr>
+                <w:rtl/>
+              </w:rPr>
+              <w:t xml:space="preserve"/>
+            </w:r>
+            <w:r>
+              <w:rPr>
+                <w:b/>
+                <w:bCs/>
+                <w:rtl/>
+              </w:rPr>
+              <w:t xml:space="preserve">بناء المعارف</w:t>
+            </w:r>
+          </w:p>
+        </w:tc>
+      </w:tr>
+      <w:tr>
+        <w:tc>
+          <w:tcPr/>
+          <w:p>
+            <w:pPr>
+              <w:pStyle w:val="Compact"/>
+              <w:bidi/>
+              <w:jc w:val="center"/>
+            </w:pPr>
+          </w:p>
+        </w:tc>
+        <w:tc>
+          <w:tcPr/>
+          <w:p>
+            <w:pPr>
+              <w:pStyle w:val="Compact"/>
+              <w:bidi/>
+              <w:jc w:val="center"/>
+            </w:pPr>
+          </w:p>
+        </w:tc>
+        <w:tc>
+          <w:tcPr/>
+          <w:p>
+            <w:pPr>
+              <w:pStyle w:val="Compact"/>
               <w:bidi/>
               <w:jc w:val="left"/>
             </w:pPr>
@@ -7940,14 +8025,6 @@
               </w:rPr>
               <w:t xml:space="preserve"/>
             </w:r>
-            <w:r>
-              <w:rPr>
-                <w:b/>
-                <w:bCs/>
-                <w:rtl/>
-              </w:rPr>
-              <w:t xml:space="preserve">بناء المعارف</w:t>
-            </w:r>
           </w:p>
         </w:tc>
       </w:tr>
@@ -8673,75 +8750,6 @@
               <w:t xml:space="preserve">.</w:t>
             </w:r>
           </w:p>
-          <w:p>
-            <w:pPr>
-              <w:bidi/>
-              <w:jc w:val="left"/>
-            </w:pPr>
-            <w:r>
-              <w:rPr>
-                <w:b/>
-                <w:bCs/>
-                <w:rtl/>
-              </w:rPr>
-              <w:t xml:space="preserve">[ملاحظات]</w:t>
-            </w:r>
-            <w:r>
-              <w:rPr>
-                <w:rtl/>
-              </w:rPr>
-              <w:t xml:space="preserve"> بيانياً: منحني</w:t>
-            </w:r>
-            <w:r>
-              <w:rPr>
-                <w:rtl/>
-              </w:rPr>
-              <w:t xml:space="preserve"> </w:t>
-            </w:r>
-            <m:oMath>
-              <m:r>
-                <m:t>f</m:t>
-              </m:r>
-            </m:oMath>
-            <w:r>
-              <w:rPr>
-                <w:rtl/>
-              </w:rPr>
-              <w:t xml:space="preserve"> </w:t>
-            </w:r>
-            <w:r>
-              <w:rPr>
-                <w:rtl/>
-              </w:rPr>
-              <w:t xml:space="preserve">«فوق» منحنٍ يصعد بلا حدود ، أو «محصور» بين منحنيين يقتربان من نفس المستقيم</w:t>
-            </w:r>
-            <w:r>
-              <w:rPr>
-                <w:rtl/>
-              </w:rPr>
-              <w:t xml:space="preserve"> </w:t>
-            </w:r>
-            <m:oMath>
-              <m:r>
-                <m:t>y</m:t>
-              </m:r>
-              <m:r>
-                <m:rPr>
-                  <m:sty m:val="p"/>
-                </m:rPr>
-                <m:t>=</m:t>
-              </m:r>
-              <m:r>
-                <m:t>l</m:t>
-              </m:r>
-            </m:oMath>
-            <w:r>
-              <w:rPr>
-                <w:rtl/>
-              </w:rPr>
-              <w:t xml:space="preserve">.</w:t>
-            </w:r>
-          </w:p>
         </w:tc>
         <w:tc>
           <w:tcPr>
@@ -8797,13 +8805,62 @@
                 <w:bCs/>
                 <w:rtl/>
               </w:rPr>
-              <w:t xml:space="preserve">[حذار]</w:t>
-            </w:r>
-            <w:r>
-              <w:rPr>
-                <w:rtl/>
-              </w:rPr>
-              <w:t xml:space="preserve"> نتحقق أن المتراجحة صحيحة بجوار القيمة المعتبرة.</w:t>
+              <w:t xml:space="preserve">[ملاحظات]</w:t>
+            </w:r>
+            <w:r>
+              <w:rPr>
+                <w:rtl/>
+              </w:rPr>
+              <w:t xml:space="preserve"> بيانياً: منحني</w:t>
+            </w:r>
+            <w:r>
+              <w:rPr>
+                <w:rtl/>
+              </w:rPr>
+              <w:t xml:space="preserve"> </w:t>
+            </w:r>
+            <m:oMath>
+              <m:r>
+                <m:t>f</m:t>
+              </m:r>
+            </m:oMath>
+            <w:r>
+              <w:rPr>
+                <w:rtl/>
+              </w:rPr>
+              <w:t xml:space="preserve"> </w:t>
+            </w:r>
+            <w:r>
+              <w:rPr>
+                <w:rtl/>
+              </w:rPr>
+              <w:t xml:space="preserve">«فوق» منحنٍ يصعد بلا حدود ، أو «محصور» بين منحنيين يقتربان من نفس المستقيم</w:t>
+            </w:r>
+            <w:r>
+              <w:rPr>
+                <w:rtl/>
+              </w:rPr>
+              <w:t xml:space="preserve"> </w:t>
+            </w:r>
+            <m:oMath>
+              <m:r>
+                <m:t>y</m:t>
+              </m:r>
+              <m:r>
+                <m:rPr>
+                  <m:sty m:val="p"/>
+                </m:rPr>
+                <m:t>=</m:t>
+              </m:r>
+              <m:r>
+                <m:t>l</m:t>
+              </m:r>
+            </m:oMath>
+            <w:r>
+              <w:rPr>
+                <w:rtl/>
+              </w:rPr>
+              <w:t xml:space="preserve">.</w:t>
             </w:r>
           </w:p>
         </w:tc>
@@ -8833,14 +8890,8 @@
             <w:pPr>
               <w:pStyle w:val="Compact"/>
               <w:bidi/>
-              <w:jc w:val="left"/>
-            </w:pPr>
-            <w:r>
-              <w:rPr>
-                <w:rtl/>
-              </w:rPr>
-              <w:t xml:space="preserve">تقويم فردي.</w:t>
-            </w:r>
+              <w:jc w:val="center"/>
+            </w:pPr>
           </w:p>
         </w:tc>
         <w:tc>
@@ -8849,20 +8900,15 @@
             <w:pPr>
               <w:pStyle w:val="Compact"/>
               <w:bidi/>
-              <w:jc w:val="left"/>
-            </w:pPr>
-            <w:r>
-              <w:rPr>
-                <w:rtl/>
-              </w:rPr>
-              <w:t xml:space="preserve">25 د</w:t>
-            </w:r>
+              <w:jc w:val="center"/>
+            </w:pPr>
           </w:p>
         </w:tc>
         <w:tc>
           <w:tcPr/>
           <w:p>
             <w:pPr>
+              <w:pStyle w:val="Compact"/>
               <w:bidi/>
               <w:jc w:val="left"/>
             </w:pPr>
@@ -8872,6 +8918,81 @@
                 <w:bCs/>
                 <w:rtl/>
               </w:rPr>
+              <w:t xml:space="preserve">[حذار]</w:t>
+            </w:r>
+            <w:r>
+              <w:rPr>
+                <w:rtl/>
+              </w:rPr>
+              <w:t xml:space="preserve"> نتحقق أن المتراجحة صحيحة بجوار القيمة المعتبرة.</w:t>
+            </w:r>
+          </w:p>
+        </w:tc>
+        <w:tc>
+          <w:tcPr>
+            <w:shd w:val="clear" w:color="auto" w:fill="E4E7ED"/>
+          </w:tcPr>
+          <w:p>
+            <w:pPr>
+              <w:pStyle w:val="Compact"/>
+              <w:bidi/>
+              <w:jc w:val="left"/>
+            </w:pPr>
+            <w:r>
+              <w:rPr>
+                <w:rtl/>
+              </w:rPr>
+              <w:t xml:space="preserve"/>
+            </w:r>
+          </w:p>
+        </w:tc>
+      </w:tr>
+      <w:tr>
+        <w:tc>
+          <w:tcPr/>
+          <w:p>
+            <w:pPr>
+              <w:pStyle w:val="Compact"/>
+              <w:bidi/>
+              <w:jc w:val="left"/>
+            </w:pPr>
+            <w:r>
+              <w:rPr>
+                <w:rtl/>
+              </w:rPr>
+              <w:t xml:space="preserve">تقويم فردي.</w:t>
+            </w:r>
+          </w:p>
+        </w:tc>
+        <w:tc>
+          <w:tcPr/>
+          <w:p>
+            <w:pPr>
+              <w:pStyle w:val="Compact"/>
+              <w:bidi/>
+              <w:jc w:val="left"/>
+            </w:pPr>
+            <w:r>
+              <w:rPr>
+                <w:rtl/>
+              </w:rPr>
+              <w:t xml:space="preserve">25 د</w:t>
+            </w:r>
+          </w:p>
+        </w:tc>
+        <w:tc>
+          <w:tcPr/>
+          <w:p>
+            <w:pPr>
+              <w:bidi/>
+              <w:jc w:val="left"/>
+            </w:pPr>
+            <w:r>
+              <w:rPr>
+                <w:b/>
+                <w:bCs/>
+                <w:rtl/>
+              </w:rPr>
               <w:t xml:space="preserve">[تطبيق]</w:t>
             </w:r>
           </w:p>
@@ -8882,9 +9003,23 @@
             </w:pPr>
             <w:r>
               <w:rPr>
-                <w:rtl/>
-              </w:rPr>
-              <w:t xml:space="preserve">1) احسب</w:t>
+                <w:b/>
+                <w:bCs/>
+                <w:rtl/>
+              </w:rPr>
+              <w:t xml:space="preserve">(1)</w:t>
+            </w:r>
+            <w:r>
+              <w:rPr>
+                <w:rtl/>
+              </w:rPr>
+              <w:t xml:space="preserve"> </w:t>
+            </w:r>
+            <w:r>
+              <w:rPr>
+                <w:rtl/>
+              </w:rPr>
+              <w:t xml:space="preserve">احسب</w:t>
             </w:r>
             <w:r>
               <w:rPr>
@@ -8977,7 +9112,33 @@
               <w:rPr>
                 <w:rtl/>
               </w:rPr>
-              <w:t xml:space="preserve">. 2) دالة</w:t>
+              <w:t xml:space="preserve">.</w:t>
+            </w:r>
+          </w:p>
+          <w:p>
+            <w:pPr>
+              <w:bidi/>
+              <w:jc w:val="left"/>
+            </w:pPr>
+            <w:r>
+              <w:rPr>
+                <w:b/>
+                <w:bCs/>
+                <w:rtl/>
+              </w:rPr>
+              <w:t xml:space="preserve">(2)</w:t>
+            </w:r>
+            <w:r>
+              <w:rPr>
+                <w:rtl/>
+              </w:rPr>
+              <w:t xml:space="preserve"> </w:t>
+            </w:r>
+            <w:r>
+              <w:rPr>
+                <w:rtl/>
+              </w:rPr>
+              <w:t xml:space="preserve">دالة</w:t>
             </w:r>
             <w:r>
               <w:rPr>
@@ -9201,118 +9362,48 @@
               </w:rPr>
               <w:t xml:space="preserve">الحل:</w:t>
             </w:r>
-            <w:r>
-              <w:rPr>
-                <w:rtl/>
-              </w:rPr>
-              <w:t xml:space="preserve"> </w:t>
-            </w:r>
-            <w:r>
-              <w:rPr>
-                <w:rtl/>
-              </w:rPr>
-              <w:t xml:space="preserve">1)</w:t>
-            </w:r>
-            <w:r>
-              <w:rPr>
-                <w:rtl/>
-              </w:rPr>
-              <w:t xml:space="preserve"> </w:t>
-            </w:r>
-            <m:oMath>
-              <m:sSup>
-                <m:e>
-                  <m:d>
-                    <m:dPr>
-                      <m:begChr m:val="("/>
-                      <m:endChr m:val=")"/>
-                      <m:sepChr m:val=""/>
-                      <m:grow/>
-                    </m:dPr>
-                    <m:e>
-                      <m:r>
-                        <m:t>1</m:t>
-                      </m:r>
-                      <m:r>
-                        <m:rPr>
-                          <m:sty m:val="p"/>
-                        </m:rPr>
-                        <m:t>−</m:t>
-                      </m:r>
-                      <m:r>
-                        <m:t>2</m:t>
-                      </m:r>
-                      <m:r>
-                        <m:t>x</m:t>
-                      </m:r>
-                    </m:e>
-                  </m:d>
-                </m:e>
-                <m:sup>
-                  <m:r>
-                    <m:t>2</m:t>
-                  </m:r>
-                </m:sup>
-              </m:sSup>
-              <m:r>
-                <m:rPr>
-                  <m:sty m:val="p"/>
-                </m:rPr>
-                <m:t>→</m:t>
-              </m:r>
-              <m:r>
-                <m:rPr>
-                  <m:sty m:val="p"/>
-                </m:rPr>
-                <m:t>+</m:t>
-              </m:r>
-              <m:r>
-                <m:rPr>
-                  <m:sty m:val="p"/>
-                </m:rPr>
-                <m:t>∞</m:t>
-              </m:r>
-            </m:oMath>
-            <w:r>
-              <w:rPr>
-                <w:rtl/>
-              </w:rPr>
-              <w:t xml:space="preserve"> </w:t>
-            </w:r>
-            <w:r>
-              <w:rPr>
-                <w:rtl/>
-              </w:rPr>
-              <w:t xml:space="preserve">، النهاية</w:t>
-            </w:r>
-            <w:r>
-              <w:rPr>
-                <w:rtl/>
-              </w:rPr>
-              <w:t xml:space="preserve"> </w:t>
-            </w:r>
-            <m:oMath>
-              <m:r>
-                <m:t>0</m:t>
-              </m:r>
-            </m:oMath>
-            <w:r>
-              <w:rPr>
-                <w:rtl/>
-              </w:rPr>
-              <w:t xml:space="preserve">. 2) الحدان يؤولان إلى</w:t>
-            </w:r>
-            <w:r>
-              <w:rPr>
-                <w:rtl/>
-              </w:rPr>
-              <w:t xml:space="preserve"> </w:t>
-            </w:r>
-            <m:oMath>
-              <m:r>
-                <m:t>2</m:t>
-              </m:r>
-            </m:oMath>
+          </w:p>
+          <w:p>
+            <w:pPr>
+              <w:bidi/>
+              <w:jc w:val="left"/>
+            </w:pPr>
+            <w:r>
+              <w:rPr>
+                <w:rtl/>
+              </w:rPr>
+              <w:t xml:space="preserve">‎$\RR{(1-2x)^2\to+\infty}$</w:t>
+            </w:r>
+            <w:r>
+              <w:rPr>
+                <w:rtl/>
+              </w:rPr>
+              <w:t xml:space="preserve"> </w:t>
+            </w:r>
+            <w:r>
+              <w:rPr>
+                <w:rtl/>
+              </w:rPr>
+              <w:t xml:space="preserve">‎$\RR{0}$</w:t>
+            </w:r>
+            <w:r>
+              <w:rPr>
+                <w:rtl/>
+              </w:rPr>
+              <w:t xml:space="preserve">.</w:t>
+            </w:r>
+          </w:p>
+          <w:p>
+            <w:pPr>
+              <w:bidi/>
+              <w:jc w:val="left"/>
+            </w:pPr>
+            <w:r>
+              <w:rPr>
+                <w:rtl/>
+              </w:rPr>
+              <w:t xml:space="preserve">‎$\RR{2}$</w:t>
+            </w:r>
             <w:r>
               <w:rPr>
                 <w:rtl/>
@@ -9325,130 +9416,36 @@
               </w:rPr>
               <w:t xml:space="preserve"> </w:t>
             </w:r>
-            <m:oMath>
-              <m:limLow>
-                <m:e>
-                  <m:r>
-                    <m:rPr>
-                      <m:sty m:val="p"/>
-                    </m:rPr>
-                    <m:t>lim</m:t>
-                  </m:r>
-                </m:e>
-                <m:lim>
-                  <m:r>
-                    <m:t>x</m:t>
-                  </m:r>
-                  <m:r>
-                    <m:rPr>
-                      <m:sty m:val="p"/>
-                    </m:rPr>
-                    <m:t>→</m:t>
-                  </m:r>
-                  <m:r>
-                    <m:rPr>
-                      <m:sty m:val="p"/>
-                    </m:rPr>
-                    <m:t>+</m:t>
-                  </m:r>
-                  <m:r>
-                    <m:rPr>
-                      <m:sty m:val="p"/>
-                    </m:rPr>
-                    <m:t>∞</m:t>
-                  </m:r>
-                </m:lim>
-              </m:limLow>
-              <m:r>
-                <m:t>f</m:t>
-              </m:r>
-              <m:d>
-                <m:dPr>
-                  <m:begChr m:val="("/>
-                  <m:endChr m:val=")"/>
-                  <m:sepChr m:val=""/>
-                  <m:grow/>
-                </m:dPr>
-                <m:e>
-                  <m:r>
-                    <m:t>x</m:t>
-                  </m:r>
-                </m:e>
-              </m:d>
-              <m:r>
-                <m:rPr>
-                  <m:sty m:val="p"/>
-                </m:rPr>
-                <m:t>=</m:t>
-              </m:r>
-              <m:r>
-                <m:t>2</m:t>
-              </m:r>
-            </m:oMath>
-            <w:r>
-              <w:rPr>
-                <w:rtl/>
-              </w:rPr>
-              <w:t xml:space="preserve"> </w:t>
-            </w:r>
-            <w:r>
-              <w:rPr>
-                <w:rtl/>
-              </w:rPr>
-              <w:t xml:space="preserve">، والمستقيم</w:t>
-            </w:r>
-            <w:r>
-              <w:rPr>
-                <w:rtl/>
-              </w:rPr>
-              <w:t xml:space="preserve"> </w:t>
-            </w:r>
-            <m:oMath>
-              <m:r>
-                <m:t>y</m:t>
-              </m:r>
-              <m:r>
-                <m:rPr>
-                  <m:sty m:val="p"/>
-                </m:rPr>
-                <m:t>=</m:t>
-              </m:r>
-              <m:r>
-                <m:t>2</m:t>
-              </m:r>
-            </m:oMath>
-            <w:r>
-              <w:rPr>
-                <w:rtl/>
-              </w:rPr>
-              <w:t xml:space="preserve"> </w:t>
-            </w:r>
-            <w:r>
-              <w:rPr>
-                <w:rtl/>
-              </w:rPr>
-              <w:t xml:space="preserve">مقارب لـ</w:t>
-            </w:r>
-            <w:r>
-              <w:rPr>
-                <w:rtl/>
-              </w:rPr>
-              <w:t xml:space="preserve"> </w:t>
-            </w:r>
-            <m:oMath>
-              <m:sSub>
-                <m:e>
-                  <m:r>
-                    <m:t>C</m:t>
-                  </m:r>
-                </m:e>
-                <m:sub>
-                  <m:r>
-                    <m:t>f</m:t>
-                  </m:r>
-                </m:sub>
-              </m:sSub>
-            </m:oMath>
+            <w:r>
+              <w:rPr>
+                <w:rtl/>
+              </w:rPr>
+              <w:t xml:space="preserve">‎$\RR{\lim\limits_{x\to +\infty}f(x)=2}$</w:t>
+            </w:r>
+            <w:r>
+              <w:rPr>
+                <w:rtl/>
+              </w:rPr>
+              <w:t xml:space="preserve"> </w:t>
+            </w:r>
+            <w:r>
+              <w:rPr>
+                <w:rtl/>
+              </w:rPr>
+              <w:t xml:space="preserve">‎$\RR{y=2}$</w:t>
+            </w:r>
+            <w:r>
+              <w:rPr>
+                <w:rtl/>
+              </w:rPr>
+              <w:t xml:space="preserve"> </w:t>
+            </w:r>
+            <w:r>
+              <w:rPr>
+                <w:rtl/>
+              </w:rPr>
+              <w:t xml:space="preserve">‎$\RR{C_f}$</w:t>
+            </w:r>
             <w:r>
               <w:rPr>
                 <w:rtl/>
@@ -11155,8 +11152,60 @@
               <w:t xml:space="preserve">.</w:t>
             </w:r>
           </w:p>
-          <w:p>
-            <w:pPr>
+        </w:tc>
+        <w:tc>
+          <w:tcPr>
+            <w:shd w:val="clear" w:color="auto" w:fill="E4E7ED"/>
+          </w:tcPr>
+          <w:p>
+            <w:pPr>
+              <w:pStyle w:val="Compact"/>
+              <w:bidi/>
+              <w:jc w:val="left"/>
+            </w:pPr>
+            <w:r>
+              <w:rPr>
+                <w:rtl/>
+              </w:rPr>
+              <w:t xml:space="preserve"/>
+            </w:r>
+            <w:r>
+              <w:rPr>
+                <w:b/>
+                <w:bCs/>
+                <w:rtl/>
+              </w:rPr>
+              <w:t xml:space="preserve">بناء المعارف</w:t>
+            </w:r>
+          </w:p>
+        </w:tc>
+      </w:tr>
+      <w:tr>
+        <w:tc>
+          <w:tcPr/>
+          <w:p>
+            <w:pPr>
+              <w:pStyle w:val="Compact"/>
+              <w:bidi/>
+              <w:jc w:val="center"/>
+            </w:pPr>
+          </w:p>
+        </w:tc>
+        <w:tc>
+          <w:tcPr/>
+          <w:p>
+            <w:pPr>
+              <w:pStyle w:val="Compact"/>
+              <w:bidi/>
+              <w:jc w:val="center"/>
+            </w:pPr>
+          </w:p>
+        </w:tc>
+        <w:tc>
+          <w:tcPr/>
+          <w:p>
+            <w:pPr>
+              <w:pStyle w:val="Compact"/>
               <w:bidi/>
               <w:jc w:val="left"/>
             </w:pPr>
@@ -11294,14 +11343,6 @@
                 <w:rtl/>
               </w:rPr>
               <w:t xml:space="preserve"/>
-            </w:r>
-            <w:r>
-              <w:rPr>
-                <w:b/>
-                <w:bCs/>
-                <w:rtl/>
-              </w:rPr>
-              <w:t xml:space="preserve">بناء المعارف</w:t>
             </w:r>
           </w:p>
         </w:tc>
@@ -12095,8 +12136,52 @@
               <w:t xml:space="preserve">.</w:t>
             </w:r>
           </w:p>
-          <w:p>
-            <w:pPr>
+        </w:tc>
+        <w:tc>
+          <w:tcPr>
+            <w:shd w:val="clear" w:color="auto" w:fill="E4E7ED"/>
+          </w:tcPr>
+          <w:p>
+            <w:pPr>
+              <w:pStyle w:val="Compact"/>
+              <w:bidi/>
+              <w:jc w:val="left"/>
+            </w:pPr>
+            <w:r>
+              <w:rPr>
+                <w:rtl/>
+              </w:rPr>
+              <w:t xml:space="preserve"/>
+            </w:r>
+          </w:p>
+        </w:tc>
+      </w:tr>
+      <w:tr>
+        <w:tc>
+          <w:tcPr/>
+          <w:p>
+            <w:pPr>
+              <w:pStyle w:val="Compact"/>
+              <w:bidi/>
+              <w:jc w:val="center"/>
+            </w:pPr>
+          </w:p>
+        </w:tc>
+        <w:tc>
+          <w:tcPr/>
+          <w:p>
+            <w:pPr>
+              <w:pStyle w:val="Compact"/>
+              <w:bidi/>
+              <w:jc w:val="center"/>
+            </w:pPr>
+          </w:p>
+        </w:tc>
+        <w:tc>
+          <w:tcPr/>
+          <w:p>
+            <w:pPr>
+              <w:pStyle w:val="Compact"/>
               <w:bidi/>
               <w:jc w:val="left"/>
             </w:pPr>
@@ -12374,66 +12459,12 @@
               </w:rPr>
               <w:t xml:space="preserve"> </w:t>
             </w:r>
-            <m:oMath>
-              <m:limLow>
-                <m:e>
-                  <m:r>
-                    <m:rPr>
-                      <m:sty m:val="p"/>
-                    </m:rPr>
-                    <m:t>lim</m:t>
-                  </m:r>
-                </m:e>
-                <m:lim>
-                  <m:r>
-                    <m:t>x</m:t>
-                  </m:r>
-                  <m:r>
-                    <m:rPr>
-                      <m:sty m:val="p"/>
-                    </m:rPr>
-                    <m:t>→</m:t>
-                  </m:r>
-                  <m:r>
-                    <m:rPr>
-                      <m:sty m:val="p"/>
-                    </m:rPr>
-                    <m:t>±</m:t>
-                  </m:r>
-                  <m:r>
-                    <m:rPr>
-                      <m:sty m:val="p"/>
-                    </m:rPr>
-                    <m:t>∞</m:t>
-                  </m:r>
-                </m:lim>
-              </m:limLow>
-              <m:r>
-                <m:t>g</m:t>
-              </m:r>
-              <m:d>
-                <m:dPr>
-                  <m:begChr m:val="("/>
-                  <m:endChr m:val=")"/>
-                  <m:sepChr m:val=""/>
-                  <m:grow/>
-                </m:dPr>
-                <m:e>
-                  <m:r>
-                    <m:t>x</m:t>
-                  </m:r>
-                </m:e>
-              </m:d>
-              <m:r>
-                <m:rPr>
-                  <m:sty m:val="p"/>
-                </m:rPr>
-                <m:t>=</m:t>
-              </m:r>
-              <m:r>
-                <m:t>1</m:t>
-              </m:r>
-            </m:oMath>
+            <w:r>
+              <w:rPr>
+                <w:rtl/>
+              </w:rPr>
+              <w:t xml:space="preserve">‎$\RR{\lim\limits_{x\to \pm\infty}g(x)=1}$</w:t>
+            </w:r>
             <w:r>
               <w:rPr>
                 <w:rtl/>
@@ -12446,200 +12477,36 @@
               </w:rPr>
               <w:t xml:space="preserve"> </w:t>
             </w:r>
-            <m:oMath>
-              <m:r>
-                <m:t>y</m:t>
-              </m:r>
-              <m:r>
-                <m:rPr>
-                  <m:sty m:val="p"/>
-                </m:rPr>
-                <m:t>=</m:t>
-              </m:r>
-              <m:r>
-                <m:t>1</m:t>
-              </m:r>
-            </m:oMath>
-            <w:r>
-              <w:rPr>
-                <w:rtl/>
-              </w:rPr>
-              <w:t xml:space="preserve"> </w:t>
-            </w:r>
-            <w:r>
-              <w:rPr>
-                <w:rtl/>
-              </w:rPr>
-              <w:t xml:space="preserve">؛</w:t>
-            </w:r>
-            <w:r>
-              <w:rPr>
-                <w:rtl/>
-              </w:rPr>
-              <w:t xml:space="preserve"> </w:t>
-            </w:r>
-            <m:oMath>
-              <m:limLow>
-                <m:e>
-                  <m:r>
-                    <m:rPr>
-                      <m:sty m:val="p"/>
-                    </m:rPr>
-                    <m:t>lim</m:t>
-                  </m:r>
-                </m:e>
-                <m:lim>
-                  <m:r>
-                    <m:t>x</m:t>
-                  </m:r>
-                  <m:r>
-                    <m:rPr>
-                      <m:sty m:val="p"/>
-                    </m:rPr>
-                    <m:t>→</m:t>
-                  </m:r>
-                  <m:sSup>
-                    <m:e>
-                      <m:r>
-                        <m:t>3</m:t>
-                      </m:r>
-                    </m:e>
-                    <m:sup>
-                      <m:r>
-                        <m:rPr>
-                          <m:sty m:val="p"/>
-                        </m:rPr>
-                        <m:t>+</m:t>
-                      </m:r>
-                    </m:sup>
-                  </m:sSup>
-                </m:lim>
-              </m:limLow>
-              <m:r>
-                <m:t>g</m:t>
-              </m:r>
-              <m:d>
-                <m:dPr>
-                  <m:begChr m:val="("/>
-                  <m:endChr m:val=")"/>
-                  <m:sepChr m:val=""/>
-                  <m:grow/>
-                </m:dPr>
-                <m:e>
-                  <m:r>
-                    <m:t>x</m:t>
-                  </m:r>
-                </m:e>
-              </m:d>
-              <m:r>
-                <m:rPr>
-                  <m:sty m:val="p"/>
-                </m:rPr>
-                <m:t>=</m:t>
-              </m:r>
-              <m:r>
-                <m:rPr>
-                  <m:sty m:val="p"/>
-                </m:rPr>
-                <m:t>+</m:t>
-              </m:r>
-              <m:r>
-                <m:rPr>
-                  <m:sty m:val="p"/>
-                </m:rPr>
-                <m:t>∞</m:t>
-              </m:r>
-            </m:oMath>
-            <w:r>
-              <w:rPr>
-                <w:rtl/>
-              </w:rPr>
-              <w:t xml:space="preserve"> </w:t>
-            </w:r>
-            <w:r>
-              <w:rPr>
-                <w:rtl/>
-              </w:rPr>
-              <w:t xml:space="preserve">،</w:t>
-            </w:r>
-            <w:r>
-              <w:rPr>
-                <w:rtl/>
-              </w:rPr>
-              <w:t xml:space="preserve"> </w:t>
-            </w:r>
-            <m:oMath>
-              <m:limLow>
-                <m:e>
-                  <m:r>
-                    <m:rPr>
-                      <m:sty m:val="p"/>
-                    </m:rPr>
-                    <m:t>lim</m:t>
-                  </m:r>
-                </m:e>
-                <m:lim>
-                  <m:r>
-                    <m:t>x</m:t>
-                  </m:r>
-                  <m:r>
-                    <m:rPr>
-                      <m:sty m:val="p"/>
-                    </m:rPr>
-                    <m:t>→</m:t>
-                  </m:r>
-                  <m:sSup>
-                    <m:e>
-                      <m:r>
-                        <m:t>3</m:t>
-                      </m:r>
-                    </m:e>
-                    <m:sup>
-                      <m:r>
-                        <m:rPr>
-                          <m:sty m:val="p"/>
-                        </m:rPr>
-                        <m:t>−</m:t>
-                      </m:r>
-                    </m:sup>
-                  </m:sSup>
-                </m:lim>
-              </m:limLow>
-              <m:r>
-                <m:t>g</m:t>
-              </m:r>
-              <m:d>
-                <m:dPr>
-                  <m:begChr m:val="("/>
-                  <m:endChr m:val=")"/>
-                  <m:sepChr m:val=""/>
-                  <m:grow/>
-                </m:dPr>
-                <m:e>
-                  <m:r>
-                    <m:t>x</m:t>
-                  </m:r>
-                </m:e>
-              </m:d>
-              <m:r>
-                <m:rPr>
-                  <m:sty m:val="p"/>
-                </m:rPr>
-                <m:t>=</m:t>
-              </m:r>
-              <m:r>
-                <m:rPr>
-                  <m:sty m:val="p"/>
-                </m:rPr>
-                <m:t>−</m:t>
-              </m:r>
-              <m:r>
-                <m:rPr>
-                  <m:sty m:val="p"/>
-                </m:rPr>
-                <m:t>∞</m:t>
-              </m:r>
-            </m:oMath>
+            <w:r>
+              <w:rPr>
+                <w:rtl/>
+              </w:rPr>
+              <w:t xml:space="preserve">‎$\RR{y=1}$</w:t>
+            </w:r>
+            <w:r>
+              <w:rPr>
+                <w:rtl/>
+              </w:rPr>
+              <w:t xml:space="preserve"> </w:t>
+            </w:r>
+            <w:r>
+              <w:rPr>
+                <w:rtl/>
+              </w:rPr>
+              <w:t xml:space="preserve">‎$\RR{\lim\limits_{x\to 3^{+}}g(x)=+\infty}$</w:t>
+            </w:r>
+            <w:r>
+              <w:rPr>
+                <w:rtl/>
+              </w:rPr>
+              <w:t xml:space="preserve"> </w:t>
+            </w:r>
+            <w:r>
+              <w:rPr>
+                <w:rtl/>
+              </w:rPr>
+              <w:t xml:space="preserve">‎$\RR{\lim\limits_{x\to 3^{-}}g(x)=-\infty}$</w:t>
+            </w:r>
             <w:r>
               <w:rPr>
                 <w:rtl/>
@@ -12652,195 +12519,54 @@
               </w:rPr>
               <w:t xml:space="preserve"> </w:t>
             </w:r>
-            <m:oMath>
-              <m:r>
-                <m:t>x</m:t>
-              </m:r>
-              <m:r>
-                <m:rPr>
-                  <m:sty m:val="p"/>
-                </m:rPr>
-                <m:t>=</m:t>
-              </m:r>
-              <m:r>
-                <m:t>3</m:t>
-              </m:r>
-            </m:oMath>
-            <w:r>
-              <w:rPr>
-                <w:rtl/>
-              </w:rPr>
-              <w:t xml:space="preserve"> </w:t>
-            </w:r>
-            <w:r>
-              <w:rPr>
-                <w:rtl/>
-              </w:rPr>
-              <w:t xml:space="preserve">؛</w:t>
-            </w:r>
-            <w:r>
-              <w:rPr>
-                <w:rtl/>
-              </w:rPr>
-              <w:t xml:space="preserve"> </w:t>
-            </w:r>
-            <m:oMath>
-              <m:r>
-                <m:t>g</m:t>
-              </m:r>
-              <m:d>
-                <m:dPr>
-                  <m:begChr m:val="("/>
-                  <m:endChr m:val=")"/>
-                  <m:sepChr m:val=""/>
-                  <m:grow/>
-                </m:dPr>
-                <m:e>
-                  <m:r>
-                    <m:t>x</m:t>
-                  </m:r>
-                </m:e>
-              </m:d>
-              <m:r>
-                <m:rPr>
-                  <m:sty m:val="p"/>
-                </m:rPr>
-                <m:t>−</m:t>
-              </m:r>
-              <m:r>
-                <m:t>1</m:t>
-              </m:r>
-              <m:r>
-                <m:rPr>
-                  <m:sty m:val="p"/>
-                </m:rPr>
-                <m:t>=</m:t>
-              </m:r>
-              <m:f>
-                <m:fPr>
-                  <m:type m:val="bar"/>
-                </m:fPr>
-                <m:num>
-                  <m:r>
-                    <m:t>2</m:t>
-                  </m:r>
-                </m:num>
-                <m:den>
-                  <m:r>
-                    <m:t>x</m:t>
-                  </m:r>
-                  <m:r>
-                    <m:rPr>
-                      <m:sty m:val="p"/>
-                    </m:rPr>
-                    <m:t>−</m:t>
-                  </m:r>
-                  <m:r>
-                    <m:t>3</m:t>
-                  </m:r>
-                </m:den>
-              </m:f>
-            </m:oMath>
-            <w:r>
-              <w:rPr>
-                <w:rtl/>
-              </w:rPr>
-              <w:t xml:space="preserve">: فوق على</w:t>
-            </w:r>
-            <w:r>
-              <w:rPr>
-                <w:rtl/>
-              </w:rPr>
-              <w:t xml:space="preserve"> </w:t>
-            </w:r>
-            <m:oMath>
-              <m:r>
-                <m:rPr>
-                  <m:sty m:val="p"/>
-                </m:rPr>
-                <m:t>]</m:t>
-              </m:r>
-              <m:r>
-                <m:t>3</m:t>
-              </m:r>
-              <m:r>
-                <m:rPr>
-                  <m:sty m:val="p"/>
-                </m:rPr>
-                <m:t>;</m:t>
-              </m:r>
-              <m:r>
-                <m:rPr>
-                  <m:sty m:val="p"/>
-                </m:rPr>
-                <m:t>+</m:t>
-              </m:r>
-              <m:r>
-                <m:rPr>
-                  <m:sty m:val="p"/>
-                </m:rPr>
-                <m:t>∞</m:t>
-              </m:r>
-              <m:r>
-                <m:rPr>
-                  <m:sty m:val="p"/>
-                </m:rPr>
-                <m:t>[</m:t>
-              </m:r>
-            </m:oMath>
-            <w:r>
-              <w:rPr>
-                <w:rtl/>
-              </w:rPr>
-              <w:t xml:space="preserve"> </w:t>
-            </w:r>
-            <w:r>
-              <w:rPr>
-                <w:rtl/>
-              </w:rPr>
-              <w:t xml:space="preserve">، تحت على</w:t>
-            </w:r>
-            <w:r>
-              <w:rPr>
-                <w:rtl/>
-              </w:rPr>
-              <w:t xml:space="preserve"> </w:t>
-            </w:r>
-            <m:oMath>
-              <m:r>
-                <m:rPr>
-                  <m:sty m:val="p"/>
-                </m:rPr>
-                <m:t>]</m:t>
-              </m:r>
-              <m:r>
-                <m:rPr>
-                  <m:sty m:val="p"/>
-                </m:rPr>
-                <m:t>−</m:t>
-              </m:r>
-              <m:r>
-                <m:rPr>
-                  <m:sty m:val="p"/>
-                </m:rPr>
-                <m:t>∞</m:t>
-              </m:r>
-              <m:r>
-                <m:rPr>
-                  <m:sty m:val="p"/>
-                </m:rPr>
-                <m:t>;</m:t>
-              </m:r>
-              <m:r>
-                <m:t>3</m:t>
-              </m:r>
-              <m:r>
-                <m:rPr>
-                  <m:sty m:val="p"/>
-                </m:rPr>
-                <m:t>[</m:t>
-              </m:r>
-            </m:oMath>
+            <w:r>
+              <w:rPr>
+                <w:rtl/>
+              </w:rPr>
+              <w:t xml:space="preserve">‎$\RR{x=3}$</w:t>
+            </w:r>
+            <w:r>
+              <w:rPr>
+                <w:rtl/>
+              </w:rPr>
+              <w:t xml:space="preserve"> </w:t>
+            </w:r>
+            <w:r>
+              <w:rPr>
+                <w:rtl/>
+              </w:rPr>
+              <w:t xml:space="preserve">‎$\RR{g(x)-1=\dfrac2{x-3}}$</w:t>
+            </w:r>
+            <w:r>
+              <w:rPr>
+                <w:rtl/>
+              </w:rPr>
+              <w:t xml:space="preserve">:</w:t>
+            </w:r>
+            <w:r>
+              <w:rPr>
+                <w:rtl/>
+              </w:rPr>
+              <w:t xml:space="preserve"> </w:t>
+            </w:r>
+            <w:r>
+              <w:rPr>
+                <w:rtl/>
+              </w:rPr>
+              <w:t xml:space="preserve">‎$\RR{]3;+\infty[}$</w:t>
+            </w:r>
+            <w:r>
+              <w:rPr>
+                <w:rtl/>
+              </w:rPr>
+              <w:t xml:space="preserve"> </w:t>
+            </w:r>
+            <w:r>
+              <w:rPr>
+                <w:rtl/>
+              </w:rPr>
+              <w:t xml:space="preserve">‎$\RR{]-\infty;3[}$</w:t>
+            </w:r>
             <w:r>
               <w:rPr>
                 <w:rtl/>
@@ -14577,6 +14303,7 @@
           <w:tcPr/>
           <w:p>
             <w:pPr>
+              <w:pStyle w:val="Compact"/>
               <w:bidi/>
               <w:jc w:val="left"/>
             </w:pPr>
@@ -14913,8 +14640,60 @@
               <w:t xml:space="preserve">).</w:t>
             </w:r>
           </w:p>
-          <w:p>
-            <w:pPr>
+        </w:tc>
+        <w:tc>
+          <w:tcPr>
+            <w:shd w:val="clear" w:color="auto" w:fill="E4E7ED"/>
+          </w:tcPr>
+          <w:p>
+            <w:pPr>
+              <w:pStyle w:val="Compact"/>
+              <w:bidi/>
+              <w:jc w:val="left"/>
+            </w:pPr>
+            <w:r>
+              <w:rPr>
+                <w:rtl/>
+              </w:rPr>
+              <w:t xml:space="preserve"/>
+            </w:r>
+            <w:r>
+              <w:rPr>
+                <w:b/>
+                <w:bCs/>
+                <w:rtl/>
+              </w:rPr>
+              <w:t xml:space="preserve">بناء المعارف</w:t>
+            </w:r>
+          </w:p>
+        </w:tc>
+      </w:tr>
+      <w:tr>
+        <w:tc>
+          <w:tcPr/>
+          <w:p>
+            <w:pPr>
+              <w:pStyle w:val="Compact"/>
+              <w:bidi/>
+              <w:jc w:val="center"/>
+            </w:pPr>
+          </w:p>
+        </w:tc>
+        <w:tc>
+          <w:tcPr/>
+          <w:p>
+            <w:pPr>
+              <w:pStyle w:val="Compact"/>
+              <w:bidi/>
+              <w:jc w:val="center"/>
+            </w:pPr>
+          </w:p>
+        </w:tc>
+        <w:tc>
+          <w:tcPr/>
+          <w:p>
+            <w:pPr>
+              <w:pStyle w:val="Compact"/>
               <w:bidi/>
               <w:jc w:val="left"/>
             </w:pPr>
@@ -15177,14 +14956,6 @@
               </w:rPr>
               <w:t xml:space="preserve"/>
             </w:r>
-            <w:r>
-              <w:rPr>
-                <w:b/>
-                <w:bCs/>
-                <w:rtl/>
-              </w:rPr>
-              <w:t xml:space="preserve">بناء المعارف</w:t>
-            </w:r>
           </w:p>
         </w:tc>
       </w:tr>
@@ -15331,7 +15102,7 @@
               </w:rPr>
               <w:drawing>
                 <wp:inline>
-                  <wp:extent cx="2772554" cy="619493"/>
+                  <wp:extent cx="2772554" cy="296098"/>
                   <wp:docPr id="4" name="Picture 4"/>
                   <wp:cNvGraphicFramePr>
                     <a:graphicFrameLocks noChangeAspect="1"/>
@@ -15340,7 +15111,7 @@
                     <a:graphicData uri="http://schemas.openxmlformats.org/drawingml/2006/picture">
                       <pic:pic>
                         <pic:nvPicPr>
-                          <pic:cNvPr id="0" name="b662fff329e28769.png"/>
+                          <pic:cNvPr id="0" name="af6eba2b0dcaadd4.png"/>
                           <pic:cNvPicPr/>
                         </pic:nvPicPr>
                         <pic:blipFill>
@@ -15352,7 +15123,7 @@
                         <pic:spPr>
                           <a:xfrm>
                             <a:off x="0" y="0"/>
-                            <a:ext cx="2772554" cy="619493"/>
+                            <a:ext cx="2772554" cy="296098"/>
                           </a:xfrm>
                           <a:prstGeom prst="rect"/>
                         </pic:spPr>
@@ -15363,8 +15134,52 @@
               </w:drawing>
             </w:r>
           </w:p>
-          <w:p>
-            <w:pPr>
+        </w:tc>
+        <w:tc>
+          <w:tcPr>
+            <w:shd w:val="clear" w:color="auto" w:fill="E4E7ED"/>
+          </w:tcPr>
+          <w:p>
+            <w:pPr>
+              <w:pStyle w:val="Compact"/>
+              <w:bidi/>
+              <w:jc w:val="left"/>
+            </w:pPr>
+            <w:r>
+              <w:rPr>
+                <w:rtl/>
+              </w:rPr>
+              <w:t xml:space="preserve"/>
+            </w:r>
+          </w:p>
+        </w:tc>
+      </w:tr>
+      <w:tr>
+        <w:tc>
+          <w:tcPr/>
+          <w:p>
+            <w:pPr>
+              <w:pStyle w:val="Compact"/>
+              <w:bidi/>
+              <w:jc w:val="center"/>
+            </w:pPr>
+          </w:p>
+        </w:tc>
+        <w:tc>
+          <w:tcPr/>
+          <w:p>
+            <w:pPr>
+              <w:pStyle w:val="Compact"/>
+              <w:bidi/>
+              <w:jc w:val="center"/>
+            </w:pPr>
+          </w:p>
+        </w:tc>
+        <w:tc>
+          <w:tcPr/>
+          <w:p>
+            <w:pPr>
+              <w:pStyle w:val="Compact"/>
               <w:bidi/>
               <w:jc w:val="left"/>
             </w:pPr>
@@ -15647,7 +15462,33 @@
               <w:rPr>
                 <w:rtl/>
               </w:rPr>
-              <w:t xml:space="preserve">. 1) بيّن أن</w:t>
+              <w:t xml:space="preserve">.</w:t>
+            </w:r>
+          </w:p>
+          <w:p>
+            <w:pPr>
+              <w:bidi/>
+              <w:jc w:val="left"/>
+            </w:pPr>
+            <w:r>
+              <w:rPr>
+                <w:b/>
+                <w:bCs/>
+                <w:rtl/>
+              </w:rPr>
+              <w:t xml:space="preserve">(1)</w:t>
+            </w:r>
+            <w:r>
+              <w:rPr>
+                <w:rtl/>
+              </w:rPr>
+              <w:t xml:space="preserve"> </w:t>
+            </w:r>
+            <w:r>
+              <w:rPr>
+                <w:rtl/>
+              </w:rPr>
+              <w:t xml:space="preserve">بيّن أن</w:t>
             </w:r>
             <w:r>
               <w:rPr>
@@ -15716,7 +15557,7 @@
               <w:rPr>
                 <w:rtl/>
               </w:rPr>
-              <w:t xml:space="preserve">. 2) استنتج مقارباً مائلاً وادرس الوضع النسبي.</w:t>
+              <w:t xml:space="preserve">.</w:t>
             </w:r>
           </w:p>
           <w:p>
@@ -15730,145 +15571,64 @@
                 <w:bCs/>
                 <w:rtl/>
               </w:rPr>
+              <w:t xml:space="preserve">(2)</w:t>
+            </w:r>
+            <w:r>
+              <w:rPr>
+                <w:rtl/>
+              </w:rPr>
+              <w:t xml:space="preserve"> </w:t>
+            </w:r>
+            <w:r>
+              <w:rPr>
+                <w:rtl/>
+              </w:rPr>
+              <w:t xml:space="preserve">استنتج مقارباً مائلاً وادرس الوضع النسبي.</w:t>
+            </w:r>
+          </w:p>
+          <w:p>
+            <w:pPr>
+              <w:bidi/>
+              <w:jc w:val="left"/>
+            </w:pPr>
+            <w:r>
+              <w:rPr>
+                <w:b/>
+                <w:bCs/>
+                <w:rtl/>
+              </w:rPr>
               <w:t xml:space="preserve">الحل:</w:t>
             </w:r>
-            <w:r>
-              <w:rPr>
-                <w:rtl/>
-              </w:rPr>
-              <w:t xml:space="preserve"> </w:t>
-            </w:r>
-            <w:r>
-              <w:rPr>
-                <w:rtl/>
-              </w:rPr>
-              <w:t xml:space="preserve">1)</w:t>
-            </w:r>
-            <w:r>
-              <w:rPr>
-                <w:rtl/>
-              </w:rPr>
-              <w:t xml:space="preserve"> </w:t>
-            </w:r>
-            <m:oMath>
-              <m:r>
-                <m:t>x</m:t>
-              </m:r>
-              <m:d>
-                <m:dPr>
-                  <m:begChr m:val="("/>
-                  <m:endChr m:val=")"/>
-                  <m:sepChr m:val=""/>
-                  <m:grow/>
-                </m:dPr>
-                <m:e>
-                  <m:r>
-                    <m:t>x</m:t>
-                  </m:r>
-                  <m:r>
-                    <m:rPr>
-                      <m:sty m:val="p"/>
-                    </m:rPr>
-                    <m:t>+</m:t>
-                  </m:r>
-                  <m:r>
-                    <m:t>1</m:t>
-                  </m:r>
-                </m:e>
-              </m:d>
-              <m:r>
-                <m:rPr>
-                  <m:sty m:val="p"/>
-                </m:rPr>
-                <m:t>+</m:t>
-              </m:r>
-              <m:r>
-                <m:t>2</m:t>
-              </m:r>
-              <m:r>
-                <m:rPr>
-                  <m:sty m:val="p"/>
-                </m:rPr>
-                <m:t>=</m:t>
-              </m:r>
-              <m:sSup>
-                <m:e>
-                  <m:r>
-                    <m:t>x</m:t>
-                  </m:r>
-                </m:e>
-                <m:sup>
-                  <m:r>
-                    <m:t>2</m:t>
-                  </m:r>
-                </m:sup>
-              </m:sSup>
-              <m:r>
-                <m:rPr>
-                  <m:sty m:val="p"/>
-                </m:rPr>
-                <m:t>+</m:t>
-              </m:r>
-              <m:r>
-                <m:t>x</m:t>
-              </m:r>
-              <m:r>
-                <m:rPr>
-                  <m:sty m:val="p"/>
-                </m:rPr>
-                <m:t>+</m:t>
-              </m:r>
-              <m:r>
-                <m:t>2</m:t>
-              </m:r>
-            </m:oMath>
-            <w:r>
-              <w:rPr>
-                <w:rtl/>
-              </w:rPr>
-              <w:t xml:space="preserve">. 2)</w:t>
-            </w:r>
-            <w:r>
-              <w:rPr>
-                <w:rtl/>
-              </w:rPr>
-              <w:t xml:space="preserve"> </w:t>
-            </w:r>
-            <m:oMath>
-              <m:f>
-                <m:fPr>
-                  <m:type m:val="bar"/>
-                </m:fPr>
-                <m:num>
-                  <m:r>
-                    <m:t>2</m:t>
-                  </m:r>
-                </m:num>
-                <m:den>
-                  <m:r>
-                    <m:t>x</m:t>
-                  </m:r>
-                  <m:r>
-                    <m:rPr>
-                      <m:sty m:val="p"/>
-                    </m:rPr>
-                    <m:t>+</m:t>
-                  </m:r>
-                  <m:r>
-                    <m:t>1</m:t>
-                  </m:r>
-                </m:den>
-              </m:f>
-              <m:r>
-                <m:rPr>
-                  <m:sty m:val="p"/>
-                </m:rPr>
-                <m:t>→</m:t>
-              </m:r>
-              <m:r>
-                <m:t>0</m:t>
-              </m:r>
-            </m:oMath>
+          </w:p>
+          <w:p>
+            <w:pPr>
+              <w:bidi/>
+              <w:jc w:val="left"/>
+            </w:pPr>
+            <w:r>
+              <w:rPr>
+                <w:rtl/>
+              </w:rPr>
+              <w:t xml:space="preserve">‎$\RR{x(x+1)+2=x^2+x+2}$</w:t>
+            </w:r>
+            <w:r>
+              <w:rPr>
+                <w:rtl/>
+              </w:rPr>
+              <w:t xml:space="preserve">.</w:t>
+            </w:r>
+          </w:p>
+          <w:p>
+            <w:pPr>
+              <w:bidi/>
+              <w:jc w:val="left"/>
+            </w:pPr>
+            <w:r>
+              <w:rPr>
+                <w:rtl/>
+              </w:rPr>
+              <w:t xml:space="preserve">‎$\RR{\dfrac2{x+1}\to0}$</w:t>
+            </w:r>
             <w:r>
               <w:rPr>
                 <w:rtl/>
@@ -15881,170 +15641,48 @@
               </w:rPr>
               <w:t xml:space="preserve"> </w:t>
             </w:r>
-            <m:oMath>
-              <m:r>
-                <m:t>y</m:t>
-              </m:r>
-              <m:r>
-                <m:rPr>
-                  <m:sty m:val="p"/>
-                </m:rPr>
-                <m:t>=</m:t>
-              </m:r>
-              <m:r>
-                <m:t>x</m:t>
-              </m:r>
-            </m:oMath>
-            <w:r>
-              <w:rPr>
-                <w:rtl/>
-              </w:rPr>
-              <w:t xml:space="preserve"> </w:t>
-            </w:r>
-            <w:r>
-              <w:rPr>
-                <w:rtl/>
-              </w:rPr>
-              <w:t xml:space="preserve">مقارب مائل ؛</w:t>
-            </w:r>
-            <w:r>
-              <w:rPr>
-                <w:rtl/>
-              </w:rPr>
-              <w:t xml:space="preserve"> </w:t>
-            </w:r>
-            <m:oMath>
-              <m:sSub>
-                <m:e>
-                  <m:r>
-                    <m:t>C</m:t>
-                  </m:r>
-                </m:e>
-                <m:sub>
-                  <m:r>
-                    <m:t>g</m:t>
-                  </m:r>
-                </m:sub>
-              </m:sSub>
-            </m:oMath>
-            <w:r>
-              <w:rPr>
-                <w:rtl/>
-              </w:rPr>
-              <w:t xml:space="preserve"> </w:t>
-            </w:r>
-            <w:r>
-              <w:rPr>
-                <w:rtl/>
-              </w:rPr>
-              <w:t xml:space="preserve">فوقه على</w:t>
-            </w:r>
-            <w:r>
-              <w:rPr>
-                <w:rtl/>
-              </w:rPr>
-              <w:t xml:space="preserve"> </w:t>
-            </w:r>
-            <m:oMath>
-              <m:r>
-                <m:rPr>
-                  <m:sty m:val="p"/>
-                </m:rPr>
-                <m:t>]</m:t>
-              </m:r>
-              <m:r>
-                <m:rPr>
-                  <m:sty m:val="p"/>
-                </m:rPr>
-                <m:t>−</m:t>
-              </m:r>
-              <m:r>
-                <m:t>1</m:t>
-              </m:r>
-              <m:r>
-                <m:rPr>
-                  <m:sty m:val="p"/>
-                </m:rPr>
-                <m:t>;</m:t>
-              </m:r>
-              <m:r>
-                <m:rPr>
-                  <m:sty m:val="p"/>
-                </m:rPr>
-                <m:t>+</m:t>
-              </m:r>
-              <m:r>
-                <m:rPr>
-                  <m:sty m:val="p"/>
-                </m:rPr>
-                <m:t>∞</m:t>
-              </m:r>
-              <m:r>
-                <m:rPr>
-                  <m:sty m:val="p"/>
-                </m:rPr>
-                <m:t>[</m:t>
-              </m:r>
-            </m:oMath>
-            <w:r>
-              <w:rPr>
-                <w:rtl/>
-              </w:rPr>
-              <w:t xml:space="preserve"> </w:t>
-            </w:r>
-            <w:r>
-              <w:rPr>
-                <w:rtl/>
-              </w:rPr>
-              <w:t xml:space="preserve">وتحته على</w:t>
-            </w:r>
-            <w:r>
-              <w:rPr>
-                <w:rtl/>
-              </w:rPr>
-              <w:t xml:space="preserve"> </w:t>
-            </w:r>
-            <m:oMath>
-              <m:r>
-                <m:rPr>
-                  <m:sty m:val="p"/>
-                </m:rPr>
-                <m:t>]</m:t>
-              </m:r>
-              <m:r>
-                <m:rPr>
-                  <m:sty m:val="p"/>
-                </m:rPr>
-                <m:t>−</m:t>
-              </m:r>
-              <m:r>
-                <m:rPr>
-                  <m:sty m:val="p"/>
-                </m:rPr>
-                <m:t>∞</m:t>
-              </m:r>
-              <m:r>
-                <m:rPr>
-                  <m:sty m:val="p"/>
-                </m:rPr>
-                <m:t>;</m:t>
-              </m:r>
-              <m:r>
-                <m:rPr>
-                  <m:sty m:val="p"/>
-                </m:rPr>
-                <m:t>−</m:t>
-              </m:r>
-              <m:r>
-                <m:t>1</m:t>
-              </m:r>
-              <m:r>
-                <m:rPr>
-                  <m:sty m:val="p"/>
-                </m:rPr>
-                <m:t>[</m:t>
-              </m:r>
-            </m:oMath>
+            <w:r>
+              <w:rPr>
+                <w:rtl/>
+              </w:rPr>
+              <w:t xml:space="preserve">‎$\RR{y=x}$</w:t>
+            </w:r>
+            <w:r>
+              <w:rPr>
+                <w:rtl/>
+              </w:rPr>
+              <w:t xml:space="preserve"> </w:t>
+            </w:r>
+            <w:r>
+              <w:rPr>
+                <w:rtl/>
+              </w:rPr>
+              <w:t xml:space="preserve">‎$\RR{C_g}$</w:t>
+            </w:r>
+            <w:r>
+              <w:rPr>
+                <w:rtl/>
+              </w:rPr>
+              <w:t xml:space="preserve"> </w:t>
+            </w:r>
+            <w:r>
+              <w:rPr>
+                <w:rtl/>
+              </w:rPr>
+              <w:t xml:space="preserve">‎$\RR{]-1;+\infty[}$</w:t>
+            </w:r>
+            <w:r>
+              <w:rPr>
+                <w:rtl/>
+              </w:rPr>
+              <w:t xml:space="preserve"> </w:t>
+            </w:r>
+            <w:r>
+              <w:rPr>
+                <w:rtl/>
+              </w:rPr>
+              <w:t xml:space="preserve">‎$\RR{]-\infty;-1[}$</w:t>
+            </w:r>
             <w:r>
               <w:rPr>
                 <w:rtl/>
@@ -17495,6 +17133,7 @@
           <w:tcPr/>
           <w:p>
             <w:pPr>
+              <w:pStyle w:val="Compact"/>
               <w:bidi/>
               <w:jc w:val="left"/>
             </w:pPr>
@@ -17513,6 +17152,57 @@
               <w:t xml:space="preserve"> مجموعة التعريف ، النهايات والمقاربات ، المشتقة وإشارتها ، جدول التغيرات ، الوضع النسبي ، نقط خاصة ، الرسم.</w:t>
             </w:r>
           </w:p>
+        </w:tc>
+        <w:tc>
+          <w:tcPr>
+            <w:shd w:val="clear" w:color="auto" w:fill="E4E7ED"/>
+          </w:tcPr>
+          <w:p>
+            <w:pPr>
+              <w:pStyle w:val="Compact"/>
+              <w:bidi/>
+              <w:jc w:val="left"/>
+            </w:pPr>
+            <w:r>
+              <w:rPr>
+                <w:rtl/>
+              </w:rPr>
+              <w:t xml:space="preserve"/>
+            </w:r>
+            <w:r>
+              <w:rPr>
+                <w:b/>
+                <w:bCs/>
+                <w:rtl/>
+              </w:rPr>
+              <w:t xml:space="preserve">بناء المعارف</w:t>
+            </w:r>
+          </w:p>
+        </w:tc>
+      </w:tr>
+      <w:tr>
+        <w:tc>
+          <w:tcPr/>
+          <w:p>
+            <w:pPr>
+              <w:pStyle w:val="Compact"/>
+              <w:bidi/>
+              <w:jc w:val="center"/>
+            </w:pPr>
+          </w:p>
+        </w:tc>
+        <w:tc>
+          <w:tcPr/>
+          <w:p>
+            <w:pPr>
+              <w:pStyle w:val="Compact"/>
+              <w:bidi/>
+              <w:jc w:val="center"/>
+            </w:pPr>
+          </w:p>
+        </w:tc>
+        <w:tc>
+          <w:tcPr/>
           <w:p>
             <w:pPr>
               <w:bidi/>
@@ -17791,6 +17481,264 @@
           <w:p>
             <w:pPr>
               <w:bidi/>
+              <w:jc w:val="left"/>
+            </w:pPr>
+            <w:r>
+              <w:rPr>
+                <w:rtl/>
+              </w:rPr>
+              <w:t xml:space="preserve">المقاربان:</w:t>
+            </w:r>
+            <w:r>
+              <w:rPr>
+                <w:rtl/>
+              </w:rPr>
+              <w:t xml:space="preserve"> </w:t>
+            </w:r>
+            <m:oMath>
+              <m:r>
+                <m:t>x</m:t>
+              </m:r>
+              <m:r>
+                <m:rPr>
+                  <m:sty m:val="p"/>
+                </m:rPr>
+                <m:t>=</m:t>
+              </m:r>
+              <m:r>
+                <m:t>1</m:t>
+              </m:r>
+            </m:oMath>
+            <w:r>
+              <w:rPr>
+                <w:rtl/>
+              </w:rPr>
+              <w:t xml:space="preserve"> </w:t>
+            </w:r>
+            <w:r>
+              <w:rPr>
+                <w:rtl/>
+              </w:rPr>
+              <w:t xml:space="preserve">و</w:t>
+            </w:r>
+            <w:r>
+              <w:rPr>
+                <w:rtl/>
+              </w:rPr>
+              <w:t xml:space="preserve"> </w:t>
+            </w:r>
+            <m:oMath>
+              <m:r>
+                <m:t>y</m:t>
+              </m:r>
+              <m:r>
+                <m:rPr>
+                  <m:sty m:val="p"/>
+                </m:rPr>
+                <m:t>=</m:t>
+              </m:r>
+              <m:r>
+                <m:t>x</m:t>
+              </m:r>
+              <m:r>
+                <m:rPr>
+                  <m:sty m:val="p"/>
+                </m:rPr>
+                <m:t>+</m:t>
+              </m:r>
+              <m:r>
+                <m:t>2</m:t>
+              </m:r>
+            </m:oMath>
+            <w:r>
+              <w:rPr>
+                <w:rtl/>
+              </w:rPr>
+              <w:t xml:space="preserve"> </w:t>
+            </w:r>
+            <w:r>
+              <w:rPr>
+                <w:rtl/>
+              </w:rPr>
+              <w:t xml:space="preserve">؛</w:t>
+            </w:r>
+            <w:r>
+              <w:rPr>
+                <w:rtl/>
+              </w:rPr>
+              <w:t xml:space="preserve"> </w:t>
+            </w:r>
+            <m:oMath>
+              <m:sSub>
+                <m:e>
+                  <m:r>
+                    <m:t>C</m:t>
+                  </m:r>
+                </m:e>
+                <m:sub>
+                  <m:r>
+                    <m:t>f</m:t>
+                  </m:r>
+                </m:sub>
+              </m:sSub>
+            </m:oMath>
+            <w:r>
+              <w:rPr>
+                <w:rtl/>
+              </w:rPr>
+              <w:t xml:space="preserve"> </w:t>
+            </w:r>
+            <w:r>
+              <w:rPr>
+                <w:rtl/>
+              </w:rPr>
+              <w:t xml:space="preserve">فوق</w:t>
+            </w:r>
+            <w:r>
+              <w:rPr>
+                <w:rtl/>
+              </w:rPr>
+              <w:t xml:space="preserve"> </w:t>
+            </w:r>
+            <m:oMath>
+              <m:r>
+                <m:t>y</m:t>
+              </m:r>
+              <m:r>
+                <m:rPr>
+                  <m:sty m:val="p"/>
+                </m:rPr>
+                <m:t>=</m:t>
+              </m:r>
+              <m:r>
+                <m:t>x</m:t>
+              </m:r>
+              <m:r>
+                <m:rPr>
+                  <m:sty m:val="p"/>
+                </m:rPr>
+                <m:t>+</m:t>
+              </m:r>
+              <m:r>
+                <m:t>2</m:t>
+              </m:r>
+            </m:oMath>
+            <w:r>
+              <w:rPr>
+                <w:rtl/>
+              </w:rPr>
+              <w:t xml:space="preserve"> </w:t>
+            </w:r>
+            <w:r>
+              <w:rPr>
+                <w:rtl/>
+              </w:rPr>
+              <w:t xml:space="preserve">على</w:t>
+            </w:r>
+            <w:r>
+              <w:rPr>
+                <w:rtl/>
+              </w:rPr>
+              <w:t xml:space="preserve"> </w:t>
+            </w:r>
+            <m:oMath>
+              <m:r>
+                <m:rPr>
+                  <m:sty m:val="p"/>
+                </m:rPr>
+                <m:t>]</m:t>
+              </m:r>
+              <m:r>
+                <m:t>1</m:t>
+              </m:r>
+              <m:r>
+                <m:rPr>
+                  <m:sty m:val="p"/>
+                </m:rPr>
+                <m:t>;</m:t>
+              </m:r>
+              <m:r>
+                <m:rPr>
+                  <m:sty m:val="p"/>
+                </m:rPr>
+                <m:t>+</m:t>
+              </m:r>
+              <m:r>
+                <m:rPr>
+                  <m:sty m:val="p"/>
+                </m:rPr>
+                <m:t>∞</m:t>
+              </m:r>
+              <m:r>
+                <m:rPr>
+                  <m:sty m:val="p"/>
+                </m:rPr>
+                <m:t>[</m:t>
+              </m:r>
+            </m:oMath>
+            <w:r>
+              <w:rPr>
+                <w:rtl/>
+              </w:rPr>
+              <w:t xml:space="preserve"> </w:t>
+            </w:r>
+            <w:r>
+              <w:rPr>
+                <w:rtl/>
+              </w:rPr>
+              <w:t xml:space="preserve">وتحته على</w:t>
+            </w:r>
+            <w:r>
+              <w:rPr>
+                <w:rtl/>
+              </w:rPr>
+              <w:t xml:space="preserve"> </w:t>
+            </w:r>
+            <m:oMath>
+              <m:r>
+                <m:rPr>
+                  <m:sty m:val="p"/>
+                </m:rPr>
+                <m:t>]</m:t>
+              </m:r>
+              <m:r>
+                <m:rPr>
+                  <m:sty m:val="p"/>
+                </m:rPr>
+                <m:t>−</m:t>
+              </m:r>
+              <m:r>
+                <m:rPr>
+                  <m:sty m:val="p"/>
+                </m:rPr>
+                <m:t>∞</m:t>
+              </m:r>
+              <m:r>
+                <m:rPr>
+                  <m:sty m:val="p"/>
+                </m:rPr>
+                <m:t>;</m:t>
+              </m:r>
+              <m:r>
+                <m:t>1</m:t>
+              </m:r>
+              <m:r>
+                <m:rPr>
+                  <m:sty m:val="p"/>
+                </m:rPr>
+                <m:t>[</m:t>
+              </m:r>
+            </m:oMath>
+            <w:r>
+              <w:rPr>
+                <w:rtl/>
+              </w:rPr>
+              <w:t xml:space="preserve">.</w:t>
+            </w:r>
+          </w:p>
+          <w:p>
+            <w:pPr>
+              <w:bidi/>
               <w:jc w:val="center"/>
             </w:pPr>
             <w:r>
@@ -17799,7 +17747,7 @@
               </w:rPr>
               <w:drawing>
                 <wp:inline>
-                  <wp:extent cx="2772554" cy="842398"/>
+                  <wp:extent cx="1938528" cy="2322576"/>
                   <wp:docPr id="5" name="Picture 5"/>
                   <wp:cNvGraphicFramePr>
                     <a:graphicFrameLocks noChangeAspect="1"/>
@@ -17808,312 +17756,11 @@
                     <a:graphicData uri="http://schemas.openxmlformats.org/drawingml/2006/picture">
                       <pic:pic>
                         <pic:nvPicPr>
-                          <pic:cNvPr id="0" name="48f6c63e2bb577ce.png"/>
+                          <pic:cNvPr id="0" name="57a1094e8176fff3.png"/>
                           <pic:cNvPicPr/>
                         </pic:nvPicPr>
                         <pic:blipFill>
                           <a:blip r:embed="rId13"/>
-                          <a:stretch>
-                            <a:fillRect/>
-                          </a:stretch>
-                        </pic:blipFill>
-                        <pic:spPr>
-                          <a:xfrm>
-                            <a:off x="0" y="0"/>
-                            <a:ext cx="2772554" cy="842398"/>
-                          </a:xfrm>
-                          <a:prstGeom prst="rect"/>
-                        </pic:spPr>
-                      </pic:pic>
-                    </a:graphicData>
-                  </a:graphic>
-                </wp:inline>
-              </w:drawing>
-            </w:r>
-          </w:p>
-          <w:p>
-            <w:pPr>
-              <w:bidi/>
-              <w:jc w:val="left"/>
-            </w:pPr>
-            <w:r>
-              <w:rPr>
-                <w:rtl/>
-              </w:rPr>
-              <w:t xml:space="preserve">المقاربان:</w:t>
-            </w:r>
-            <w:r>
-              <w:rPr>
-                <w:rtl/>
-              </w:rPr>
-              <w:t xml:space="preserve"> </w:t>
-            </w:r>
-            <m:oMath>
-              <m:r>
-                <m:t>x</m:t>
-              </m:r>
-              <m:r>
-                <m:rPr>
-                  <m:sty m:val="p"/>
-                </m:rPr>
-                <m:t>=</m:t>
-              </m:r>
-              <m:r>
-                <m:t>1</m:t>
-              </m:r>
-            </m:oMath>
-            <w:r>
-              <w:rPr>
-                <w:rtl/>
-              </w:rPr>
-              <w:t xml:space="preserve"> </w:t>
-            </w:r>
-            <w:r>
-              <w:rPr>
-                <w:rtl/>
-              </w:rPr>
-              <w:t xml:space="preserve">و</w:t>
-            </w:r>
-            <w:r>
-              <w:rPr>
-                <w:rtl/>
-              </w:rPr>
-              <w:t xml:space="preserve"> </w:t>
-            </w:r>
-            <m:oMath>
-              <m:r>
-                <m:t>y</m:t>
-              </m:r>
-              <m:r>
-                <m:rPr>
-                  <m:sty m:val="p"/>
-                </m:rPr>
-                <m:t>=</m:t>
-              </m:r>
-              <m:r>
-                <m:t>x</m:t>
-              </m:r>
-              <m:r>
-                <m:rPr>
-                  <m:sty m:val="p"/>
-                </m:rPr>
-                <m:t>+</m:t>
-              </m:r>
-              <m:r>
-                <m:t>2</m:t>
-              </m:r>
-            </m:oMath>
-            <w:r>
-              <w:rPr>
-                <w:rtl/>
-              </w:rPr>
-              <w:t xml:space="preserve"> </w:t>
-            </w:r>
-            <w:r>
-              <w:rPr>
-                <w:rtl/>
-              </w:rPr>
-              <w:t xml:space="preserve">؛</w:t>
-            </w:r>
-            <w:r>
-              <w:rPr>
-                <w:rtl/>
-              </w:rPr>
-              <w:t xml:space="preserve"> </w:t>
-            </w:r>
-            <m:oMath>
-              <m:sSub>
-                <m:e>
-                  <m:r>
-                    <m:t>C</m:t>
-                  </m:r>
-                </m:e>
-                <m:sub>
-                  <m:r>
-                    <m:t>f</m:t>
-                  </m:r>
-                </m:sub>
-              </m:sSub>
-            </m:oMath>
-            <w:r>
-              <w:rPr>
-                <w:rtl/>
-              </w:rPr>
-              <w:t xml:space="preserve"> </w:t>
-            </w:r>
-            <w:r>
-              <w:rPr>
-                <w:rtl/>
-              </w:rPr>
-              <w:t xml:space="preserve">فوق</w:t>
-            </w:r>
-            <w:r>
-              <w:rPr>
-                <w:rtl/>
-              </w:rPr>
-              <w:t xml:space="preserve"> </w:t>
-            </w:r>
-            <m:oMath>
-              <m:r>
-                <m:t>y</m:t>
-              </m:r>
-              <m:r>
-                <m:rPr>
-                  <m:sty m:val="p"/>
-                </m:rPr>
-                <m:t>=</m:t>
-              </m:r>
-              <m:r>
-                <m:t>x</m:t>
-              </m:r>
-              <m:r>
-                <m:rPr>
-                  <m:sty m:val="p"/>
-                </m:rPr>
-                <m:t>+</m:t>
-              </m:r>
-              <m:r>
-                <m:t>2</m:t>
-              </m:r>
-            </m:oMath>
-            <w:r>
-              <w:rPr>
-                <w:rtl/>
-              </w:rPr>
-              <w:t xml:space="preserve"> </w:t>
-            </w:r>
-            <w:r>
-              <w:rPr>
-                <w:rtl/>
-              </w:rPr>
-              <w:t xml:space="preserve">على</w:t>
-            </w:r>
-            <w:r>
-              <w:rPr>
-                <w:rtl/>
-              </w:rPr>
-              <w:t xml:space="preserve"> </w:t>
-            </w:r>
-            <m:oMath>
-              <m:r>
-                <m:rPr>
-                  <m:sty m:val="p"/>
-                </m:rPr>
-                <m:t>]</m:t>
-              </m:r>
-              <m:r>
-                <m:t>1</m:t>
-              </m:r>
-              <m:r>
-                <m:rPr>
-                  <m:sty m:val="p"/>
-                </m:rPr>
-                <m:t>;</m:t>
-              </m:r>
-              <m:r>
-                <m:rPr>
-                  <m:sty m:val="p"/>
-                </m:rPr>
-                <m:t>+</m:t>
-              </m:r>
-              <m:r>
-                <m:rPr>
-                  <m:sty m:val="p"/>
-                </m:rPr>
-                <m:t>∞</m:t>
-              </m:r>
-              <m:r>
-                <m:rPr>
-                  <m:sty m:val="p"/>
-                </m:rPr>
-                <m:t>[</m:t>
-              </m:r>
-            </m:oMath>
-            <w:r>
-              <w:rPr>
-                <w:rtl/>
-              </w:rPr>
-              <w:t xml:space="preserve"> </w:t>
-            </w:r>
-            <w:r>
-              <w:rPr>
-                <w:rtl/>
-              </w:rPr>
-              <w:t xml:space="preserve">وتحته على</w:t>
-            </w:r>
-            <w:r>
-              <w:rPr>
-                <w:rtl/>
-              </w:rPr>
-              <w:t xml:space="preserve"> </w:t>
-            </w:r>
-            <m:oMath>
-              <m:r>
-                <m:rPr>
-                  <m:sty m:val="p"/>
-                </m:rPr>
-                <m:t>]</m:t>
-              </m:r>
-              <m:r>
-                <m:rPr>
-                  <m:sty m:val="p"/>
-                </m:rPr>
-                <m:t>−</m:t>
-              </m:r>
-              <m:r>
-                <m:rPr>
-                  <m:sty m:val="p"/>
-                </m:rPr>
-                <m:t>∞</m:t>
-              </m:r>
-              <m:r>
-                <m:rPr>
-                  <m:sty m:val="p"/>
-                </m:rPr>
-                <m:t>;</m:t>
-              </m:r>
-              <m:r>
-                <m:t>1</m:t>
-              </m:r>
-              <m:r>
-                <m:rPr>
-                  <m:sty m:val="p"/>
-                </m:rPr>
-                <m:t>[</m:t>
-              </m:r>
-            </m:oMath>
-            <w:r>
-              <w:rPr>
-                <w:rtl/>
-              </w:rPr>
-              <w:t xml:space="preserve">.</w:t>
-            </w:r>
-          </w:p>
-          <w:p>
-            <w:pPr>
-              <w:bidi/>
-              <w:jc w:val="center"/>
-            </w:pPr>
-            <w:r>
-              <w:rPr>
-                <w:rtl/>
-              </w:rPr>
-              <w:drawing>
-                <wp:inline>
-                  <wp:extent cx="1938528" cy="2322576"/>
-                  <wp:docPr id="6" name="Picture 6"/>
-                  <wp:cNvGraphicFramePr>
-                    <a:graphicFrameLocks noChangeAspect="1"/>
-                  </wp:cNvGraphicFramePr>
-                  <a:graphic>
-                    <a:graphicData uri="http://schemas.openxmlformats.org/drawingml/2006/picture">
-                      <pic:pic>
-                        <pic:nvPicPr>
-                          <pic:cNvPr id="0" name="c43ea838215633c7.png"/>
-                          <pic:cNvPicPr/>
-                        </pic:nvPicPr>
-                        <pic:blipFill>
-                          <a:blip r:embed="rId14"/>
                           <a:stretch>
                             <a:fillRect/>
                           </a:stretch>
@@ -18149,14 +17796,6 @@
               </w:rPr>
               <w:t xml:space="preserve"/>
             </w:r>
-            <w:r>
-              <w:rPr>
-                <w:b/>
-                <w:bCs/>
-                <w:rtl/>
-              </w:rPr>
-              <w:t xml:space="preserve">بناء المعارف</w:t>
-            </w:r>
           </w:p>
         </w:tc>
       </w:tr>
@@ -18376,239 +18015,48 @@
               </w:rPr>
               <w:t xml:space="preserve"> </w:t>
             </w:r>
-            <m:oMath>
-              <m:r>
-                <m:t>g</m:t>
-              </m:r>
-              <m:d>
-                <m:dPr>
-                  <m:begChr m:val="("/>
-                  <m:endChr m:val=")"/>
-                  <m:sepChr m:val=""/>
-                  <m:grow/>
-                </m:dPr>
-                <m:e>
-                  <m:r>
-                    <m:t>x</m:t>
-                  </m:r>
-                </m:e>
-              </m:d>
-              <m:r>
-                <m:rPr>
-                  <m:sty m:val="p"/>
-                </m:rPr>
-                <m:t>=</m:t>
-              </m:r>
-              <m:r>
-                <m:t>2</m:t>
-              </m:r>
-              <m:r>
-                <m:rPr>
-                  <m:sty m:val="p"/>
-                </m:rPr>
-                <m:t>+</m:t>
-              </m:r>
-              <m:f>
-                <m:fPr>
-                  <m:type m:val="bar"/>
-                </m:fPr>
-                <m:num>
-                  <m:r>
-                    <m:t>3</m:t>
-                  </m:r>
-                </m:num>
-                <m:den>
-                  <m:r>
-                    <m:t>x</m:t>
-                  </m:r>
-                  <m:r>
-                    <m:rPr>
-                      <m:sty m:val="p"/>
-                    </m:rPr>
-                    <m:t>−</m:t>
-                  </m:r>
-                  <m:r>
-                    <m:t>1</m:t>
-                  </m:r>
-                </m:den>
-              </m:f>
-            </m:oMath>
-            <w:r>
-              <w:rPr>
-                <w:rtl/>
-              </w:rPr>
-              <w:t xml:space="preserve"> </w:t>
-            </w:r>
-            <w:r>
-              <w:rPr>
-                <w:rtl/>
-              </w:rPr>
-              <w:t xml:space="preserve">؛</w:t>
-            </w:r>
-            <w:r>
-              <w:rPr>
-                <w:rtl/>
-              </w:rPr>
-              <w:t xml:space="preserve"> </w:t>
-            </w:r>
-            <m:oMath>
-              <m:r>
-                <m:t>y</m:t>
-              </m:r>
-              <m:r>
-                <m:rPr>
-                  <m:sty m:val="p"/>
-                </m:rPr>
-                <m:t>=</m:t>
-              </m:r>
-              <m:r>
-                <m:t>2</m:t>
-              </m:r>
-            </m:oMath>
-            <w:r>
-              <w:rPr>
-                <w:rtl/>
-              </w:rPr>
-              <w:t xml:space="preserve"> </w:t>
-            </w:r>
-            <w:r>
-              <w:rPr>
-                <w:rtl/>
-              </w:rPr>
-              <w:t xml:space="preserve">و</w:t>
-            </w:r>
-            <w:r>
-              <w:rPr>
-                <w:rtl/>
-              </w:rPr>
-              <w:t xml:space="preserve"> </w:t>
-            </w:r>
-            <m:oMath>
-              <m:r>
-                <m:t>x</m:t>
-              </m:r>
-              <m:r>
-                <m:rPr>
-                  <m:sty m:val="p"/>
-                </m:rPr>
-                <m:t>=</m:t>
-              </m:r>
-              <m:r>
-                <m:t>1</m:t>
-              </m:r>
-            </m:oMath>
-            <w:r>
-              <w:rPr>
-                <w:rtl/>
-              </w:rPr>
-              <w:t xml:space="preserve"> </w:t>
-            </w:r>
-            <w:r>
-              <w:rPr>
-                <w:rtl/>
-              </w:rPr>
-              <w:t xml:space="preserve">مقاربان ؛</w:t>
-            </w:r>
-            <w:r>
-              <w:rPr>
-                <w:rtl/>
-              </w:rPr>
-              <w:t xml:space="preserve"> </w:t>
-            </w:r>
-            <m:oMath>
-              <m:sSup>
-                <m:e>
-                  <m:r>
-                    <m:t>g</m:t>
-                  </m:r>
-                </m:e>
-                <m:sup>
-                  <m:r>
-                    <m:rPr>
-                      <m:sty m:val="p"/>
-                    </m:rPr>
-                    <m:t>′</m:t>
-                  </m:r>
-                </m:sup>
-              </m:sSup>
-              <m:d>
-                <m:dPr>
-                  <m:begChr m:val="("/>
-                  <m:endChr m:val=")"/>
-                  <m:sepChr m:val=""/>
-                  <m:grow/>
-                </m:dPr>
-                <m:e>
-                  <m:r>
-                    <m:t>x</m:t>
-                  </m:r>
-                </m:e>
-              </m:d>
-              <m:r>
-                <m:rPr>
-                  <m:sty m:val="p"/>
-                </m:rPr>
-                <m:t>=</m:t>
-              </m:r>
-              <m:f>
-                <m:fPr>
-                  <m:type m:val="bar"/>
-                </m:fPr>
-                <m:num>
-                  <m:r>
-                    <m:rPr>
-                      <m:sty m:val="p"/>
-                    </m:rPr>
-                    <m:t>−</m:t>
-                  </m:r>
-                  <m:r>
-                    <m:t>3</m:t>
-                  </m:r>
-                </m:num>
-                <m:den>
-                  <m:sSup>
-                    <m:e>
-                      <m:d>
-                        <m:dPr>
-                          <m:begChr m:val="("/>
-                          <m:endChr m:val=")"/>
-                          <m:sepChr m:val=""/>
-                          <m:grow/>
-                        </m:dPr>
-                        <m:e>
-                          <m:r>
-                            <m:t>x</m:t>
-                          </m:r>
-                          <m:r>
-                            <m:rPr>
-                              <m:sty m:val="p"/>
-                            </m:rPr>
-                            <m:t>−</m:t>
-                          </m:r>
-                          <m:r>
-                            <m:t>1</m:t>
-                          </m:r>
-                        </m:e>
-                      </m:d>
-                    </m:e>
-                    <m:sup>
-                      <m:r>
-                        <m:t>2</m:t>
-                      </m:r>
-                    </m:sup>
-                  </m:sSup>
-                </m:den>
-              </m:f>
-              <m:r>
-                <m:rPr>
-                  <m:sty m:val="p"/>
-                </m:rPr>
-                <m:t>&lt;</m:t>
-              </m:r>
-              <m:r>
-                <m:t>0</m:t>
-              </m:r>
-            </m:oMath>
+            <w:r>
+              <w:rPr>
+                <w:rtl/>
+              </w:rPr>
+              <w:t xml:space="preserve">‎$\RR{g(x)=2+\dfrac3{x-1}}$</w:t>
+            </w:r>
+            <w:r>
+              <w:rPr>
+                <w:rtl/>
+              </w:rPr>
+              <w:t xml:space="preserve"> </w:t>
+            </w:r>
+            <w:r>
+              <w:rPr>
+                <w:rtl/>
+              </w:rPr>
+              <w:t xml:space="preserve">‎$\RR{y=2}$</w:t>
+            </w:r>
+            <w:r>
+              <w:rPr>
+                <w:rtl/>
+              </w:rPr>
+              <w:t xml:space="preserve"> </w:t>
+            </w:r>
+            <w:r>
+              <w:rPr>
+                <w:rtl/>
+              </w:rPr>
+              <w:t xml:space="preserve">‎$\RR{x=1}$</w:t>
+            </w:r>
+            <w:r>
+              <w:rPr>
+                <w:rtl/>
+              </w:rPr>
+              <w:t xml:space="preserve"> </w:t>
+            </w:r>
+            <w:r>
+              <w:rPr>
+                <w:rtl/>
+              </w:rPr>
+              <w:t xml:space="preserve">‎$\RR{g^{\prime}(x)=\dfrac{-3}{(x-1)^2}&lt;0}$</w:t>
+            </w:r>
             <w:r>
               <w:rPr>
                 <w:rtl/>
@@ -18621,22 +18069,11 @@
               </w:rPr>
               <w:t xml:space="preserve"> </w:t>
             </w:r>
-            <m:oMath>
-              <m:r>
-                <m:t>g</m:t>
-              </m:r>
-            </m:oMath>
-            <w:r>
-              <w:rPr>
-                <w:rtl/>
-              </w:rPr>
-              <w:t xml:space="preserve"> </w:t>
-            </w:r>
-            <w:r>
-              <w:rPr>
-                <w:rtl/>
-              </w:rPr>
-              <w:t xml:space="preserve">متناقصة تماماً على كل من المجالين.</w:t>
+            <w:r>
+              <w:rPr>
+                <w:rtl/>
+              </w:rPr>
+              <w:t xml:space="preserve">‎$\RR{g}$</w:t>
             </w:r>
           </w:p>
           <w:p>
@@ -20326,49 +19763,6 @@
           <w:p>
             <w:pPr>
               <w:bidi/>
-              <w:jc w:val="center"/>
-            </w:pPr>
-            <w:r>
-              <w:rPr>
-                <w:rtl/>
-              </w:rPr>
-              <w:drawing>
-                <wp:inline>
-                  <wp:extent cx="2185416" cy="941832"/>
-                  <wp:docPr id="7" name="Picture 7"/>
-                  <wp:cNvGraphicFramePr>
-                    <a:graphicFrameLocks noChangeAspect="1"/>
-                  </wp:cNvGraphicFramePr>
-                  <a:graphic>
-                    <a:graphicData uri="http://schemas.openxmlformats.org/drawingml/2006/picture">
-                      <pic:pic>
-                        <pic:nvPicPr>
-                          <pic:cNvPr id="0" name="716e36cbe3c352a0.png"/>
-                          <pic:cNvPicPr/>
-                        </pic:nvPicPr>
-                        <pic:blipFill>
-                          <a:blip r:embed="rId15"/>
-                          <a:stretch>
-                            <a:fillRect/>
-                          </a:stretch>
-                        </pic:blipFill>
-                        <pic:spPr>
-                          <a:xfrm>
-                            <a:off x="0" y="0"/>
-                            <a:ext cx="2185416" cy="941832"/>
-                          </a:xfrm>
-                          <a:prstGeom prst="rect"/>
-                        </pic:spPr>
-                      </pic:pic>
-                    </a:graphicData>
-                  </a:graphic>
-                </wp:inline>
-              </w:drawing>
-            </w:r>
-          </w:p>
-          <w:p>
-            <w:pPr>
-              <w:bidi/>
               <w:jc w:val="left"/>
             </w:pPr>
             <w:r>
@@ -20526,7 +19920,7 @@
               <w:drawing>
                 <wp:inline>
                   <wp:extent cx="2772554" cy="2018198"/>
-                  <wp:docPr id="8" name="Picture 8"/>
+                  <wp:docPr id="6" name="Picture 6"/>
                   <wp:cNvGraphicFramePr>
                     <a:graphicFrameLocks noChangeAspect="1"/>
                   </wp:cNvGraphicFramePr>
@@ -20534,11 +19928,11 @@
                     <a:graphicData uri="http://schemas.openxmlformats.org/drawingml/2006/picture">
                       <pic:pic>
                         <pic:nvPicPr>
-                          <pic:cNvPr id="0" name="06e0b958c5737d0d.png"/>
+                          <pic:cNvPr id="0" name="9a027d4ca2309411.png"/>
                           <pic:cNvPicPr/>
                         </pic:nvPicPr>
                         <pic:blipFill>
-                          <a:blip r:embed="rId16"/>
+                          <a:blip r:embed="rId14"/>
                           <a:stretch>
                             <a:fillRect/>
                           </a:stretch>
@@ -20557,26 +19951,6 @@
               </w:drawing>
             </w:r>
           </w:p>
-          <w:p>
-            <w:pPr>
-              <w:bidi/>
-              <w:jc w:val="left"/>
-            </w:pPr>
-            <w:r>
-              <w:rPr>
-                <w:b/>
-                <w:bCs/>
-                <w:rtl/>
-              </w:rPr>
-              <w:t xml:space="preserve">[ملاحظات]</w:t>
-            </w:r>
-            <w:r>
-              <w:rPr>
-                <w:rtl/>
-              </w:rPr>
-              <w:t xml:space="preserve"> عند أصغر كلفة متوسطة تتساوى الكلفة الهامشية والكلفة المتوسطة.</w:t>
-            </w:r>
-          </w:p>
         </w:tc>
         <w:tc>
           <w:tcPr>
@@ -20601,6 +19975,70 @@
                 <w:rtl/>
               </w:rPr>
               <w:t xml:space="preserve">بناء المعارف</w:t>
+            </w:r>
+          </w:p>
+        </w:tc>
+      </w:tr>
+      <w:tr>
+        <w:tc>
+          <w:tcPr/>
+          <w:p>
+            <w:pPr>
+              <w:pStyle w:val="Compact"/>
+              <w:bidi/>
+              <w:jc w:val="center"/>
+            </w:pPr>
+          </w:p>
+        </w:tc>
+        <w:tc>
+          <w:tcPr/>
+          <w:p>
+            <w:pPr>
+              <w:pStyle w:val="Compact"/>
+              <w:bidi/>
+              <w:jc w:val="center"/>
+            </w:pPr>
+          </w:p>
+        </w:tc>
+        <w:tc>
+          <w:tcPr/>
+          <w:p>
+            <w:pPr>
+              <w:pStyle w:val="Compact"/>
+              <w:bidi/>
+              <w:jc w:val="left"/>
+            </w:pPr>
+            <w:r>
+              <w:rPr>
+                <w:b/>
+                <w:bCs/>
+                <w:rtl/>
+              </w:rPr>
+              <w:t xml:space="preserve">[ملاحظات]</w:t>
+            </w:r>
+            <w:r>
+              <w:rPr>
+                <w:rtl/>
+              </w:rPr>
+              <w:t xml:space="preserve"> عند أصغر كلفة متوسطة تتساوى الكلفة الهامشية والكلفة المتوسطة.</w:t>
+            </w:r>
+          </w:p>
+        </w:tc>
+        <w:tc>
+          <w:tcPr>
+            <w:shd w:val="clear" w:color="auto" w:fill="E4E7ED"/>
+          </w:tcPr>
+          <w:p>
+            <w:pPr>
+              <w:pStyle w:val="Compact"/>
+              <w:bidi/>
+              <w:jc w:val="left"/>
+            </w:pPr>
+            <w:r>
+              <w:rPr>
+                <w:rtl/>
+              </w:rPr>
+              <w:t xml:space="preserve"/>
             </w:r>
           </w:p>
         </w:tc>
@@ -20863,7 +20301,33 @@
               <w:rPr>
                 <w:rtl/>
               </w:rPr>
-              <w:t xml:space="preserve">. 1) اكتب</w:t>
+              <w:t xml:space="preserve">.</w:t>
+            </w:r>
+          </w:p>
+          <w:p>
+            <w:pPr>
+              <w:bidi/>
+              <w:jc w:val="left"/>
+            </w:pPr>
+            <w:r>
+              <w:rPr>
+                <w:b/>
+                <w:bCs/>
+                <w:rtl/>
+              </w:rPr>
+              <w:t xml:space="preserve">(1)</w:t>
+            </w:r>
+            <w:r>
+              <w:rPr>
+                <w:rtl/>
+              </w:rPr>
+              <w:t xml:space="preserve"> </w:t>
+            </w:r>
+            <w:r>
+              <w:rPr>
+                <w:rtl/>
+              </w:rPr>
+              <w:t xml:space="preserve">اكتب</w:t>
             </w:r>
             <w:r>
               <w:rPr>
@@ -20908,7 +20372,7 @@
               <w:rPr>
                 <w:rtl/>
               </w:rPr>
-              <w:t xml:space="preserve">واستنتج مقاربيْ منحنيها. 2) عيّن الكمية التي تجعل الكلفة المتوسطة أصغر ما يمكن ، وقارنها بالكلفة الهامشية.</w:t>
+              <w:t xml:space="preserve">واستنتج مقاربيْ منحنيها.</w:t>
             </w:r>
           </w:p>
           <w:p>
@@ -20922,95 +20386,46 @@
                 <w:bCs/>
                 <w:rtl/>
               </w:rPr>
+              <w:t xml:space="preserve">(2)</w:t>
+            </w:r>
+            <w:r>
+              <w:rPr>
+                <w:rtl/>
+              </w:rPr>
+              <w:t xml:space="preserve"> </w:t>
+            </w:r>
+            <w:r>
+              <w:rPr>
+                <w:rtl/>
+              </w:rPr>
+              <w:t xml:space="preserve">عيّن الكمية التي تجعل الكلفة المتوسطة أصغر ما يمكن ، وقارنها بالكلفة الهامشية.</w:t>
+            </w:r>
+          </w:p>
+          <w:p>
+            <w:pPr>
+              <w:bidi/>
+              <w:jc w:val="left"/>
+            </w:pPr>
+            <w:r>
+              <w:rPr>
+                <w:b/>
+                <w:bCs/>
+                <w:rtl/>
+              </w:rPr>
               <w:t xml:space="preserve">الحل:</w:t>
             </w:r>
-            <w:r>
-              <w:rPr>
-                <w:rtl/>
-              </w:rPr>
-              <w:t xml:space="preserve"> </w:t>
-            </w:r>
-            <w:r>
-              <w:rPr>
-                <w:rtl/>
-              </w:rPr>
-              <w:t xml:space="preserve">1)</w:t>
-            </w:r>
-            <w:r>
-              <w:rPr>
-                <w:rtl/>
-              </w:rPr>
-              <w:t xml:space="preserve"> </w:t>
-            </w:r>
-            <m:oMath>
-              <m:sSub>
-                <m:e>
-                  <m:r>
-                    <m:t>C</m:t>
-                  </m:r>
-                </m:e>
-                <m:sub>
-                  <m:r>
-                    <m:t>M</m:t>
-                  </m:r>
-                </m:sub>
-              </m:sSub>
-              <m:d>
-                <m:dPr>
-                  <m:begChr m:val="("/>
-                  <m:endChr m:val=")"/>
-                  <m:sepChr m:val=""/>
-                  <m:grow/>
-                </m:dPr>
-                <m:e>
-                  <m:r>
-                    <m:t>q</m:t>
-                  </m:r>
-                </m:e>
-              </m:d>
-              <m:r>
-                <m:rPr>
-                  <m:sty m:val="p"/>
-                </m:rPr>
-                <m:t>=</m:t>
-              </m:r>
-              <m:r>
-                <m:t>2</m:t>
-              </m:r>
-              <m:r>
-                <m:t>q</m:t>
-              </m:r>
-              <m:r>
-                <m:rPr>
-                  <m:sty m:val="p"/>
-                </m:rPr>
-                <m:t>+</m:t>
-              </m:r>
-              <m:r>
-                <m:t>8</m:t>
-              </m:r>
-              <m:r>
-                <m:rPr>
-                  <m:sty m:val="p"/>
-                </m:rPr>
-                <m:t>+</m:t>
-              </m:r>
-              <m:f>
-                <m:fPr>
-                  <m:type m:val="bar"/>
-                </m:fPr>
-                <m:num>
-                  <m:r>
-                    <m:t>50</m:t>
-                  </m:r>
-                </m:num>
-                <m:den>
-                  <m:r>
-                    <m:t>q</m:t>
-                  </m:r>
-                </m:den>
-              </m:f>
-            </m:oMath>
+          </w:p>
+          <w:p>
+            <w:pPr>
+              <w:bidi/>
+              <w:jc w:val="left"/>
+            </w:pPr>
+            <w:r>
+              <w:rPr>
+                <w:rtl/>
+              </w:rPr>
+              <w:t xml:space="preserve">‎$\RR{C_M(q)=2q+8+\dfrac{50}q}$</w:t>
+            </w:r>
             <w:r>
               <w:rPr>
                 <w:rtl/>
@@ -21023,314 +20438,72 @@
               </w:rPr>
               <w:t xml:space="preserve"> </w:t>
             </w:r>
-            <m:oMath>
-              <m:r>
-                <m:t>q</m:t>
-              </m:r>
-              <m:r>
-                <m:rPr>
-                  <m:sty m:val="p"/>
-                </m:rPr>
-                <m:t>=</m:t>
-              </m:r>
-              <m:r>
-                <m:t>0</m:t>
-              </m:r>
-            </m:oMath>
-            <w:r>
-              <w:rPr>
-                <w:rtl/>
-              </w:rPr>
-              <w:t xml:space="preserve"> </w:t>
-            </w:r>
-            <w:r>
-              <w:rPr>
-                <w:rtl/>
-              </w:rPr>
-              <w:t xml:space="preserve">و</w:t>
-            </w:r>
-            <w:r>
-              <w:rPr>
-                <w:rtl/>
-              </w:rPr>
-              <w:t xml:space="preserve"> </w:t>
-            </w:r>
-            <m:oMath>
-              <m:r>
-                <m:t>y</m:t>
-              </m:r>
-              <m:r>
-                <m:rPr>
-                  <m:sty m:val="p"/>
-                </m:rPr>
-                <m:t>=</m:t>
-              </m:r>
-              <m:r>
-                <m:t>2</m:t>
-              </m:r>
-              <m:r>
-                <m:t>q</m:t>
-              </m:r>
-              <m:r>
-                <m:rPr>
-                  <m:sty m:val="p"/>
-                </m:rPr>
-                <m:t>+</m:t>
-              </m:r>
-              <m:r>
-                <m:t>8</m:t>
-              </m:r>
-            </m:oMath>
-            <w:r>
-              <w:rPr>
-                <w:rtl/>
-              </w:rPr>
-              <w:t xml:space="preserve">. 2)</w:t>
-            </w:r>
-            <w:r>
-              <w:rPr>
-                <w:rtl/>
-              </w:rPr>
-              <w:t xml:space="preserve"> </w:t>
-            </w:r>
-            <m:oMath>
-              <m:sSubSup>
-                <m:e>
-                  <m:r>
-                    <m:t>C</m:t>
-                  </m:r>
-                </m:e>
-                <m:sub>
-                  <m:r>
-                    <m:t>M</m:t>
-                  </m:r>
-                </m:sub>
-                <m:sup>
-                  <m:r>
-                    <m:rPr>
-                      <m:sty m:val="p"/>
-                    </m:rPr>
-                    <m:t>′</m:t>
-                  </m:r>
-                </m:sup>
-              </m:sSubSup>
-              <m:d>
-                <m:dPr>
-                  <m:begChr m:val="("/>
-                  <m:endChr m:val=")"/>
-                  <m:sepChr m:val=""/>
-                  <m:grow/>
-                </m:dPr>
-                <m:e>
-                  <m:r>
-                    <m:t>q</m:t>
-                  </m:r>
-                </m:e>
-              </m:d>
-              <m:r>
-                <m:rPr>
-                  <m:sty m:val="p"/>
-                </m:rPr>
-                <m:t>=</m:t>
-              </m:r>
-              <m:f>
-                <m:fPr>
-                  <m:type m:val="bar"/>
-                </m:fPr>
-                <m:num>
-                  <m:r>
-                    <m:t>2</m:t>
-                  </m:r>
-                  <m:d>
-                    <m:dPr>
-                      <m:begChr m:val="("/>
-                      <m:endChr m:val=")"/>
-                      <m:sepChr m:val=""/>
-                      <m:grow/>
-                    </m:dPr>
-                    <m:e>
-                      <m:r>
-                        <m:t>q</m:t>
-                      </m:r>
-                      <m:r>
-                        <m:rPr>
-                          <m:sty m:val="p"/>
-                        </m:rPr>
-                        <m:t>−</m:t>
-                      </m:r>
-                      <m:r>
-                        <m:t>5</m:t>
-                      </m:r>
-                    </m:e>
-                  </m:d>
-                  <m:d>
-                    <m:dPr>
-                      <m:begChr m:val="("/>
-                      <m:endChr m:val=")"/>
-                      <m:sepChr m:val=""/>
-                      <m:grow/>
-                    </m:dPr>
-                    <m:e>
-                      <m:r>
-                        <m:t>q</m:t>
-                      </m:r>
-                      <m:r>
-                        <m:rPr>
-                          <m:sty m:val="p"/>
-                        </m:rPr>
-                        <m:t>+</m:t>
-                      </m:r>
-                      <m:r>
-                        <m:t>5</m:t>
-                      </m:r>
-                    </m:e>
-                  </m:d>
-                </m:num>
-                <m:den>
-                  <m:sSup>
-                    <m:e>
-                      <m:r>
-                        <m:t>q</m:t>
-                      </m:r>
-                    </m:e>
-                    <m:sup>
-                      <m:r>
-                        <m:t>2</m:t>
-                      </m:r>
-                    </m:sup>
-                  </m:sSup>
-                </m:den>
-              </m:f>
-            </m:oMath>
-            <w:r>
-              <w:rPr>
-                <w:rtl/>
-              </w:rPr>
-              <w:t xml:space="preserve">: الأصغر</w:t>
-            </w:r>
-            <w:r>
-              <w:rPr>
-                <w:rtl/>
-              </w:rPr>
-              <w:t xml:space="preserve"> </w:t>
-            </w:r>
-            <m:oMath>
-              <m:sSub>
-                <m:e>
-                  <m:r>
-                    <m:t>C</m:t>
-                  </m:r>
-                </m:e>
-                <m:sub>
-                  <m:r>
-                    <m:t>M</m:t>
-                  </m:r>
-                </m:sub>
-              </m:sSub>
-              <m:d>
-                <m:dPr>
-                  <m:begChr m:val="("/>
-                  <m:endChr m:val=")"/>
-                  <m:sepChr m:val=""/>
-                  <m:grow/>
-                </m:dPr>
-                <m:e>
-                  <m:r>
-                    <m:t>5</m:t>
-                  </m:r>
-                </m:e>
-              </m:d>
-              <m:r>
-                <m:rPr>
-                  <m:sty m:val="p"/>
-                </m:rPr>
-                <m:t>=</m:t>
-              </m:r>
-              <m:r>
-                <m:t>28</m:t>
-              </m:r>
-            </m:oMath>
-            <w:r>
-              <w:rPr>
-                <w:rtl/>
-              </w:rPr>
-              <w:t xml:space="preserve"> </w:t>
-            </w:r>
-            <w:r>
-              <w:rPr>
-                <w:rtl/>
-              </w:rPr>
-              <w:t xml:space="preserve">، و</w:t>
-            </w:r>
-            <w:r>
-              <w:rPr>
-                <w:rtl/>
-              </w:rPr>
-              <w:t xml:space="preserve"> </w:t>
-            </w:r>
-            <m:oMath>
-              <m:sSub>
-                <m:e>
-                  <m:r>
-                    <m:t>C</m:t>
-                  </m:r>
-                </m:e>
-                <m:sub>
-                  <m:r>
-                    <m:t>m</m:t>
-                  </m:r>
-                </m:sub>
-              </m:sSub>
-              <m:d>
-                <m:dPr>
-                  <m:begChr m:val="("/>
-                  <m:endChr m:val=")"/>
-                  <m:sepChr m:val=""/>
-                  <m:grow/>
-                </m:dPr>
-                <m:e>
-                  <m:r>
-                    <m:t>5</m:t>
-                  </m:r>
-                </m:e>
-              </m:d>
-              <m:r>
-                <m:rPr>
-                  <m:sty m:val="p"/>
-                </m:rPr>
-                <m:t>=</m:t>
-              </m:r>
-              <m:r>
-                <m:t>4</m:t>
-              </m:r>
-              <m:r>
-                <m:rPr>
-                  <m:sty m:val="p"/>
-                </m:rPr>
-                <m:t>×</m:t>
-              </m:r>
-              <m:r>
-                <m:t>5</m:t>
-              </m:r>
-              <m:r>
-                <m:rPr>
-                  <m:sty m:val="p"/>
-                </m:rPr>
-                <m:t>+</m:t>
-              </m:r>
-              <m:r>
-                <m:t>8</m:t>
-              </m:r>
-              <m:r>
-                <m:rPr>
-                  <m:sty m:val="p"/>
-                </m:rPr>
-                <m:t>=</m:t>
-              </m:r>
-              <m:r>
-                <m:t>28</m:t>
-              </m:r>
-            </m:oMath>
+            <w:r>
+              <w:rPr>
+                <w:rtl/>
+              </w:rPr>
+              <w:t xml:space="preserve">‎$\RR{q=0}$</w:t>
+            </w:r>
+            <w:r>
+              <w:rPr>
+                <w:rtl/>
+              </w:rPr>
+              <w:t xml:space="preserve"> </w:t>
+            </w:r>
+            <w:r>
+              <w:rPr>
+                <w:rtl/>
+              </w:rPr>
+              <w:t xml:space="preserve">‎$\RR{y=2q+8}$</w:t>
+            </w:r>
+            <w:r>
+              <w:rPr>
+                <w:rtl/>
+              </w:rPr>
+              <w:t xml:space="preserve">.</w:t>
+            </w:r>
+          </w:p>
+          <w:p>
+            <w:pPr>
+              <w:bidi/>
+              <w:jc w:val="left"/>
+            </w:pPr>
+            <w:r>
+              <w:rPr>
+                <w:rtl/>
+              </w:rPr>
+              <w:t xml:space="preserve">‎$\RR{C_M^{\prime}(q)=\dfrac{2(q-5)(q+5)}{q^2}}$</w:t>
+            </w:r>
+            <w:r>
+              <w:rPr>
+                <w:rtl/>
+              </w:rPr>
+              <w:t xml:space="preserve">:</w:t>
+            </w:r>
+            <w:r>
+              <w:rPr>
+                <w:rtl/>
+              </w:rPr>
+              <w:t xml:space="preserve"> </w:t>
+            </w:r>
+            <w:r>
+              <w:rPr>
+                <w:rtl/>
+              </w:rPr>
+              <w:t xml:space="preserve">‎$\RR{C_M(5)=28}$</w:t>
+            </w:r>
+            <w:r>
+              <w:rPr>
+                <w:rtl/>
+              </w:rPr>
+              <w:t xml:space="preserve"> </w:t>
+            </w:r>
+            <w:r>
+              <w:rPr>
+                <w:rtl/>
+              </w:rPr>
+              <w:t xml:space="preserve">‎$\RR{C_m(5)=4\times5+8=28}$</w:t>
+            </w:r>
             <w:r>
               <w:rPr>
                 <w:rtl/>
@@ -21420,8 +20593,8 @@
       </w:tr>
     </w:tbl>
     <w:sectPr>
-      <w:headerReference w:type="default" r:id="rId17"/>
-      <w:footerReference w:type="default" r:id="rId18"/>
+      <w:headerReference w:type="default" r:id="rId15"/>
+      <w:footerReference w:type="default" r:id="rId16"/>
       <w:pgSz w:h="16838" w:w="11906"/>
       <w:pgMar w:bottom="1134" w:left="964" w:right="964" w:top="1134" w:header="454" w:footer="454" w:gutter="0"/>
     </w:sectPr>

--- a/documents/3as_ge/modhakirat/modhakira_wahda3_3as_ge.docx
+++ b/documents/3as_ge/modhakirat/modhakira_wahda3_3as_ge.docx
@@ -294,6 +294,7 @@
               <w:rPr>
                 <w:b/>
                 <w:bCs/>
+                <w:color w:val="1F4E9C"/>
                 <w:rtl/>
               </w:rPr>
               <w:t xml:space="preserve">العناوين</w:t>
@@ -312,6 +313,7 @@
             </w:r>
             <w:r>
               <w:rPr>
+                <w:color w:val="B3261E"/>
                 <w:rtl/>
               </w:rPr>
               <w:t xml:space="preserve">النتائج</w:t>
@@ -320,13 +322,7 @@
               <w:rPr>
                 <w:rtl/>
               </w:rPr>
-              <w:t xml:space="preserve"> </w:t>
-            </w:r>
-            <w:r>
-              <w:rPr>
-                <w:rtl/>
-              </w:rPr>
-              <w:t xml:space="preserve">بلون مختلف ، وكل سؤال في سطر.</w:t>
+              <w:t xml:space="preserve"> بلون مختلف ، وكل سؤال في سطر.</w:t>
             </w:r>
           </w:p>
         </w:tc>
@@ -833,10 +829,10 @@
         <w:tblLook w:firstRow="0" w:lastRow="0" w:firstColumn="0" w:lastColumn="0" w:noHBand="0" w:noVBand="0" w:val="0000"/>
       </w:tblPr>
       <w:tblGrid>
-        <w:gridCol w:w="1084"/>
-        <w:gridCol w:w="591"/>
-        <w:gridCol w:w="7004"/>
-        <w:gridCol w:w="1183"/>
+        <w:gridCol w:w="1281"/>
+        <w:gridCol w:w="690"/>
+        <w:gridCol w:w="6511"/>
+        <w:gridCol w:w="1380"/>
       </w:tblGrid>
       <w:tr>
         <w:tc>
@@ -1226,9 +1222,11 @@
               <w:rPr>
                 <w:b/>
                 <w:bCs/>
-                <w:rtl/>
-              </w:rPr>
-              <w:t xml:space="preserve">[نشاط 01]</w:t>
+                <w:color w:val="FFFFFF"/>
+                <w:shd w:val="clear" w:color="auto" w:fill="C76B00"/>
+                <w:rtl/>
+              </w:rPr>
+              <w:t xml:space="preserve"> نشاط 01 </w:t>
             </w:r>
           </w:p>
           <w:p>
@@ -1613,9 +1611,11 @@
               <w:rPr>
                 <w:b/>
                 <w:bCs/>
-                <w:rtl/>
-              </w:rPr>
-              <w:t xml:space="preserve">[مناقشة النشاط]</w:t>
+                <w:color w:val="FFFFFF"/>
+                <w:shd w:val="clear" w:color="auto" w:fill="1F4E9C"/>
+                <w:rtl/>
+              </w:rPr>
+              <w:t xml:space="preserve"> مناقشة النشاط </w:t>
             </w:r>
           </w:p>
           <w:p>
@@ -1770,29 +1770,44 @@
                     <m:rPr>
                       <m:sty m:val="p"/>
                     </m:rPr>
+                    <w:rPr>
+                      <w:color w:val="B3261E"/>
+                    </w:rPr>
                     <m:t>lim</m:t>
                   </m:r>
                 </m:e>
                 <m:lim>
                   <m:r>
+                    <w:rPr>
+                      <w:color w:val="B3261E"/>
+                    </w:rPr>
                     <m:t>x</m:t>
                   </m:r>
                   <m:r>
                     <m:rPr>
                       <m:sty m:val="p"/>
                     </m:rPr>
+                    <w:rPr>
+                      <w:color w:val="B3261E"/>
+                    </w:rPr>
                     <m:t>→</m:t>
                   </m:r>
                   <m:r>
                     <m:rPr>
                       <m:sty m:val="p"/>
                     </m:rPr>
+                    <w:rPr>
+                      <w:color w:val="B3261E"/>
+                    </w:rPr>
                     <m:t>+</m:t>
                   </m:r>
                   <m:r>
                     <m:rPr>
                       <m:sty m:val="p"/>
                     </m:rPr>
+                    <w:rPr>
+                      <w:color w:val="B3261E"/>
+                    </w:rPr>
                     <m:t>∞</m:t>
                   </m:r>
                 </m:lim>
@@ -1808,11 +1823,17 @@
                   <m:sSup>
                     <m:e>
                       <m:r>
+                        <w:rPr>
+                          <w:color w:val="B3261E"/>
+                        </w:rPr>
                         <m:t>x</m:t>
                       </m:r>
                     </m:e>
                     <m:sup>
                       <m:r>
+                        <w:rPr>
+                          <w:color w:val="B3261E"/>
+                        </w:rPr>
                         <m:t>2</m:t>
                       </m:r>
                     </m:sup>
@@ -1821,9 +1842,15 @@
                     <m:rPr>
                       <m:sty m:val="p"/>
                     </m:rPr>
+                    <w:rPr>
+                      <w:color w:val="B3261E"/>
+                    </w:rPr>
                     <m:t>−</m:t>
                   </m:r>
                   <m:r>
+                    <w:rPr>
+                      <w:color w:val="B3261E"/>
+                    </w:rPr>
                     <m:t>x</m:t>
                   </m:r>
                 </m:e>
@@ -1832,18 +1859,27 @@
                 <m:rPr>
                   <m:sty m:val="p"/>
                 </m:rPr>
+                <w:rPr>
+                  <w:color w:val="B3261E"/>
+                </w:rPr>
                 <m:t>=</m:t>
               </m:r>
               <m:r>
                 <m:rPr>
                   <m:sty m:val="p"/>
                 </m:rPr>
+                <w:rPr>
+                  <w:color w:val="B3261E"/>
+                </w:rPr>
                 <m:t>+</m:t>
               </m:r>
               <m:r>
                 <m:rPr>
                   <m:sty m:val="p"/>
                 </m:rPr>
+                <w:rPr>
+                  <w:color w:val="B3261E"/>
+                </w:rPr>
                 <m:t>∞</m:t>
               </m:r>
             </m:oMath>
@@ -2006,29 +2042,44 @@
                     <m:rPr>
                       <m:sty m:val="p"/>
                     </m:rPr>
+                    <w:rPr>
+                      <w:color w:val="B3261E"/>
+                    </w:rPr>
                     <m:t>lim</m:t>
                   </m:r>
                 </m:e>
                 <m:lim>
                   <m:r>
+                    <w:rPr>
+                      <w:color w:val="B3261E"/>
+                    </w:rPr>
                     <m:t>x</m:t>
                   </m:r>
                   <m:r>
                     <m:rPr>
                       <m:sty m:val="p"/>
                     </m:rPr>
+                    <w:rPr>
+                      <w:color w:val="B3261E"/>
+                    </w:rPr>
                     <m:t>→</m:t>
                   </m:r>
                   <m:r>
                     <m:rPr>
                       <m:sty m:val="p"/>
                     </m:rPr>
+                    <w:rPr>
+                      <w:color w:val="B3261E"/>
+                    </w:rPr>
                     <m:t>+</m:t>
                   </m:r>
                   <m:r>
                     <m:rPr>
                       <m:sty m:val="p"/>
                     </m:rPr>
+                    <w:rPr>
+                      <w:color w:val="B3261E"/>
+                    </w:rPr>
                     <m:t>∞</m:t>
                   </m:r>
                 </m:lim>
@@ -2042,22 +2093,34 @@
                 </m:dPr>
                 <m:e>
                   <m:r>
+                    <w:rPr>
+                      <w:color w:val="B3261E"/>
+                    </w:rPr>
                     <m:t>x</m:t>
                   </m:r>
                   <m:r>
                     <m:rPr>
                       <m:sty m:val="p"/>
                     </m:rPr>
+                    <w:rPr>
+                      <w:color w:val="B3261E"/>
+                    </w:rPr>
                     <m:t>−</m:t>
                   </m:r>
                   <m:sSup>
                     <m:e>
                       <m:r>
+                        <w:rPr>
+                          <w:color w:val="B3261E"/>
+                        </w:rPr>
                         <m:t>x</m:t>
                       </m:r>
                     </m:e>
                     <m:sup>
                       <m:r>
+                        <w:rPr>
+                          <w:color w:val="B3261E"/>
+                        </w:rPr>
                         <m:t>2</m:t>
                       </m:r>
                     </m:sup>
@@ -2068,18 +2131,27 @@
                 <m:rPr>
                   <m:sty m:val="p"/>
                 </m:rPr>
+                <w:rPr>
+                  <w:color w:val="B3261E"/>
+                </w:rPr>
                 <m:t>=</m:t>
               </m:r>
               <m:r>
                 <m:rPr>
                   <m:sty m:val="p"/>
                 </m:rPr>
+                <w:rPr>
+                  <w:color w:val="B3261E"/>
+                </w:rPr>
                 <m:t>−</m:t>
               </m:r>
               <m:r>
                 <m:rPr>
                   <m:sty m:val="p"/>
                 </m:rPr>
+                <w:rPr>
+                  <w:color w:val="B3261E"/>
+                </w:rPr>
                 <m:t>∞</m:t>
               </m:r>
             </m:oMath>
@@ -2171,6 +2243,9 @@
             </w:r>
             <m:oMath>
               <m:r>
+                <w:rPr>
+                  <w:color w:val="B3261E"/>
+                </w:rPr>
                 <m:t>1</m:t>
               </m:r>
             </m:oMath>
@@ -2210,16 +2285,11 @@
               <w:rPr>
                 <w:rtl/>
               </w:rPr>
-              <w:t xml:space="preserve">» أعطى ثلاث نتائج مختلفة: إنه</w:t>
-            </w:r>
-            <w:r>
-              <w:rPr>
-                <w:rtl/>
-              </w:rPr>
-              <w:t xml:space="preserve"> </w:t>
-            </w:r>
-            <w:r>
-              <w:rPr>
+              <w:t xml:space="preserve">» أعطى ثلاث نتائج مختلفة: إنه </w:t>
+            </w:r>
+            <w:r>
+              <w:rPr>
+                <w:color w:val="B3261E"/>
                 <w:rtl/>
               </w:rPr>
               <w:t xml:space="preserve">حالة عدم تعيين</w:t>
@@ -2295,9 +2365,11 @@
               <w:rPr>
                 <w:b/>
                 <w:bCs/>
-                <w:rtl/>
-              </w:rPr>
-              <w:t xml:space="preserve">[نهايات مرجعية]</w:t>
+                <w:color w:val="FFFFFF"/>
+                <w:shd w:val="clear" w:color="auto" w:fill="B3261E"/>
+                <w:rtl/>
+              </w:rPr>
+              <w:t xml:space="preserve"> نهايات مرجعية </w:t>
             </w:r>
           </w:p>
           <w:p>
@@ -2957,9 +3029,11 @@
               <w:rPr>
                 <w:b/>
                 <w:bCs/>
-                <w:rtl/>
-              </w:rPr>
-              <w:t xml:space="preserve">[نهاية المجموع]</w:t>
+                <w:color w:val="FFFFFF"/>
+                <w:shd w:val="clear" w:color="auto" w:fill="B3261E"/>
+                <w:rtl/>
+              </w:rPr>
+              <w:t xml:space="preserve"> نهاية المجموع </w:t>
             </w:r>
           </w:p>
           <w:p>
@@ -2973,7 +3047,7 @@
               </w:rPr>
               <w:drawing>
                 <wp:inline>
-                  <wp:extent cx="3426604" cy="325237"/>
+                  <wp:extent cx="4038656" cy="655751"/>
                   <wp:docPr id="1" name="Picture 1"/>
                   <wp:cNvGraphicFramePr>
                     <a:graphicFrameLocks noChangeAspect="1"/>
@@ -2982,7 +3056,7 @@
                     <a:graphicData uri="http://schemas.openxmlformats.org/drawingml/2006/picture">
                       <pic:pic>
                         <pic:nvPicPr>
-                          <pic:cNvPr id="0" name="60c4f808803259cc.png"/>
+                          <pic:cNvPr id="0" name="d7a6633aff724068.png"/>
                           <pic:cNvPicPr/>
                         </pic:nvPicPr>
                         <pic:blipFill>
@@ -2994,7 +3068,7 @@
                         <pic:spPr>
                           <a:xfrm>
                             <a:off x="0" y="0"/>
-                            <a:ext cx="3426604" cy="325237"/>
+                            <a:ext cx="4038656" cy="655751"/>
                           </a:xfrm>
                           <a:prstGeom prst="rect"/>
                         </pic:spPr>
@@ -3057,9 +3131,11 @@
               <w:rPr>
                 <w:b/>
                 <w:bCs/>
-                <w:rtl/>
-              </w:rPr>
-              <w:t xml:space="preserve">[نهاية الجداء]</w:t>
+                <w:color w:val="FFFFFF"/>
+                <w:shd w:val="clear" w:color="auto" w:fill="B3261E"/>
+                <w:rtl/>
+              </w:rPr>
+              <w:t xml:space="preserve"> نهاية الجداء </w:t>
             </w:r>
             <w:r>
               <w:rPr>
@@ -3079,7 +3155,7 @@
               </w:rPr>
               <w:drawing>
                 <wp:inline>
-                  <wp:extent cx="3426604" cy="332911"/>
+                  <wp:extent cx="4038656" cy="678430"/>
                   <wp:docPr id="2" name="Picture 2"/>
                   <wp:cNvGraphicFramePr>
                     <a:graphicFrameLocks noChangeAspect="1"/>
@@ -3088,7 +3164,7 @@
                     <a:graphicData uri="http://schemas.openxmlformats.org/drawingml/2006/picture">
                       <pic:pic>
                         <pic:nvPicPr>
-                          <pic:cNvPr id="0" name="90eca6728ef0adf2.png"/>
+                          <pic:cNvPr id="0" name="a3ded568ad2244af.png"/>
                           <pic:cNvPicPr/>
                         </pic:nvPicPr>
                         <pic:blipFill>
@@ -3100,7 +3176,7 @@
                         <pic:spPr>
                           <a:xfrm>
                             <a:off x="0" y="0"/>
-                            <a:ext cx="3426604" cy="332911"/>
+                            <a:ext cx="4038656" cy="678430"/>
                           </a:xfrm>
                           <a:prstGeom prst="rect"/>
                         </pic:spPr>
@@ -3163,9 +3239,11 @@
               <w:rPr>
                 <w:b/>
                 <w:bCs/>
-                <w:rtl/>
-              </w:rPr>
-              <w:t xml:space="preserve">[نهاية حاصل القسمة]</w:t>
+                <w:color w:val="FFFFFF"/>
+                <w:shd w:val="clear" w:color="auto" w:fill="B3261E"/>
+                <w:rtl/>
+              </w:rPr>
+              <w:t xml:space="preserve"> نهاية حاصل القسمة </w:t>
             </w:r>
           </w:p>
           <w:p>
@@ -3179,7 +3257,7 @@
               </w:rPr>
               <w:drawing>
                 <wp:inline>
-                  <wp:extent cx="3426604" cy="379220"/>
+                  <wp:extent cx="4038656" cy="863025"/>
                   <wp:docPr id="3" name="Picture 3"/>
                   <wp:cNvGraphicFramePr>
                     <a:graphicFrameLocks noChangeAspect="1"/>
@@ -3188,7 +3266,7 @@
                     <a:graphicData uri="http://schemas.openxmlformats.org/drawingml/2006/picture">
                       <pic:pic>
                         <pic:nvPicPr>
-                          <pic:cNvPr id="0" name="3fe0b29e8725d101.png"/>
+                          <pic:cNvPr id="0" name="88749a895a5baf81.png"/>
                           <pic:cNvPicPr/>
                         </pic:nvPicPr>
                         <pic:blipFill>
@@ -3200,7 +3278,7 @@
                         <pic:spPr>
                           <a:xfrm>
                             <a:off x="0" y="0"/>
-                            <a:ext cx="3426604" cy="379220"/>
+                            <a:ext cx="4038656" cy="863025"/>
                           </a:xfrm>
                           <a:prstGeom prst="rect"/>
                         </pic:spPr>
@@ -3264,9 +3342,11 @@
               <w:rPr>
                 <w:b/>
                 <w:bCs/>
-                <w:rtl/>
-              </w:rPr>
-              <w:t xml:space="preserve">[ملاحظات]</w:t>
+                <w:color w:val="FFFFFF"/>
+                <w:shd w:val="clear" w:color="auto" w:fill="2E7D32"/>
+                <w:rtl/>
+              </w:rPr>
+              <w:t xml:space="preserve"> ملاحظات </w:t>
             </w:r>
             <w:r>
               <w:rPr>
@@ -3482,9 +3562,11 @@
               <w:rPr>
                 <w:b/>
                 <w:bCs/>
-                <w:rtl/>
-              </w:rPr>
-              <w:t xml:space="preserve">[تمرين تطبيقي]</w:t>
+                <w:color w:val="FFFFFF"/>
+                <w:shd w:val="clear" w:color="auto" w:fill="6A1B9A"/>
+                <w:rtl/>
+              </w:rPr>
+              <w:t xml:space="preserve"> تمرين تطبيقي </w:t>
             </w:r>
           </w:p>
           <w:p>
@@ -3868,9 +3950,11 @@
               <w:rPr>
                 <w:b/>
                 <w:bCs/>
-                <w:rtl/>
-              </w:rPr>
-              <w:t xml:space="preserve">[حل التمرين التطبيقي]</w:t>
+                <w:color w:val="FFFFFF"/>
+                <w:shd w:val="clear" w:color="auto" w:fill="C76B00"/>
+                <w:rtl/>
+              </w:rPr>
+              <w:t xml:space="preserve"> حل التمرين التطبيقي </w:t>
             </w:r>
           </w:p>
           <w:p>
@@ -3990,12 +4074,18 @@
                 <m:rPr>
                   <m:sty m:val="p"/>
                 </m:rPr>
+                <w:rPr>
+                  <w:color w:val="B3261E"/>
+                </w:rPr>
                 <m:t>+</m:t>
               </m:r>
               <m:r>
                 <m:rPr>
                   <m:sty m:val="p"/>
                 </m:rPr>
+                <w:rPr>
+                  <w:color w:val="B3261E"/>
+                </w:rPr>
                 <m:t>∞</m:t>
               </m:r>
             </m:oMath>
@@ -4086,6 +4176,9 @@
             </w:r>
             <m:oMath>
               <m:r>
+                <w:rPr>
+                  <w:color w:val="B3261E"/>
+                </w:rPr>
                 <m:t>0</m:t>
               </m:r>
             </m:oMath>
@@ -4267,12 +4360,18 @@
                 <m:rPr>
                   <m:sty m:val="p"/>
                 </m:rPr>
+                <w:rPr>
+                  <w:color w:val="B3261E"/>
+                </w:rPr>
                 <m:t>+</m:t>
               </m:r>
               <m:r>
                 <m:rPr>
                   <m:sty m:val="p"/>
                 </m:rPr>
+                <w:rPr>
+                  <w:color w:val="B3261E"/>
+                </w:rPr>
                 <m:t>∞</m:t>
               </m:r>
             </m:oMath>
@@ -4945,10 +5044,10 @@
         <w:tblLook w:firstRow="0" w:lastRow="0" w:firstColumn="0" w:lastColumn="0" w:noHBand="0" w:noVBand="0" w:val="0000"/>
       </w:tblPr>
       <w:tblGrid>
-        <w:gridCol w:w="1084"/>
-        <w:gridCol w:w="591"/>
-        <w:gridCol w:w="7004"/>
-        <w:gridCol w:w="1183"/>
+        <w:gridCol w:w="1281"/>
+        <w:gridCol w:w="690"/>
+        <w:gridCol w:w="6511"/>
+        <w:gridCol w:w="1380"/>
       </w:tblGrid>
       <w:tr>
         <w:tc>
@@ -5241,9 +5340,11 @@
               <w:rPr>
                 <w:b/>
                 <w:bCs/>
-                <w:rtl/>
-              </w:rPr>
-              <w:t xml:space="preserve">[نشاط 02]</w:t>
+                <w:color w:val="FFFFFF"/>
+                <w:shd w:val="clear" w:color="auto" w:fill="C76B00"/>
+                <w:rtl/>
+              </w:rPr>
+              <w:t xml:space="preserve"> نشاط 02 </w:t>
             </w:r>
           </w:p>
           <w:p>
@@ -5707,9 +5808,11 @@
               <w:rPr>
                 <w:b/>
                 <w:bCs/>
-                <w:rtl/>
-              </w:rPr>
-              <w:t xml:space="preserve">[مناقشة النشاط]</w:t>
+                <w:color w:val="FFFFFF"/>
+                <w:shd w:val="clear" w:color="auto" w:fill="1F4E9C"/>
+                <w:rtl/>
+              </w:rPr>
+              <w:t xml:space="preserve"> مناقشة النشاط </w:t>
             </w:r>
           </w:p>
           <w:p>
@@ -5918,12 +6021,18 @@
                 <m:rPr>
                   <m:sty m:val="p"/>
                 </m:rPr>
+                <w:rPr>
+                  <w:color w:val="B3261E"/>
+                </w:rPr>
                 <m:t>+</m:t>
               </m:r>
               <m:r>
                 <m:rPr>
                   <m:sty m:val="p"/>
                 </m:rPr>
+                <w:rPr>
+                  <w:color w:val="B3261E"/>
+                </w:rPr>
                 <m:t>∞</m:t>
               </m:r>
             </m:oMath>
@@ -6164,6 +6273,9 @@
                 <m:t>=</m:t>
               </m:r>
               <m:r>
+                <w:rPr>
+                  <w:color w:val="B3261E"/>
+                </w:rPr>
                 <m:t>2</m:t>
               </m:r>
             </m:oMath>
@@ -6227,9 +6339,11 @@
               <w:rPr>
                 <w:b/>
                 <w:bCs/>
-                <w:rtl/>
-              </w:rPr>
-              <w:t xml:space="preserve">[ملاحظات]</w:t>
+                <w:color w:val="FFFFFF"/>
+                <w:shd w:val="clear" w:color="auto" w:fill="2E7D32"/>
+                <w:rtl/>
+              </w:rPr>
+              <w:t xml:space="preserve"> ملاحظات </w:t>
             </w:r>
             <w:r>
               <w:rPr>
@@ -6302,14 +6416,18 @@
               <w:rPr>
                 <w:b/>
                 <w:bCs/>
-                <w:rtl/>
-              </w:rPr>
-              <w:t xml:space="preserve">[عند</w:t>
+                <w:color w:val="FFFFFF"/>
+                <w:shd w:val="clear" w:color="auto" w:fill="B3261E"/>
+                <w:rtl/>
+              </w:rPr>
+              <w:t xml:space="preserve"> عند</w:t>
             </w:r>
             <w:r>
               <w:rPr>
                 <w:b/>
                 <w:bCs/>
+                <w:color w:val="FFFFFF"/>
+                <w:shd w:val="clear" w:color="auto" w:fill="B3261E"/>
                 <w:rtl/>
               </w:rPr>
               <w:t xml:space="preserve"> </w:t>
@@ -6319,12 +6437,24 @@
                 <m:rPr>
                   <m:sty m:val="p"/>
                 </m:rPr>
+                <w:rPr>
+                  <w:b/>
+                  <w:bCs/>
+                  <w:color w:val="FFFFFF"/>
+                  <w:shd w:val="clear" w:color="auto" w:fill="B3261E"/>
+                </w:rPr>
                 <m:t>±</m:t>
               </m:r>
               <m:r>
                 <m:rPr>
                   <m:sty m:val="p"/>
                 </m:rPr>
+                <w:rPr>
+                  <w:b/>
+                  <w:bCs/>
+                  <w:color w:val="FFFFFF"/>
+                  <w:shd w:val="clear" w:color="auto" w:fill="B3261E"/>
+                </w:rPr>
                 <m:t>∞</m:t>
               </m:r>
             </m:oMath>
@@ -6332,9 +6462,11 @@
               <w:rPr>
                 <w:b/>
                 <w:bCs/>
-                <w:rtl/>
-              </w:rPr>
-              <w:t xml:space="preserve">]</w:t>
+                <w:color w:val="FFFFFF"/>
+                <w:shd w:val="clear" w:color="auto" w:fill="B3261E"/>
+                <w:rtl/>
+              </w:rPr>
+              <w:t xml:space="preserve"> </w:t>
             </w:r>
           </w:p>
           <w:p>
@@ -6360,16 +6492,11 @@
               <w:rPr>
                 <w:rtl/>
               </w:rPr>
-              <w:t xml:space="preserve">نهاية كثير حدود هي</w:t>
-            </w:r>
-            <w:r>
-              <w:rPr>
-                <w:rtl/>
-              </w:rPr>
-              <w:t xml:space="preserve"> </w:t>
-            </w:r>
-            <w:r>
-              <w:rPr>
+              <w:t xml:space="preserve">نهاية كثير حدود هي </w:t>
+            </w:r>
+            <w:r>
+              <w:rPr>
+                <w:color w:val="B3261E"/>
                 <w:rtl/>
               </w:rPr>
               <w:t xml:space="preserve">نهاية حده الأعلى درجة</w:t>
@@ -6404,16 +6531,11 @@
               <w:rPr>
                 <w:rtl/>
               </w:rPr>
-              <w:t xml:space="preserve">نهاية دالة ناطقة هي</w:t>
-            </w:r>
-            <w:r>
-              <w:rPr>
-                <w:rtl/>
-              </w:rPr>
-              <w:t xml:space="preserve"> </w:t>
-            </w:r>
-            <w:r>
-              <w:rPr>
+              <w:t xml:space="preserve">نهاية دالة ناطقة هي </w:t>
+            </w:r>
+            <w:r>
+              <w:rPr>
+                <w:color w:val="B3261E"/>
                 <w:rtl/>
               </w:rPr>
               <w:t xml:space="preserve">نهاية حاصل قسمة الحدين الأعليين درجة</w:t>
@@ -6486,9 +6608,11 @@
               <w:rPr>
                 <w:b/>
                 <w:bCs/>
-                <w:rtl/>
-              </w:rPr>
-              <w:t xml:space="preserve">[مثال 1]</w:t>
+                <w:color w:val="FFFFFF"/>
+                <w:shd w:val="clear" w:color="auto" w:fill="C76B00"/>
+                <w:rtl/>
+              </w:rPr>
+              <w:t xml:space="preserve"> مثال 1 </w:t>
             </w:r>
             <w:r>
               <w:rPr>
@@ -6659,12 +6783,18 @@
                 <m:rPr>
                   <m:sty m:val="p"/>
                 </m:rPr>
+                <w:rPr>
+                  <w:color w:val="B3261E"/>
+                </w:rPr>
                 <m:t>−</m:t>
               </m:r>
               <m:r>
                 <m:rPr>
                   <m:sty m:val="p"/>
                 </m:rPr>
+                <w:rPr>
+                  <w:color w:val="B3261E"/>
+                </w:rPr>
                 <m:t>∞</m:t>
               </m:r>
             </m:oMath>
@@ -6727,9 +6857,11 @@
               <w:rPr>
                 <w:b/>
                 <w:bCs/>
-                <w:rtl/>
-              </w:rPr>
-              <w:t xml:space="preserve">[مثال 2]</w:t>
+                <w:color w:val="FFFFFF"/>
+                <w:shd w:val="clear" w:color="auto" w:fill="C76B00"/>
+                <w:rtl/>
+              </w:rPr>
+              <w:t xml:space="preserve"> مثال 2 </w:t>
             </w:r>
           </w:p>
           <w:p>
@@ -6942,12 +7074,18 @@
                 <m:rPr>
                   <m:sty m:val="p"/>
                 </m:rPr>
+                <w:rPr>
+                  <w:color w:val="B3261E"/>
+                </w:rPr>
                 <m:t>−</m:t>
               </m:r>
               <m:r>
                 <m:rPr>
                   <m:sty m:val="p"/>
                 </m:rPr>
+                <w:rPr>
+                  <w:color w:val="B3261E"/>
+                </w:rPr>
                 <m:t>∞</m:t>
               </m:r>
             </m:oMath>
@@ -7177,6 +7315,9 @@
                 <m:t>=</m:t>
               </m:r>
               <m:r>
+                <w:rPr>
+                  <w:color w:val="B3261E"/>
+                </w:rPr>
                 <m:t>0</m:t>
               </m:r>
             </m:oMath>
@@ -7239,14 +7380,18 @@
               <w:rPr>
                 <w:b/>
                 <w:bCs/>
-                <w:rtl/>
-              </w:rPr>
-              <w:t xml:space="preserve">[حالة</w:t>
+                <w:color w:val="FFFFFF"/>
+                <w:shd w:val="clear" w:color="auto" w:fill="6A1B9A"/>
+                <w:rtl/>
+              </w:rPr>
+              <w:t xml:space="preserve"> حالة</w:t>
             </w:r>
             <w:r>
               <w:rPr>
                 <w:b/>
                 <w:bCs/>
+                <w:color w:val="FFFFFF"/>
+                <w:shd w:val="clear" w:color="auto" w:fill="6A1B9A"/>
                 <w:rtl/>
               </w:rPr>
               <w:t xml:space="preserve"> </w:t>
@@ -7258,11 +7403,23 @@
                 </m:fPr>
                 <m:num>
                   <m:r>
+                    <w:rPr>
+                      <w:b/>
+                      <w:bCs/>
+                      <w:color w:val="FFFFFF"/>
+                      <w:shd w:val="clear" w:color="auto" w:fill="6A1B9A"/>
+                    </w:rPr>
                     <m:t>0</m:t>
                   </m:r>
                 </m:num>
                 <m:den>
                   <m:r>
+                    <w:rPr>
+                      <w:b/>
+                      <w:bCs/>
+                      <w:color w:val="FFFFFF"/>
+                      <w:shd w:val="clear" w:color="auto" w:fill="6A1B9A"/>
+                    </w:rPr>
                     <m:t>0</m:t>
                   </m:r>
                 </m:den>
@@ -7272,6 +7429,8 @@
               <w:rPr>
                 <w:b/>
                 <w:bCs/>
+                <w:color w:val="FFFFFF"/>
+                <w:shd w:val="clear" w:color="auto" w:fill="6A1B9A"/>
                 <w:rtl/>
               </w:rPr>
               <w:t xml:space="preserve"> </w:t>
@@ -7280,9 +7439,11 @@
               <w:rPr>
                 <w:b/>
                 <w:bCs/>
-                <w:rtl/>
-              </w:rPr>
-              <w:t xml:space="preserve">عند عدد]</w:t>
+                <w:color w:val="FFFFFF"/>
+                <w:shd w:val="clear" w:color="auto" w:fill="6A1B9A"/>
+                <w:rtl/>
+              </w:rPr>
+              <w:t xml:space="preserve">عند عدد </w:t>
             </w:r>
             <w:r>
               <w:rPr>
@@ -7532,9 +7693,15 @@
                 <m:rPr>
                   <m:sty m:val="p"/>
                 </m:rPr>
+                <w:rPr>
+                  <w:color w:val="B3261E"/>
+                </w:rPr>
                 <m:t>−</m:t>
               </m:r>
               <m:r>
+                <w:rPr>
+                  <w:color w:val="B3261E"/>
+                </w:rPr>
                 <m:t>1</m:t>
               </m:r>
             </m:oMath>
@@ -7598,9 +7765,11 @@
               <w:rPr>
                 <w:b/>
                 <w:bCs/>
-                <w:rtl/>
-              </w:rPr>
-              <w:t xml:space="preserve">[حذار]</w:t>
+                <w:color w:val="FFFFFF"/>
+                <w:shd w:val="clear" w:color="auto" w:fill="B3261E"/>
+                <w:rtl/>
+              </w:rPr>
+              <w:t xml:space="preserve"> حذار </w:t>
             </w:r>
             <w:r>
               <w:rPr>
@@ -7705,9 +7874,11 @@
               <w:rPr>
                 <w:b/>
                 <w:bCs/>
-                <w:rtl/>
-              </w:rPr>
-              <w:t xml:space="preserve">[تمرين تطبيقي]</w:t>
+                <w:color w:val="FFFFFF"/>
+                <w:shd w:val="clear" w:color="auto" w:fill="6A1B9A"/>
+                <w:rtl/>
+              </w:rPr>
+              <w:t xml:space="preserve"> تمرين تطبيقي </w:t>
             </w:r>
           </w:p>
           <w:p>
@@ -8133,9 +8304,11 @@
               <w:rPr>
                 <w:b/>
                 <w:bCs/>
-                <w:rtl/>
-              </w:rPr>
-              <w:t xml:space="preserve">[حل التمرين التطبيقي]</w:t>
+                <w:color w:val="FFFFFF"/>
+                <w:shd w:val="clear" w:color="auto" w:fill="C76B00"/>
+                <w:rtl/>
+              </w:rPr>
+              <w:t xml:space="preserve"> حل التمرين التطبيقي </w:t>
             </w:r>
           </w:p>
           <w:p>
@@ -8246,6 +8419,9 @@
                 <m:rPr>
                   <m:sty m:val="p"/>
                 </m:rPr>
+                <w:rPr>
+                  <w:color w:val="B3261E"/>
+                </w:rPr>
                 <m:t>−</m:t>
               </m:r>
               <m:f>
@@ -8254,11 +8430,17 @@
                 </m:fPr>
                 <m:num>
                   <m:r>
+                    <w:rPr>
+                      <w:color w:val="B3261E"/>
+                    </w:rPr>
                     <m:t>3</m:t>
                   </m:r>
                 </m:num>
                 <m:den>
                   <m:r>
+                    <w:rPr>
+                      <w:color w:val="B3261E"/>
+                    </w:rPr>
                     <m:t>2</m:t>
                   </m:r>
                 </m:den>
@@ -8372,11 +8554,17 @@
                 </m:fPr>
                 <m:num>
                   <m:r>
+                    <w:rPr>
+                      <w:color w:val="B3261E"/>
+                    </w:rPr>
                     <m:t>1</m:t>
                   </m:r>
                 </m:num>
                 <m:den>
                   <m:r>
+                    <w:rPr>
+                      <w:color w:val="B3261E"/>
+                    </w:rPr>
                     <m:t>2</m:t>
                   </m:r>
                 </m:den>
@@ -8572,6 +8760,9 @@
                 <m:t>=</m:t>
               </m:r>
               <m:r>
+                <w:rPr>
+                  <w:color w:val="B3261E"/>
+                </w:rPr>
                 <m:t>6</m:t>
               </m:r>
             </m:oMath>
@@ -9151,10 +9342,10 @@
         <w:tblLook w:firstRow="0" w:lastRow="0" w:firstColumn="0" w:lastColumn="0" w:noHBand="0" w:noVBand="0" w:val="0000"/>
       </w:tblPr>
       <w:tblGrid>
-        <w:gridCol w:w="1084"/>
-        <w:gridCol w:w="591"/>
-        <w:gridCol w:w="7004"/>
-        <w:gridCol w:w="1183"/>
+        <w:gridCol w:w="1281"/>
+        <w:gridCol w:w="690"/>
+        <w:gridCol w:w="6511"/>
+        <w:gridCol w:w="1380"/>
       </w:tblGrid>
       <w:tr>
         <w:tc>
@@ -9465,9 +9656,11 @@
               <w:rPr>
                 <w:b/>
                 <w:bCs/>
-                <w:rtl/>
-              </w:rPr>
-              <w:t xml:space="preserve">[نشاط 03]</w:t>
+                <w:color w:val="FFFFFF"/>
+                <w:shd w:val="clear" w:color="auto" w:fill="C76B00"/>
+                <w:rtl/>
+              </w:rPr>
+              <w:t xml:space="preserve"> نشاط 03 </w:t>
             </w:r>
           </w:p>
           <w:p>
@@ -9756,9 +9949,11 @@
               <w:rPr>
                 <w:b/>
                 <w:bCs/>
-                <w:rtl/>
-              </w:rPr>
-              <w:t xml:space="preserve">[مناقشة النشاط]</w:t>
+                <w:color w:val="FFFFFF"/>
+                <w:shd w:val="clear" w:color="auto" w:fill="1F4E9C"/>
+                <w:rtl/>
+              </w:rPr>
+              <w:t xml:space="preserve"> مناقشة النشاط </w:t>
             </w:r>
           </w:p>
           <w:p>
@@ -9839,6 +10034,9 @@
                 <m:t>=</m:t>
               </m:r>
               <m:r>
+                <w:rPr>
+                  <w:color w:val="B3261E"/>
+                </w:rPr>
                 <m:t>4</m:t>
               </m:r>
             </m:oMath>
@@ -10037,6 +10235,9 @@
             </w:r>
             <m:oMath>
               <m:r>
+                <w:rPr>
+                  <w:color w:val="B3261E"/>
+                </w:rPr>
                 <m:t>2</m:t>
               </m:r>
             </m:oMath>
@@ -10112,9 +10313,11 @@
               <w:rPr>
                 <w:b/>
                 <w:bCs/>
-                <w:rtl/>
-              </w:rPr>
-              <w:t xml:space="preserve">[نهاية دالة مركبة (تُقبل)]</w:t>
+                <w:color w:val="FFFFFF"/>
+                <w:shd w:val="clear" w:color="auto" w:fill="B3261E"/>
+                <w:rtl/>
+              </w:rPr>
+              <w:t xml:space="preserve"> نهاية دالة مركبة (تُقبل) </w:t>
             </w:r>
             <w:r>
               <w:rPr>
@@ -10273,25 +10476,40 @@
                     <m:rPr>
                       <m:sty m:val="p"/>
                     </m:rPr>
+                    <w:rPr>
+                      <w:color w:val="B3261E"/>
+                    </w:rPr>
                     <m:t>lim</m:t>
                   </m:r>
                 </m:e>
                 <m:lim>
                   <m:r>
+                    <w:rPr>
+                      <w:color w:val="B3261E"/>
+                    </w:rPr>
                     <m:t>x</m:t>
                   </m:r>
                   <m:r>
                     <m:rPr>
                       <m:sty m:val="p"/>
                     </m:rPr>
+                    <w:rPr>
+                      <w:color w:val="B3261E"/>
+                    </w:rPr>
                     <m:t>→</m:t>
                   </m:r>
                   <m:r>
+                    <w:rPr>
+                      <w:color w:val="B3261E"/>
+                    </w:rPr>
                     <m:t>a</m:t>
                   </m:r>
                 </m:lim>
               </m:limLow>
               <m:r>
+                <w:rPr>
+                  <w:color w:val="B3261E"/>
+                </w:rPr>
                 <m:t>g</m:t>
               </m:r>
               <m:d>
@@ -10303,6 +10521,9 @@
                 </m:dPr>
                 <m:e>
                   <m:r>
+                    <w:rPr>
+                      <w:color w:val="B3261E"/>
+                    </w:rPr>
                     <m:t>u</m:t>
                   </m:r>
                   <m:d>
@@ -10314,6 +10535,9 @@
                     </m:dPr>
                     <m:e>
                       <m:r>
+                        <w:rPr>
+                          <w:color w:val="B3261E"/>
+                        </w:rPr>
                         <m:t>x</m:t>
                       </m:r>
                     </m:e>
@@ -10324,9 +10548,15 @@
                 <m:rPr>
                   <m:sty m:val="p"/>
                 </m:rPr>
+                <w:rPr>
+                  <w:color w:val="B3261E"/>
+                </w:rPr>
                 <m:t>=</m:t>
               </m:r>
               <m:r>
+                <w:rPr>
+                  <w:color w:val="B3261E"/>
+                </w:rPr>
                 <m:t>c</m:t>
               </m:r>
             </m:oMath>
@@ -10397,9 +10627,11 @@
               <w:rPr>
                 <w:b/>
                 <w:bCs/>
-                <w:rtl/>
-              </w:rPr>
-              <w:t xml:space="preserve">[مثال]</w:t>
+                <w:color w:val="FFFFFF"/>
+                <w:shd w:val="clear" w:color="auto" w:fill="C76B00"/>
+                <w:rtl/>
+              </w:rPr>
+              <w:t xml:space="preserve"> مثال </w:t>
             </w:r>
           </w:p>
           <w:p>
@@ -10608,6 +10840,9 @@
                 <m:t>=</m:t>
               </m:r>
               <m:r>
+                <w:rPr>
+                  <w:color w:val="B3261E"/>
+                </w:rPr>
                 <m:t>4</m:t>
               </m:r>
             </m:oMath>
@@ -10777,12 +11012,18 @@
                 <m:rPr>
                   <m:sty m:val="p"/>
                 </m:rPr>
+                <w:rPr>
+                  <w:color w:val="B3261E"/>
+                </w:rPr>
                 <m:t>+</m:t>
               </m:r>
               <m:r>
                 <m:rPr>
                   <m:sty m:val="p"/>
                 </m:rPr>
+                <w:rPr>
+                  <w:color w:val="B3261E"/>
+                </w:rPr>
                 <m:t>∞</m:t>
               </m:r>
             </m:oMath>
@@ -10845,9 +11086,11 @@
               <w:rPr>
                 <w:b/>
                 <w:bCs/>
-                <w:rtl/>
-              </w:rPr>
-              <w:t xml:space="preserve">[النهاية بالمقارنة (تُقبل)]</w:t>
+                <w:color w:val="FFFFFF"/>
+                <w:shd w:val="clear" w:color="auto" w:fill="B3261E"/>
+                <w:rtl/>
+              </w:rPr>
+              <w:t xml:space="preserve"> النهاية بالمقارنة (تُقبل) </w:t>
             </w:r>
           </w:p>
           <w:p>
@@ -11027,6 +11270,9 @@
             </w:r>
             <m:oMath>
               <m:r>
+                <w:rPr>
+                  <w:color w:val="B3261E"/>
+                </w:rPr>
                 <m:t>f</m:t>
               </m:r>
               <m:d>
@@ -11038,6 +11284,9 @@
                 </m:dPr>
                 <m:e>
                   <m:r>
+                    <w:rPr>
+                      <w:color w:val="B3261E"/>
+                    </w:rPr>
                     <m:t>x</m:t>
                   </m:r>
                 </m:e>
@@ -11046,18 +11295,27 @@
                 <m:rPr>
                   <m:sty m:val="p"/>
                 </m:rPr>
+                <w:rPr>
+                  <w:color w:val="B3261E"/>
+                </w:rPr>
                 <m:t>→</m:t>
               </m:r>
               <m:r>
                 <m:rPr>
                   <m:sty m:val="p"/>
                 </m:rPr>
+                <w:rPr>
+                  <w:color w:val="B3261E"/>
+                </w:rPr>
                 <m:t>+</m:t>
               </m:r>
               <m:r>
                 <m:rPr>
                   <m:sty m:val="p"/>
                 </m:rPr>
+                <w:rPr>
+                  <w:color w:val="B3261E"/>
+                </w:rPr>
                 <m:t>∞</m:t>
               </m:r>
             </m:oMath>
@@ -11213,6 +11471,9 @@
             </w:r>
             <m:oMath>
               <m:r>
+                <w:rPr>
+                  <w:color w:val="B3261E"/>
+                </w:rPr>
                 <m:t>f</m:t>
               </m:r>
               <m:d>
@@ -11224,6 +11485,9 @@
                 </m:dPr>
                 <m:e>
                   <m:r>
+                    <w:rPr>
+                      <w:color w:val="B3261E"/>
+                    </w:rPr>
                     <m:t>x</m:t>
                   </m:r>
                 </m:e>
@@ -11232,18 +11496,27 @@
                 <m:rPr>
                   <m:sty m:val="p"/>
                 </m:rPr>
+                <w:rPr>
+                  <w:color w:val="B3261E"/>
+                </w:rPr>
                 <m:t>→</m:t>
               </m:r>
               <m:r>
                 <m:rPr>
                   <m:sty m:val="p"/>
                 </m:rPr>
+                <w:rPr>
+                  <w:color w:val="B3261E"/>
+                </w:rPr>
                 <m:t>−</m:t>
               </m:r>
               <m:r>
                 <m:rPr>
                   <m:sty m:val="p"/>
                 </m:rPr>
+                <w:rPr>
+                  <w:color w:val="B3261E"/>
+                </w:rPr>
                 <m:t>∞</m:t>
               </m:r>
             </m:oMath>
@@ -11423,18 +11696,30 @@
                 <m:rPr>
                   <m:sty m:val="p"/>
                 </m:rPr>
+                <w:rPr>
+                  <w:color w:val="B3261E"/>
+                </w:rPr>
                 <m:t>lim</m:t>
               </m:r>
               <m:r>
+                <w:rPr>
+                  <w:color w:val="B3261E"/>
+                </w:rPr>
                 <m:t>f</m:t>
               </m:r>
               <m:r>
                 <m:rPr>
                   <m:sty m:val="p"/>
                 </m:rPr>
+                <w:rPr>
+                  <w:color w:val="B3261E"/>
+                </w:rPr>
                 <m:t>=</m:t>
               </m:r>
               <m:r>
+                <w:rPr>
+                  <w:color w:val="B3261E"/>
+                </w:rPr>
                 <m:t>l</m:t>
               </m:r>
             </m:oMath>
@@ -11498,9 +11783,11 @@
               <w:rPr>
                 <w:b/>
                 <w:bCs/>
-                <w:rtl/>
-              </w:rPr>
-              <w:t xml:space="preserve">[ملاحظات]</w:t>
+                <w:color w:val="FFFFFF"/>
+                <w:shd w:val="clear" w:color="auto" w:fill="2E7D32"/>
+                <w:rtl/>
+              </w:rPr>
+              <w:t xml:space="preserve"> ملاحظات </w:t>
             </w:r>
             <w:r>
               <w:rPr>
@@ -11622,9 +11909,11 @@
               <w:rPr>
                 <w:b/>
                 <w:bCs/>
-                <w:rtl/>
-              </w:rPr>
-              <w:t xml:space="preserve">[تمرين تطبيقي]</w:t>
+                <w:color w:val="FFFFFF"/>
+                <w:shd w:val="clear" w:color="auto" w:fill="6A1B9A"/>
+                <w:rtl/>
+              </w:rPr>
+              <w:t xml:space="preserve"> تمرين تطبيقي </w:t>
             </w:r>
           </w:p>
           <w:p>
@@ -12040,9 +12329,11 @@
               <w:rPr>
                 <w:b/>
                 <w:bCs/>
-                <w:rtl/>
-              </w:rPr>
-              <w:t xml:space="preserve">[حل التمرين التطبيقي]</w:t>
+                <w:color w:val="FFFFFF"/>
+                <w:shd w:val="clear" w:color="auto" w:fill="C76B00"/>
+                <w:rtl/>
+              </w:rPr>
+              <w:t xml:space="preserve"> حل التمرين التطبيقي </w:t>
             </w:r>
           </w:p>
           <w:p>
@@ -12138,6 +12429,9 @@
             </w:r>
             <m:oMath>
               <m:r>
+                <w:rPr>
+                  <w:color w:val="B3261E"/>
+                </w:rPr>
                 <m:t>0</m:t>
               </m:r>
             </m:oMath>
@@ -12280,34 +12574,52 @@
                     <m:rPr>
                       <m:sty m:val="p"/>
                     </m:rPr>
+                    <w:rPr>
+                      <w:color w:val="B3261E"/>
+                    </w:rPr>
                     <m:t>lim</m:t>
                   </m:r>
                 </m:e>
                 <m:lim>
                   <m:r>
+                    <w:rPr>
+                      <w:color w:val="B3261E"/>
+                    </w:rPr>
                     <m:t>x</m:t>
                   </m:r>
                   <m:r>
                     <m:rPr>
                       <m:sty m:val="p"/>
                     </m:rPr>
+                    <w:rPr>
+                      <w:color w:val="B3261E"/>
+                    </w:rPr>
                     <m:t>→</m:t>
                   </m:r>
                   <m:r>
                     <m:rPr>
                       <m:sty m:val="p"/>
                     </m:rPr>
+                    <w:rPr>
+                      <w:color w:val="B3261E"/>
+                    </w:rPr>
                     <m:t>+</m:t>
                   </m:r>
                   <m:r>
                     <m:rPr>
                       <m:sty m:val="p"/>
                     </m:rPr>
+                    <w:rPr>
+                      <w:color w:val="B3261E"/>
+                    </w:rPr>
                     <m:t>∞</m:t>
                   </m:r>
                 </m:lim>
               </m:limLow>
               <m:r>
+                <w:rPr>
+                  <w:color w:val="B3261E"/>
+                </w:rPr>
                 <m:t>f</m:t>
               </m:r>
               <m:d>
@@ -12319,6 +12631,9 @@
                 </m:dPr>
                 <m:e>
                   <m:r>
+                    <w:rPr>
+                      <w:color w:val="B3261E"/>
+                    </w:rPr>
                     <m:t>x</m:t>
                   </m:r>
                 </m:e>
@@ -12327,9 +12642,15 @@
                 <m:rPr>
                   <m:sty m:val="p"/>
                 </m:rPr>
+                <w:rPr>
+                  <w:color w:val="B3261E"/>
+                </w:rPr>
                 <m:t>=</m:t>
               </m:r>
               <m:r>
+                <w:rPr>
+                  <w:color w:val="B3261E"/>
+                </w:rPr>
                 <m:t>2</m:t>
               </m:r>
             </m:oMath>
@@ -13015,10 +13336,10 @@
         <w:tblLook w:firstRow="0" w:lastRow="0" w:firstColumn="0" w:lastColumn="0" w:noHBand="0" w:noVBand="0" w:val="0000"/>
       </w:tblPr>
       <w:tblGrid>
-        <w:gridCol w:w="1084"/>
-        <w:gridCol w:w="591"/>
-        <w:gridCol w:w="7004"/>
-        <w:gridCol w:w="1183"/>
+        <w:gridCol w:w="1281"/>
+        <w:gridCol w:w="690"/>
+        <w:gridCol w:w="6511"/>
+        <w:gridCol w:w="1380"/>
       </w:tblGrid>
       <w:tr>
         <w:tc>
@@ -13311,9 +13632,11 @@
               <w:rPr>
                 <w:b/>
                 <w:bCs/>
-                <w:rtl/>
-              </w:rPr>
-              <w:t xml:space="preserve">[نشاط 04]</w:t>
+                <w:color w:val="FFFFFF"/>
+                <w:shd w:val="clear" w:color="auto" w:fill="C76B00"/>
+                <w:rtl/>
+              </w:rPr>
+              <w:t xml:space="preserve"> نشاط 04 </w:t>
             </w:r>
           </w:p>
           <w:p>
@@ -13703,9 +14026,11 @@
               <w:rPr>
                 <w:b/>
                 <w:bCs/>
-                <w:rtl/>
-              </w:rPr>
-              <w:t xml:space="preserve">[مناقشة النشاط]</w:t>
+                <w:color w:val="FFFFFF"/>
+                <w:shd w:val="clear" w:color="auto" w:fill="1F4E9C"/>
+                <w:rtl/>
+              </w:rPr>
+              <w:t xml:space="preserve"> مناقشة النشاط </w:t>
             </w:r>
           </w:p>
           <w:p>
@@ -13778,6 +14103,9 @@
                 <m:t>=</m:t>
               </m:r>
               <m:r>
+                <w:rPr>
+                  <w:color w:val="B3261E"/>
+                </w:rPr>
                 <m:t>15</m:t>
               </m:r>
             </m:oMath>
@@ -13850,6 +14178,9 @@
                 <m:t>=</m:t>
               </m:r>
               <m:r>
+                <w:rPr>
+                  <w:color w:val="B3261E"/>
+                </w:rPr>
                 <m:t>6</m:t>
               </m:r>
             </m:oMath>
@@ -13904,15 +14235,24 @@
                 <m:t>=</m:t>
               </m:r>
               <m:r>
+                <w:rPr>
+                  <w:color w:val="B3261E"/>
+                </w:rPr>
                 <m:t>5</m:t>
               </m:r>
               <m:r>
                 <m:rPr>
                   <m:sty m:val="p"/>
                 </m:rPr>
+                <w:rPr>
+                  <w:color w:val="B3261E"/>
+                </w:rPr>
                 <m:t>,</m:t>
               </m:r>
               <m:r>
+                <w:rPr>
+                  <w:color w:val="B3261E"/>
+                </w:rPr>
                 <m:t>1</m:t>
               </m:r>
             </m:oMath>
@@ -13991,16 +14331,25 @@
                 <m:rPr>
                   <m:sty m:val="p"/>
                 </m:rPr>
+                <w:rPr>
+                  <w:color w:val="B3261E"/>
+                </w:rPr>
                 <m:t>lim</m:t>
               </m:r>
               <m:sSub>
                 <m:e>
                   <m:r>
+                    <w:rPr>
+                      <w:color w:val="B3261E"/>
+                    </w:rPr>
                     <m:t>C</m:t>
                   </m:r>
                 </m:e>
                 <m:sub>
                   <m:r>
+                    <w:rPr>
+                      <w:color w:val="B3261E"/>
+                    </w:rPr>
                     <m:t>M</m:t>
                   </m:r>
                 </m:sub>
@@ -14014,6 +14363,9 @@
                 </m:dPr>
                 <m:e>
                   <m:r>
+                    <w:rPr>
+                      <w:color w:val="B3261E"/>
+                    </w:rPr>
                     <m:t>q</m:t>
                   </m:r>
                 </m:e>
@@ -14022,9 +14374,15 @@
                 <m:rPr>
                   <m:sty m:val="p"/>
                 </m:rPr>
+                <w:rPr>
+                  <w:color w:val="B3261E"/>
+                </w:rPr>
                 <m:t>=</m:t>
               </m:r>
               <m:r>
+                <w:rPr>
+                  <w:color w:val="B3261E"/>
+                </w:rPr>
                 <m:t>5</m:t>
               </m:r>
             </m:oMath>
@@ -14156,16 +14514,11 @@
               <w:rPr>
                 <w:rtl/>
               </w:rPr>
-              <w:t xml:space="preserve">: المنحنى</w:t>
-            </w:r>
-            <w:r>
-              <w:rPr>
-                <w:rtl/>
-              </w:rPr>
-              <w:t xml:space="preserve"> </w:t>
-            </w:r>
-            <w:r>
-              <w:rPr>
+              <w:t xml:space="preserve">: المنحنى </w:t>
+            </w:r>
+            <w:r>
+              <w:rPr>
+                <w:color w:val="B3261E"/>
                 <w:rtl/>
               </w:rPr>
               <w:t xml:space="preserve">فوق</w:t>
@@ -14174,13 +14527,7 @@
               <w:rPr>
                 <w:rtl/>
               </w:rPr>
-              <w:t xml:space="preserve"> </w:t>
-            </w:r>
-            <w:r>
-              <w:rPr>
-                <w:rtl/>
-              </w:rPr>
-              <w:t xml:space="preserve">المستقيم</w:t>
+              <w:t xml:space="preserve"> المستقيم</w:t>
             </w:r>
             <w:r>
               <w:rPr>
@@ -14273,9 +14620,11 @@
               <w:rPr>
                 <w:b/>
                 <w:bCs/>
-                <w:rtl/>
-              </w:rPr>
-              <w:t xml:space="preserve">[تعريف]</w:t>
+                <w:color w:val="FFFFFF"/>
+                <w:shd w:val="clear" w:color="auto" w:fill="1F4E9C"/>
+                <w:rtl/>
+              </w:rPr>
+              <w:t xml:space="preserve"> تعريف </w:t>
             </w:r>
           </w:p>
           <w:p>
@@ -14389,15 +14738,24 @@
             </w:r>
             <m:oMath>
               <m:r>
+                <w:rPr>
+                  <w:color w:val="B3261E"/>
+                </w:rPr>
                 <m:t>y</m:t>
               </m:r>
               <m:r>
                 <m:rPr>
                   <m:sty m:val="p"/>
                 </m:rPr>
+                <w:rPr>
+                  <w:color w:val="B3261E"/>
+                </w:rPr>
                 <m:t>=</m:t>
               </m:r>
               <m:r>
+                <w:rPr>
+                  <w:color w:val="B3261E"/>
+                </w:rPr>
                 <m:t>l</m:t>
               </m:r>
             </m:oMath>
@@ -14575,15 +14933,24 @@
             </w:r>
             <m:oMath>
               <m:r>
+                <w:rPr>
+                  <w:color w:val="B3261E"/>
+                </w:rPr>
                 <m:t>x</m:t>
               </m:r>
               <m:r>
                 <m:rPr>
                   <m:sty m:val="p"/>
                 </m:rPr>
+                <w:rPr>
+                  <w:color w:val="B3261E"/>
+                </w:rPr>
                 <m:t>=</m:t>
               </m:r>
               <m:r>
+                <w:rPr>
+                  <w:color w:val="B3261E"/>
+                </w:rPr>
                 <m:t>a</m:t>
               </m:r>
             </m:oMath>
@@ -14711,9 +15078,11 @@
               <w:rPr>
                 <w:b/>
                 <w:bCs/>
-                <w:rtl/>
-              </w:rPr>
-              <w:t xml:space="preserve">[الوضع النسبي]</w:t>
+                <w:color w:val="FFFFFF"/>
+                <w:shd w:val="clear" w:color="auto" w:fill="6A1B9A"/>
+                <w:rtl/>
+              </w:rPr>
+              <w:t xml:space="preserve"> الوضع النسبي </w:t>
             </w:r>
             <w:r>
               <w:rPr>
@@ -14887,9 +15256,11 @@
               <w:rPr>
                 <w:b/>
                 <w:bCs/>
-                <w:rtl/>
-              </w:rPr>
-              <w:t xml:space="preserve">[مثال]</w:t>
+                <w:color w:val="FFFFFF"/>
+                <w:shd w:val="clear" w:color="auto" w:fill="C76B00"/>
+                <w:rtl/>
+              </w:rPr>
+              <w:t xml:space="preserve"> مثال </w:t>
             </w:r>
             <w:r>
               <w:rPr>
@@ -15158,36 +15529,41 @@
               <w:rPr>
                 <w:rtl/>
               </w:rPr>
-              <w:t xml:space="preserve">:</w:t>
-            </w:r>
-            <w:r>
-              <w:rPr>
-                <w:rtl/>
-              </w:rPr>
-              <w:t xml:space="preserve"> </w:t>
+              <w:t xml:space="preserve">: </w:t>
             </w:r>
             <m:oMath>
               <m:r>
+                <w:rPr>
+                  <w:color w:val="B3261E"/>
+                </w:rPr>
                 <m:t>y</m:t>
               </m:r>
               <m:r>
                 <m:rPr>
                   <m:sty m:val="p"/>
                 </m:rPr>
+                <w:rPr>
+                  <w:color w:val="B3261E"/>
+                </w:rPr>
                 <m:t>=</m:t>
               </m:r>
               <m:r>
+                <w:rPr>
+                  <w:color w:val="B3261E"/>
+                </w:rPr>
                 <m:t>3</m:t>
               </m:r>
             </m:oMath>
             <w:r>
               <w:rPr>
-                <w:rtl/>
-              </w:rPr>
-              <w:t xml:space="preserve"> </w:t>
-            </w:r>
-            <w:r>
-              <w:rPr>
+                <w:color w:val="B3261E"/>
+                <w:rtl/>
+              </w:rPr>
+              <w:t xml:space="preserve"> </w:t>
+            </w:r>
+            <w:r>
+              <w:rPr>
+                <w:color w:val="B3261E"/>
                 <w:rtl/>
               </w:rPr>
               <w:t xml:space="preserve">مقارب أفقي</w:t>
@@ -15553,42 +15929,50 @@
               <w:rPr>
                 <w:rtl/>
               </w:rPr>
-              <w:t xml:space="preserve">:</w:t>
-            </w:r>
-            <w:r>
-              <w:rPr>
-                <w:rtl/>
-              </w:rPr>
-              <w:t xml:space="preserve"> </w:t>
+              <w:t xml:space="preserve">: </w:t>
             </w:r>
             <m:oMath>
               <m:r>
+                <w:rPr>
+                  <w:color w:val="B3261E"/>
+                </w:rPr>
                 <m:t>x</m:t>
               </m:r>
               <m:r>
                 <m:rPr>
                   <m:sty m:val="p"/>
                 </m:rPr>
+                <w:rPr>
+                  <w:color w:val="B3261E"/>
+                </w:rPr>
                 <m:t>=</m:t>
               </m:r>
               <m:r>
                 <m:rPr>
                   <m:sty m:val="p"/>
                 </m:rPr>
+                <w:rPr>
+                  <w:color w:val="B3261E"/>
+                </w:rPr>
                 <m:t>−</m:t>
               </m:r>
               <m:r>
+                <w:rPr>
+                  <w:color w:val="B3261E"/>
+                </w:rPr>
                 <m:t>2</m:t>
               </m:r>
             </m:oMath>
             <w:r>
               <w:rPr>
-                <w:rtl/>
-              </w:rPr>
-              <w:t xml:space="preserve"> </w:t>
-            </w:r>
-            <w:r>
-              <w:rPr>
+                <w:color w:val="B3261E"/>
+                <w:rtl/>
+              </w:rPr>
+              <w:t xml:space="preserve"> </w:t>
+            </w:r>
+            <w:r>
+              <w:rPr>
+                <w:color w:val="B3261E"/>
                 <w:rtl/>
               </w:rPr>
               <w:t xml:space="preserve">مقارب عمودي</w:t>
@@ -15763,7 +16147,7 @@
               </w:rPr>
               <w:drawing>
                 <wp:inline>
-                  <wp:extent cx="3426604" cy="308132"/>
+                  <wp:extent cx="4038656" cy="748162"/>
                   <wp:docPr id="4" name="Picture 4"/>
                   <wp:cNvGraphicFramePr>
                     <a:graphicFrameLocks noChangeAspect="1"/>
@@ -15772,7 +16156,7 @@
                     <a:graphicData uri="http://schemas.openxmlformats.org/drawingml/2006/picture">
                       <pic:pic>
                         <pic:nvPicPr>
-                          <pic:cNvPr id="0" name="27d9d4d96f684e98.png"/>
+                          <pic:cNvPr id="0" name="08a6c51447c09049.png"/>
                           <pic:cNvPicPr/>
                         </pic:nvPicPr>
                         <pic:blipFill>
@@ -15784,7 +16168,7 @@
                         <pic:spPr>
                           <a:xfrm>
                             <a:off x="0" y="0"/>
-                            <a:ext cx="3426604" cy="308132"/>
+                            <a:ext cx="4038656" cy="748162"/>
                           </a:xfrm>
                           <a:prstGeom prst="rect"/>
                         </pic:spPr>
@@ -15848,9 +16232,11 @@
               <w:rPr>
                 <w:b/>
                 <w:bCs/>
-                <w:rtl/>
-              </w:rPr>
-              <w:t xml:space="preserve">[حذار]</w:t>
+                <w:color w:val="FFFFFF"/>
+                <w:shd w:val="clear" w:color="auto" w:fill="B3261E"/>
+                <w:rtl/>
+              </w:rPr>
+              <w:t xml:space="preserve"> حذار </w:t>
             </w:r>
             <w:r>
               <w:rPr>
@@ -15993,9 +16379,11 @@
               <w:rPr>
                 <w:b/>
                 <w:bCs/>
-                <w:rtl/>
-              </w:rPr>
-              <w:t xml:space="preserve">[تمرين تطبيقي]</w:t>
+                <w:color w:val="FFFFFF"/>
+                <w:shd w:val="clear" w:color="auto" w:fill="6A1B9A"/>
+                <w:rtl/>
+              </w:rPr>
+              <w:t xml:space="preserve"> تمرين تطبيقي </w:t>
             </w:r>
           </w:p>
           <w:p>
@@ -16257,9 +16645,11 @@
               <w:rPr>
                 <w:b/>
                 <w:bCs/>
-                <w:rtl/>
-              </w:rPr>
-              <w:t xml:space="preserve">[حل التمرين التطبيقي]</w:t>
+                <w:color w:val="FFFFFF"/>
+                <w:shd w:val="clear" w:color="auto" w:fill="C76B00"/>
+                <w:rtl/>
+              </w:rPr>
+              <w:t xml:space="preserve"> حل التمرين التطبيقي </w:t>
             </w:r>
           </w:p>
           <w:p>
@@ -16345,25 +16735,28 @@
               <w:rPr>
                 <w:rtl/>
               </w:rPr>
-              <w:t xml:space="preserve">:</w:t>
-            </w:r>
-            <w:r>
-              <w:rPr>
-                <w:rtl/>
-              </w:rPr>
-              <w:t xml:space="preserve"> </w:t>
+              <w:t xml:space="preserve">: </w:t>
             </w:r>
             <m:oMath>
               <m:r>
+                <w:rPr>
+                  <w:color w:val="B3261E"/>
+                </w:rPr>
                 <m:t>y</m:t>
               </m:r>
               <m:r>
                 <m:rPr>
                   <m:sty m:val="p"/>
                 </m:rPr>
+                <w:rPr>
+                  <w:color w:val="B3261E"/>
+                </w:rPr>
                 <m:t>=</m:t>
               </m:r>
               <m:r>
+                <w:rPr>
+                  <w:color w:val="B3261E"/>
+                </w:rPr>
                 <m:t>1</m:t>
               </m:r>
             </m:oMath>
@@ -16545,25 +16938,28 @@
               <w:rPr>
                 <w:rtl/>
               </w:rPr>
-              <w:t xml:space="preserve">:</w:t>
-            </w:r>
-            <w:r>
-              <w:rPr>
-                <w:rtl/>
-              </w:rPr>
-              <w:t xml:space="preserve"> </w:t>
+              <w:t xml:space="preserve">: </w:t>
             </w:r>
             <m:oMath>
               <m:r>
+                <w:rPr>
+                  <w:color w:val="B3261E"/>
+                </w:rPr>
                 <m:t>x</m:t>
               </m:r>
               <m:r>
                 <m:rPr>
                   <m:sty m:val="p"/>
                 </m:rPr>
+                <w:rPr>
+                  <w:color w:val="B3261E"/>
+                </w:rPr>
                 <m:t>=</m:t>
               </m:r>
               <m:r>
+                <w:rPr>
+                  <w:color w:val="B3261E"/>
+                </w:rPr>
                 <m:t>3</m:t>
               </m:r>
             </m:oMath>
@@ -16741,6 +17137,7 @@
             </w:r>
             <w:r>
               <w:rPr>
+                <w:color w:val="B3261E"/>
                 <w:rtl/>
               </w:rPr>
               <w:t xml:space="preserve">فوق</w:t>
@@ -16836,6 +17233,7 @@
             </w:r>
             <w:r>
               <w:rPr>
+                <w:color w:val="B3261E"/>
                 <w:rtl/>
               </w:rPr>
               <w:t xml:space="preserve">تحت</w:t>
@@ -17527,10 +17925,10 @@
         <w:tblLook w:firstRow="0" w:lastRow="0" w:firstColumn="0" w:lastColumn="0" w:noHBand="0" w:noVBand="0" w:val="0000"/>
       </w:tblPr>
       <w:tblGrid>
-        <w:gridCol w:w="1084"/>
-        <w:gridCol w:w="591"/>
-        <w:gridCol w:w="7004"/>
-        <w:gridCol w:w="1183"/>
+        <w:gridCol w:w="1281"/>
+        <w:gridCol w:w="690"/>
+        <w:gridCol w:w="6511"/>
+        <w:gridCol w:w="1380"/>
       </w:tblGrid>
       <w:tr>
         <w:tc>
@@ -17798,9 +18196,11 @@
               <w:rPr>
                 <w:b/>
                 <w:bCs/>
-                <w:rtl/>
-              </w:rPr>
-              <w:t xml:space="preserve">[نشاط 05]</w:t>
+                <w:color w:val="FFFFFF"/>
+                <w:shd w:val="clear" w:color="auto" w:fill="C76B00"/>
+                <w:rtl/>
+              </w:rPr>
+              <w:t xml:space="preserve"> نشاط 05 </w:t>
             </w:r>
             <w:r>
               <w:rPr>
@@ -18310,9 +18710,11 @@
               <w:rPr>
                 <w:b/>
                 <w:bCs/>
-                <w:rtl/>
-              </w:rPr>
-              <w:t xml:space="preserve">[مناقشة النشاط]</w:t>
+                <w:color w:val="FFFFFF"/>
+                <w:shd w:val="clear" w:color="auto" w:fill="1F4E9C"/>
+                <w:rtl/>
+              </w:rPr>
+              <w:t xml:space="preserve"> مناقشة النشاط </w:t>
             </w:r>
           </w:p>
           <w:p>
@@ -18676,6 +19078,9 @@
             </w:r>
             <m:oMath>
               <m:r>
+                <w:rPr>
+                  <w:color w:val="B3261E"/>
+                </w:rPr>
                 <m:t>f</m:t>
               </m:r>
               <m:d>
@@ -18687,6 +19092,9 @@
                 </m:dPr>
                 <m:e>
                   <m:r>
+                    <w:rPr>
+                      <w:color w:val="B3261E"/>
+                    </w:rPr>
                     <m:t>x</m:t>
                   </m:r>
                 </m:e>
@@ -18695,27 +19103,45 @@
                 <m:rPr>
                   <m:sty m:val="p"/>
                 </m:rPr>
+                <w:rPr>
+                  <w:color w:val="B3261E"/>
+                </w:rPr>
                 <m:t>=</m:t>
               </m:r>
               <m:r>
+                <w:rPr>
+                  <w:color w:val="B3261E"/>
+                </w:rPr>
                 <m:t>2</m:t>
               </m:r>
               <m:r>
+                <w:rPr>
+                  <w:color w:val="B3261E"/>
+                </w:rPr>
                 <m:t>x</m:t>
               </m:r>
               <m:r>
                 <m:rPr>
                   <m:sty m:val="p"/>
                 </m:rPr>
+                <w:rPr>
+                  <w:color w:val="B3261E"/>
+                </w:rPr>
                 <m:t>−</m:t>
               </m:r>
               <m:r>
+                <w:rPr>
+                  <w:color w:val="B3261E"/>
+                </w:rPr>
                 <m:t>1</m:t>
               </m:r>
               <m:r>
                 <m:rPr>
                   <m:sty m:val="p"/>
                 </m:rPr>
+                <w:rPr>
+                  <w:color w:val="B3261E"/>
+                </w:rPr>
                 <m:t>+</m:t>
               </m:r>
               <m:f>
@@ -18724,20 +19150,32 @@
                 </m:fPr>
                 <m:num>
                   <m:r>
+                    <w:rPr>
+                      <w:color w:val="B3261E"/>
+                    </w:rPr>
                     <m:t>2</m:t>
                   </m:r>
                 </m:num>
                 <m:den>
                   <m:r>
+                    <w:rPr>
+                      <w:color w:val="B3261E"/>
+                    </w:rPr>
                     <m:t>x</m:t>
                   </m:r>
                   <m:r>
                     <m:rPr>
                       <m:sty m:val="p"/>
                     </m:rPr>
+                    <w:rPr>
+                      <w:color w:val="B3261E"/>
+                    </w:rPr>
                     <m:t>−</m:t>
                   </m:r>
                   <m:r>
+                    <w:rPr>
+                      <w:color w:val="B3261E"/>
+                    </w:rPr>
                     <m:t>1</m:t>
                   </m:r>
                 </m:den>
@@ -18854,6 +19292,9 @@
                 <m:t>→</m:t>
               </m:r>
               <m:r>
+                <w:rPr>
+                  <w:color w:val="B3261E"/>
+                </w:rPr>
                 <m:t>0</m:t>
               </m:r>
             </m:oMath>
@@ -19015,9 +19456,11 @@
               <w:rPr>
                 <w:b/>
                 <w:bCs/>
-                <w:rtl/>
-              </w:rPr>
-              <w:t xml:space="preserve">[تعريف]</w:t>
+                <w:color w:val="FFFFFF"/>
+                <w:shd w:val="clear" w:color="auto" w:fill="1F4E9C"/>
+                <w:rtl/>
+              </w:rPr>
+              <w:t xml:space="preserve"> تعريف </w:t>
             </w:r>
             <w:r>
               <w:rPr>
@@ -19170,29 +19613,44 @@
                     <m:rPr>
                       <m:sty m:val="p"/>
                     </m:rPr>
+                    <w:rPr>
+                      <w:color w:val="B3261E"/>
+                    </w:rPr>
                     <m:t>lim</m:t>
                   </m:r>
                 </m:e>
                 <m:lim>
                   <m:r>
+                    <w:rPr>
+                      <w:color w:val="B3261E"/>
+                    </w:rPr>
                     <m:t>x</m:t>
                   </m:r>
                   <m:r>
                     <m:rPr>
                       <m:sty m:val="p"/>
                     </m:rPr>
+                    <w:rPr>
+                      <w:color w:val="B3261E"/>
+                    </w:rPr>
                     <m:t>→</m:t>
                   </m:r>
                   <m:r>
                     <m:rPr>
                       <m:sty m:val="p"/>
                     </m:rPr>
+                    <w:rPr>
+                      <w:color w:val="B3261E"/>
+                    </w:rPr>
                     <m:t>+</m:t>
                   </m:r>
                   <m:r>
                     <m:rPr>
                       <m:sty m:val="p"/>
                     </m:rPr>
+                    <w:rPr>
+                      <w:color w:val="B3261E"/>
+                    </w:rPr>
                     <m:t>∞</m:t>
                   </m:r>
                 </m:lim>
@@ -19206,6 +19664,9 @@
                 </m:dPr>
                 <m:e>
                   <m:r>
+                    <w:rPr>
+                      <w:color w:val="B3261E"/>
+                    </w:rPr>
                     <m:t>f</m:t>
                   </m:r>
                   <m:d>
@@ -19217,6 +19678,9 @@
                     </m:dPr>
                     <m:e>
                       <m:r>
+                        <w:rPr>
+                          <w:color w:val="B3261E"/>
+                        </w:rPr>
                         <m:t>x</m:t>
                       </m:r>
                     </m:e>
@@ -19225,6 +19689,9 @@
                     <m:rPr>
                       <m:sty m:val="p"/>
                     </m:rPr>
+                    <w:rPr>
+                      <w:color w:val="B3261E"/>
+                    </w:rPr>
                     <m:t>−</m:t>
                   </m:r>
                   <m:d>
@@ -19236,18 +19703,30 @@
                     </m:dPr>
                     <m:e>
                       <m:r>
+                        <w:rPr>
+                          <w:color w:val="B3261E"/>
+                        </w:rPr>
                         <m:t>a</m:t>
                       </m:r>
                       <m:r>
+                        <w:rPr>
+                          <w:color w:val="B3261E"/>
+                        </w:rPr>
                         <m:t>x</m:t>
                       </m:r>
                       <m:r>
                         <m:rPr>
                           <m:sty m:val="p"/>
                         </m:rPr>
+                        <w:rPr>
+                          <w:color w:val="B3261E"/>
+                        </w:rPr>
                         <m:t>+</m:t>
                       </m:r>
                       <m:r>
+                        <w:rPr>
+                          <w:color w:val="B3261E"/>
+                        </w:rPr>
                         <m:t>b</m:t>
                       </m:r>
                     </m:e>
@@ -19258,9 +19737,15 @@
                 <m:rPr>
                   <m:sty m:val="p"/>
                 </m:rPr>
+                <w:rPr>
+                  <w:color w:val="B3261E"/>
+                </w:rPr>
                 <m:t>=</m:t>
               </m:r>
               <m:r>
+                <w:rPr>
+                  <w:color w:val="B3261E"/>
+                </w:rPr>
                 <m:t>0</m:t>
               </m:r>
             </m:oMath>
@@ -19364,9 +19849,11 @@
               <w:rPr>
                 <w:b/>
                 <w:bCs/>
-                <w:rtl/>
-              </w:rPr>
-              <w:t xml:space="preserve">[خاصية]</w:t>
+                <w:color w:val="FFFFFF"/>
+                <w:shd w:val="clear" w:color="auto" w:fill="B3261E"/>
+                <w:rtl/>
+              </w:rPr>
+              <w:t xml:space="preserve"> خاصية </w:t>
             </w:r>
             <w:r>
               <w:rPr>
@@ -19506,27 +19993,45 @@
             </w:r>
             <m:oMath>
               <m:r>
+                <w:rPr>
+                  <w:color w:val="B3261E"/>
+                </w:rPr>
                 <m:t>y</m:t>
               </m:r>
               <m:r>
                 <m:rPr>
                   <m:sty m:val="p"/>
                 </m:rPr>
+                <w:rPr>
+                  <w:color w:val="B3261E"/>
+                </w:rPr>
                 <m:t>=</m:t>
               </m:r>
               <m:r>
+                <w:rPr>
+                  <w:color w:val="B3261E"/>
+                </w:rPr>
                 <m:t>a</m:t>
               </m:r>
               <m:r>
+                <w:rPr>
+                  <w:color w:val="B3261E"/>
+                </w:rPr>
                 <m:t>x</m:t>
               </m:r>
               <m:r>
                 <m:rPr>
                   <m:sty m:val="p"/>
                 </m:rPr>
+                <w:rPr>
+                  <w:color w:val="B3261E"/>
+                </w:rPr>
                 <m:t>+</m:t>
               </m:r>
               <m:r>
+                <w:rPr>
+                  <w:color w:val="B3261E"/>
+                </w:rPr>
                 <m:t>b</m:t>
               </m:r>
             </m:oMath>
@@ -19595,9 +20100,11 @@
               <w:rPr>
                 <w:b/>
                 <w:bCs/>
-                <w:rtl/>
-              </w:rPr>
-              <w:t xml:space="preserve">[الوضع النسبي]</w:t>
+                <w:color w:val="FFFFFF"/>
+                <w:shd w:val="clear" w:color="auto" w:fill="6A1B9A"/>
+                <w:rtl/>
+              </w:rPr>
+              <w:t xml:space="preserve"> الوضع النسبي </w:t>
             </w:r>
             <w:r>
               <w:rPr>
@@ -19700,7 +20207,7 @@
               </w:rPr>
               <w:drawing>
                 <wp:inline>
-                  <wp:extent cx="3426604" cy="312503"/>
+                  <wp:extent cx="4038656" cy="928997"/>
                   <wp:docPr id="5" name="Picture 5"/>
                   <wp:cNvGraphicFramePr>
                     <a:graphicFrameLocks noChangeAspect="1"/>
@@ -19709,7 +20216,7 @@
                     <a:graphicData uri="http://schemas.openxmlformats.org/drawingml/2006/picture">
                       <pic:pic>
                         <pic:nvPicPr>
-                          <pic:cNvPr id="0" name="2c67dc5c6dc15963.png"/>
+                          <pic:cNvPr id="0" name="9a446c20300d4c5c.png"/>
                           <pic:cNvPicPr/>
                         </pic:nvPicPr>
                         <pic:blipFill>
@@ -19721,7 +20228,7 @@
                         <pic:spPr>
                           <a:xfrm>
                             <a:off x="0" y="0"/>
-                            <a:ext cx="3426604" cy="312503"/>
+                            <a:ext cx="4038656" cy="928997"/>
                           </a:xfrm>
                           <a:prstGeom prst="rect"/>
                         </pic:spPr>
@@ -19785,9 +20292,11 @@
               <w:rPr>
                 <w:b/>
                 <w:bCs/>
-                <w:rtl/>
-              </w:rPr>
-              <w:t xml:space="preserve">[حذار]</w:t>
+                <w:color w:val="FFFFFF"/>
+                <w:shd w:val="clear" w:color="auto" w:fill="B3261E"/>
+                <w:rtl/>
+              </w:rPr>
+              <w:t xml:space="preserve"> حذار </w:t>
             </w:r>
             <w:r>
               <w:rPr>
@@ -19860,9 +20369,11 @@
               <w:rPr>
                 <w:b/>
                 <w:bCs/>
-                <w:rtl/>
-              </w:rPr>
-              <w:t xml:space="preserve">[تمرين تطبيقي]</w:t>
+                <w:color w:val="FFFFFF"/>
+                <w:shd w:val="clear" w:color="auto" w:fill="6A1B9A"/>
+                <w:rtl/>
+              </w:rPr>
+              <w:t xml:space="preserve"> تمرين تطبيقي </w:t>
             </w:r>
           </w:p>
           <w:p>
@@ -20229,9 +20740,11 @@
               <w:rPr>
                 <w:b/>
                 <w:bCs/>
-                <w:rtl/>
-              </w:rPr>
-              <w:t xml:space="preserve">[حل التمرين التطبيقي]</w:t>
+                <w:color w:val="FFFFFF"/>
+                <w:shd w:val="clear" w:color="auto" w:fill="C76B00"/>
+                <w:rtl/>
+              </w:rPr>
+              <w:t xml:space="preserve"> حل التمرين التطبيقي </w:t>
             </w:r>
           </w:p>
           <w:p>
@@ -20362,11 +20875,17 @@
                   <m:sSup>
                     <m:e>
                       <m:r>
+                        <w:rPr>
+                          <w:color w:val="B3261E"/>
+                        </w:rPr>
                         <m:t>x</m:t>
                       </m:r>
                     </m:e>
                     <m:sup>
                       <m:r>
+                        <w:rPr>
+                          <w:color w:val="B3261E"/>
+                        </w:rPr>
                         <m:t>2</m:t>
                       </m:r>
                     </m:sup>
@@ -20375,32 +20894,53 @@
                     <m:rPr>
                       <m:sty m:val="p"/>
                     </m:rPr>
+                    <w:rPr>
+                      <w:color w:val="B3261E"/>
+                    </w:rPr>
                     <m:t>+</m:t>
                   </m:r>
                   <m:r>
+                    <w:rPr>
+                      <w:color w:val="B3261E"/>
+                    </w:rPr>
                     <m:t>x</m:t>
                   </m:r>
                   <m:r>
                     <m:rPr>
                       <m:sty m:val="p"/>
                     </m:rPr>
+                    <w:rPr>
+                      <w:color w:val="B3261E"/>
+                    </w:rPr>
                     <m:t>+</m:t>
                   </m:r>
                   <m:r>
+                    <w:rPr>
+                      <w:color w:val="B3261E"/>
+                    </w:rPr>
                     <m:t>2</m:t>
                   </m:r>
                 </m:num>
                 <m:den>
                   <m:r>
+                    <w:rPr>
+                      <w:color w:val="B3261E"/>
+                    </w:rPr>
                     <m:t>x</m:t>
                   </m:r>
                   <m:r>
                     <m:rPr>
                       <m:sty m:val="p"/>
                     </m:rPr>
+                    <w:rPr>
+                      <w:color w:val="B3261E"/>
+                    </w:rPr>
                     <m:t>+</m:t>
                   </m:r>
                   <m:r>
+                    <w:rPr>
+                      <w:color w:val="B3261E"/>
+                    </w:rPr>
                     <m:t>1</m:t>
                   </m:r>
                 </m:den>
@@ -20409,9 +20949,15 @@
                 <m:rPr>
                   <m:sty m:val="p"/>
                 </m:rPr>
+                <w:rPr>
+                  <w:color w:val="B3261E"/>
+                </w:rPr>
                 <m:t>=</m:t>
               </m:r>
               <m:r>
+                <w:rPr>
+                  <w:color w:val="B3261E"/>
+                </w:rPr>
                 <m:t>g</m:t>
               </m:r>
               <m:d>
@@ -20423,6 +20969,9 @@
                 </m:dPr>
                 <m:e>
                   <m:r>
+                    <w:rPr>
+                      <w:color w:val="B3261E"/>
+                    </w:rPr>
                     <m:t>x</m:t>
                   </m:r>
                 </m:e>
@@ -20525,36 +21074,41 @@
               <w:rPr>
                 <w:rtl/>
               </w:rPr>
-              <w:t xml:space="preserve">:</w:t>
-            </w:r>
-            <w:r>
-              <w:rPr>
-                <w:rtl/>
-              </w:rPr>
-              <w:t xml:space="preserve"> </w:t>
+              <w:t xml:space="preserve">: </w:t>
             </w:r>
             <m:oMath>
               <m:r>
+                <w:rPr>
+                  <w:color w:val="B3261E"/>
+                </w:rPr>
                 <m:t>y</m:t>
               </m:r>
               <m:r>
                 <m:rPr>
                   <m:sty m:val="p"/>
                 </m:rPr>
+                <w:rPr>
+                  <w:color w:val="B3261E"/>
+                </w:rPr>
                 <m:t>=</m:t>
               </m:r>
               <m:r>
+                <w:rPr>
+                  <w:color w:val="B3261E"/>
+                </w:rPr>
                 <m:t>x</m:t>
               </m:r>
             </m:oMath>
             <w:r>
               <w:rPr>
-                <w:rtl/>
-              </w:rPr>
-              <w:t xml:space="preserve"> </w:t>
-            </w:r>
-            <w:r>
-              <w:rPr>
+                <w:color w:val="B3261E"/>
+                <w:rtl/>
+              </w:rPr>
+              <w:t xml:space="preserve"> </w:t>
+            </w:r>
+            <w:r>
+              <w:rPr>
+                <w:color w:val="B3261E"/>
                 <w:rtl/>
               </w:rPr>
               <w:t xml:space="preserve">مقارب مائل</w:t>
@@ -20700,6 +21254,7 @@
             </w:r>
             <w:r>
               <w:rPr>
+                <w:color w:val="B3261E"/>
                 <w:rtl/>
               </w:rPr>
               <w:t xml:space="preserve">فوق</w:t>
@@ -20801,6 +21356,7 @@
             </w:r>
             <w:r>
               <w:rPr>
+                <w:color w:val="B3261E"/>
                 <w:rtl/>
               </w:rPr>
               <w:t xml:space="preserve">تحت</w:t>
@@ -21365,10 +21921,10 @@
         <w:tblLook w:firstRow="0" w:lastRow="0" w:firstColumn="0" w:lastColumn="0" w:noHBand="0" w:noVBand="0" w:val="0000"/>
       </w:tblPr>
       <w:tblGrid>
-        <w:gridCol w:w="1084"/>
-        <w:gridCol w:w="591"/>
-        <w:gridCol w:w="7004"/>
-        <w:gridCol w:w="1183"/>
+        <w:gridCol w:w="1281"/>
+        <w:gridCol w:w="690"/>
+        <w:gridCol w:w="6511"/>
+        <w:gridCol w:w="1380"/>
       </w:tblGrid>
       <w:tr>
         <w:tc>
@@ -21592,9 +22148,11 @@
               <w:rPr>
                 <w:b/>
                 <w:bCs/>
-                <w:rtl/>
-              </w:rPr>
-              <w:t xml:space="preserve">[مسألة]</w:t>
+                <w:color w:val="FFFFFF"/>
+                <w:shd w:val="clear" w:color="auto" w:fill="C76B00"/>
+                <w:rtl/>
+              </w:rPr>
+              <w:t xml:space="preserve"> مسألة </w:t>
             </w:r>
             <w:r>
               <w:rPr>
@@ -22058,9 +22616,11 @@
               <w:rPr>
                 <w:b/>
                 <w:bCs/>
-                <w:rtl/>
-              </w:rPr>
-              <w:t xml:space="preserve">[مناقشة النشاط]</w:t>
+                <w:color w:val="FFFFFF"/>
+                <w:shd w:val="clear" w:color="auto" w:fill="1F4E9C"/>
+                <w:rtl/>
+              </w:rPr>
+              <w:t xml:space="preserve"> مناقشة النشاط </w:t>
             </w:r>
           </w:p>
           <w:p>
@@ -22278,6 +22838,9 @@
                 <m:t>=</m:t>
               </m:r>
               <m:r>
+                <w:rPr>
+                  <w:color w:val="B3261E"/>
+                </w:rPr>
                 <m:t>f</m:t>
               </m:r>
               <m:d>
@@ -22289,6 +22852,9 @@
                 </m:dPr>
                 <m:e>
                   <m:r>
+                    <w:rPr>
+                      <w:color w:val="B3261E"/>
+                    </w:rPr>
                     <m:t>x</m:t>
                   </m:r>
                 </m:e>
@@ -22380,12 +22946,18 @@
                 <m:rPr>
                   <m:sty m:val="p"/>
                 </m:rPr>
+                <w:rPr>
+                  <w:color w:val="B3261E"/>
+                </w:rPr>
                 <m:t>−</m:t>
               </m:r>
               <m:r>
                 <m:rPr>
                   <m:sty m:val="p"/>
                 </m:rPr>
+                <w:rPr>
+                  <w:color w:val="B3261E"/>
+                </w:rPr>
                 <m:t>∞</m:t>
               </m:r>
             </m:oMath>
@@ -22467,12 +23039,18 @@
                 <m:rPr>
                   <m:sty m:val="p"/>
                 </m:rPr>
+                <w:rPr>
+                  <w:color w:val="B3261E"/>
+                </w:rPr>
                 <m:t>+</m:t>
               </m:r>
               <m:r>
                 <m:rPr>
                   <m:sty m:val="p"/>
                 </m:rPr>
+                <w:rPr>
+                  <w:color w:val="B3261E"/>
+                </w:rPr>
                 <m:t>∞</m:t>
               </m:r>
             </m:oMath>
@@ -22557,12 +23135,18 @@
                 <m:rPr>
                   <m:sty m:val="p"/>
                 </m:rPr>
+                <w:rPr>
+                  <w:color w:val="B3261E"/>
+                </w:rPr>
                 <m:t>+</m:t>
               </m:r>
               <m:r>
                 <m:rPr>
                   <m:sty m:val="p"/>
                 </m:rPr>
+                <w:rPr>
+                  <w:color w:val="B3261E"/>
+                </w:rPr>
                 <m:t>∞</m:t>
               </m:r>
             </m:oMath>
@@ -22647,12 +23231,18 @@
                 <m:rPr>
                   <m:sty m:val="p"/>
                 </m:rPr>
+                <w:rPr>
+                  <w:color w:val="B3261E"/>
+                </w:rPr>
                 <m:t>−</m:t>
               </m:r>
               <m:r>
                 <m:rPr>
                   <m:sty m:val="p"/>
                 </m:rPr>
+                <w:rPr>
+                  <w:color w:val="B3261E"/>
+                </w:rPr>
                 <m:t>∞</m:t>
               </m:r>
             </m:oMath>
@@ -22660,36 +23250,41 @@
               <w:rPr>
                 <w:rtl/>
               </w:rPr>
-              <w:t xml:space="preserve">:</w:t>
-            </w:r>
-            <w:r>
-              <w:rPr>
-                <w:rtl/>
-              </w:rPr>
-              <w:t xml:space="preserve"> </w:t>
+              <w:t xml:space="preserve">: </w:t>
             </w:r>
             <m:oMath>
               <m:r>
+                <w:rPr>
+                  <w:color w:val="B3261E"/>
+                </w:rPr>
                 <m:t>x</m:t>
               </m:r>
               <m:r>
                 <m:rPr>
                   <m:sty m:val="p"/>
                 </m:rPr>
+                <w:rPr>
+                  <w:color w:val="B3261E"/>
+                </w:rPr>
                 <m:t>=</m:t>
               </m:r>
               <m:r>
+                <w:rPr>
+                  <w:color w:val="B3261E"/>
+                </w:rPr>
                 <m:t>1</m:t>
               </m:r>
             </m:oMath>
             <w:r>
               <w:rPr>
-                <w:rtl/>
-              </w:rPr>
-              <w:t xml:space="preserve"> </w:t>
-            </w:r>
-            <w:r>
-              <w:rPr>
+                <w:color w:val="B3261E"/>
+                <w:rtl/>
+              </w:rPr>
+              <w:t xml:space="preserve"> </w:t>
+            </w:r>
+            <w:r>
+              <w:rPr>
+                <w:color w:val="B3261E"/>
                 <w:rtl/>
               </w:rPr>
               <w:t xml:space="preserve">مقارب عمودي</w:t>
@@ -22698,13 +23293,7 @@
               <w:rPr>
                 <w:rtl/>
               </w:rPr>
-              <w:t xml:space="preserve"> </w:t>
-            </w:r>
-            <w:r>
-              <w:rPr>
-                <w:rtl/>
-              </w:rPr>
-              <w:t xml:space="preserve">، و</w:t>
+              <w:t xml:space="preserve"> ، و</w:t>
             </w:r>
             <w:r>
               <w:rPr>
@@ -22751,45 +23340,56 @@
               <w:rPr>
                 <w:rtl/>
               </w:rPr>
-              <w:t xml:space="preserve">:</w:t>
-            </w:r>
-            <w:r>
-              <w:rPr>
-                <w:rtl/>
-              </w:rPr>
-              <w:t xml:space="preserve"> </w:t>
+              <w:t xml:space="preserve">: </w:t>
             </w:r>
             <m:oMath>
               <m:r>
+                <w:rPr>
+                  <w:color w:val="B3261E"/>
+                </w:rPr>
                 <m:t>y</m:t>
               </m:r>
               <m:r>
                 <m:rPr>
                   <m:sty m:val="p"/>
                 </m:rPr>
+                <w:rPr>
+                  <w:color w:val="B3261E"/>
+                </w:rPr>
                 <m:t>=</m:t>
               </m:r>
               <m:r>
+                <w:rPr>
+                  <w:color w:val="B3261E"/>
+                </w:rPr>
                 <m:t>x</m:t>
               </m:r>
               <m:r>
                 <m:rPr>
                   <m:sty m:val="p"/>
                 </m:rPr>
+                <w:rPr>
+                  <w:color w:val="B3261E"/>
+                </w:rPr>
                 <m:t>+</m:t>
               </m:r>
               <m:r>
+                <w:rPr>
+                  <w:color w:val="B3261E"/>
+                </w:rPr>
                 <m:t>2</m:t>
               </m:r>
             </m:oMath>
             <w:r>
               <w:rPr>
-                <w:rtl/>
-              </w:rPr>
-              <w:t xml:space="preserve"> </w:t>
-            </w:r>
-            <w:r>
-              <w:rPr>
+                <w:color w:val="B3261E"/>
+                <w:rtl/>
+              </w:rPr>
+              <w:t xml:space="preserve"> </w:t>
+            </w:r>
+            <w:r>
+              <w:rPr>
+                <w:color w:val="B3261E"/>
                 <w:rtl/>
               </w:rPr>
               <w:t xml:space="preserve">مقارب مائل</w:t>
@@ -22865,9 +23465,11 @@
               <w:rPr>
                 <w:b/>
                 <w:bCs/>
-                <w:rtl/>
-              </w:rPr>
-              <w:t xml:space="preserve">[الدراسة]</w:t>
+                <w:color w:val="FFFFFF"/>
+                <w:shd w:val="clear" w:color="auto" w:fill="C76B00"/>
+                <w:rtl/>
+              </w:rPr>
+              <w:t xml:space="preserve"> الدراسة </w:t>
             </w:r>
           </w:p>
           <w:p>
@@ -23074,6 +23676,9 @@
                 </m:fPr>
                 <m:num>
                   <m:r>
+                    <w:rPr>
+                      <w:color w:val="B3261E"/>
+                    </w:rPr>
                     <m:t>x</m:t>
                   </m:r>
                   <m:d>
@@ -23085,19 +23690,1174 @@
                     </m:dPr>
                     <m:e>
                       <m:r>
+                        <w:rPr>
+                          <w:color w:val="B3261E"/>
+                        </w:rPr>
                         <m:t>x</m:t>
                       </m:r>
                       <m:r>
                         <m:rPr>
                           <m:sty m:val="p"/>
                         </m:rPr>
+                        <w:rPr>
+                          <w:color w:val="B3261E"/>
+                        </w:rPr>
                         <m:t>−</m:t>
                       </m:r>
                       <m:r>
+                        <w:rPr>
+                          <w:color w:val="B3261E"/>
+                        </w:rPr>
                         <m:t>2</m:t>
                       </m:r>
                     </m:e>
                   </m:d>
+                </m:num>
+                <m:den>
+                  <m:sSup>
+                    <m:e>
+                      <m:d>
+                        <m:dPr>
+                          <m:begChr m:val="("/>
+                          <m:endChr m:val=")"/>
+                          <m:sepChr m:val=""/>
+                          <m:grow/>
+                        </m:dPr>
+                        <m:e>
+                          <m:r>
+                            <w:rPr>
+                              <w:color w:val="B3261E"/>
+                            </w:rPr>
+                            <m:t>x</m:t>
+                          </m:r>
+                          <m:r>
+                            <m:rPr>
+                              <m:sty m:val="p"/>
+                            </m:rPr>
+                            <w:rPr>
+                              <w:color w:val="B3261E"/>
+                            </w:rPr>
+                            <m:t>−</m:t>
+                          </m:r>
+                          <m:r>
+                            <w:rPr>
+                              <w:color w:val="B3261E"/>
+                            </w:rPr>
+                            <m:t>1</m:t>
+                          </m:r>
+                        </m:e>
+                      </m:d>
+                    </m:e>
+                    <m:sup>
+                      <m:r>
+                        <w:rPr>
+                          <w:color w:val="B3261E"/>
+                        </w:rPr>
+                        <m:t>2</m:t>
+                      </m:r>
+                    </m:sup>
+                  </m:sSup>
+                </m:den>
+              </m:f>
+            </m:oMath>
+            <w:r>
+              <w:rPr>
+                <w:rtl/>
+              </w:rPr>
+              <w:t xml:space="preserve"> </w:t>
+            </w:r>
+            <w:r>
+              <w:rPr>
+                <w:rtl/>
+              </w:rPr>
+              <w:t xml:space="preserve">؛</w:t>
+            </w:r>
+            <w:r>
+              <w:rPr>
+                <w:rtl/>
+              </w:rPr>
+              <w:t xml:space="preserve"> </w:t>
+            </w:r>
+            <m:oMath>
+              <m:r>
+                <m:t>f</m:t>
+              </m:r>
+              <m:d>
+                <m:dPr>
+                  <m:begChr m:val="("/>
+                  <m:endChr m:val=")"/>
+                  <m:sepChr m:val=""/>
+                  <m:grow/>
+                </m:dPr>
+                <m:e>
+                  <m:r>
+                    <m:t>0</m:t>
+                  </m:r>
+                </m:e>
+              </m:d>
+              <m:r>
+                <m:rPr>
+                  <m:sty m:val="p"/>
+                </m:rPr>
+                <m:t>=</m:t>
+              </m:r>
+              <m:r>
+                <m:t>1</m:t>
+              </m:r>
+            </m:oMath>
+            <w:r>
+              <w:rPr>
+                <w:rtl/>
+              </w:rPr>
+              <w:t xml:space="preserve"> </w:t>
+            </w:r>
+            <w:r>
+              <w:rPr>
+                <w:rtl/>
+              </w:rPr>
+              <w:t xml:space="preserve">،</w:t>
+            </w:r>
+            <w:r>
+              <w:rPr>
+                <w:rtl/>
+              </w:rPr>
+              <w:t xml:space="preserve"> </w:t>
+            </w:r>
+            <m:oMath>
+              <m:r>
+                <m:t>f</m:t>
+              </m:r>
+              <m:d>
+                <m:dPr>
+                  <m:begChr m:val="("/>
+                  <m:endChr m:val=")"/>
+                  <m:sepChr m:val=""/>
+                  <m:grow/>
+                </m:dPr>
+                <m:e>
+                  <m:r>
+                    <m:t>2</m:t>
+                  </m:r>
+                </m:e>
+              </m:d>
+              <m:r>
+                <m:rPr>
+                  <m:sty m:val="p"/>
+                </m:rPr>
+                <m:t>=</m:t>
+              </m:r>
+              <m:r>
+                <m:t>5</m:t>
+              </m:r>
+            </m:oMath>
+            <w:r>
+              <w:rPr>
+                <w:rtl/>
+              </w:rPr>
+              <w:t xml:space="preserve">.</w:t>
+            </w:r>
+          </w:p>
+          <w:p>
+            <w:pPr>
+              <w:bidi/>
+              <w:jc w:val="left"/>
+            </w:pPr>
+            <w:r>
+              <w:rPr>
+                <w:b/>
+                <w:bCs/>
+                <w:rtl/>
+              </w:rPr>
+              <w:t xml:space="preserve">(4)</w:t>
+            </w:r>
+            <w:r>
+              <w:rPr>
+                <w:rtl/>
+              </w:rPr>
+              <w:t xml:space="preserve"> </w:t>
+            </w:r>
+            <m:oMath>
+              <m:r>
+                <m:t>f</m:t>
+              </m:r>
+              <m:d>
+                <m:dPr>
+                  <m:begChr m:val="("/>
+                  <m:endChr m:val=")"/>
+                  <m:sepChr m:val=""/>
+                  <m:grow/>
+                </m:dPr>
+                <m:e>
+                  <m:r>
+                    <m:t>x</m:t>
+                  </m:r>
+                </m:e>
+              </m:d>
+              <m:r>
+                <m:rPr>
+                  <m:sty m:val="p"/>
+                </m:rPr>
+                <m:t>−</m:t>
+              </m:r>
+              <m:d>
+                <m:dPr>
+                  <m:begChr m:val="("/>
+                  <m:endChr m:val=")"/>
+                  <m:sepChr m:val=""/>
+                  <m:grow/>
+                </m:dPr>
+                <m:e>
+                  <m:r>
+                    <m:t>x</m:t>
+                  </m:r>
+                  <m:r>
+                    <m:rPr>
+                      <m:sty m:val="p"/>
+                    </m:rPr>
+                    <m:t>+</m:t>
+                  </m:r>
+                  <m:r>
+                    <m:t>2</m:t>
+                  </m:r>
+                </m:e>
+              </m:d>
+              <m:r>
+                <m:rPr>
+                  <m:sty m:val="p"/>
+                </m:rPr>
+                <m:t>=</m:t>
+              </m:r>
+              <m:f>
+                <m:fPr>
+                  <m:type m:val="bar"/>
+                </m:fPr>
+                <m:num>
+                  <m:r>
+                    <m:t>1</m:t>
+                  </m:r>
+                </m:num>
+                <m:den>
+                  <m:r>
+                    <m:t>x</m:t>
+                  </m:r>
+                  <m:r>
+                    <m:rPr>
+                      <m:sty m:val="p"/>
+                    </m:rPr>
+                    <m:t>−</m:t>
+                  </m:r>
+                  <m:r>
+                    <m:t>1</m:t>
+                  </m:r>
+                </m:den>
+              </m:f>
+            </m:oMath>
+            <w:r>
+              <w:rPr>
+                <w:rtl/>
+              </w:rPr>
+              <w:t xml:space="preserve">:</w:t>
+            </w:r>
+            <w:r>
+              <w:rPr>
+                <w:rtl/>
+              </w:rPr>
+              <w:t xml:space="preserve"> </w:t>
+            </w:r>
+            <m:oMath>
+              <m:d>
+                <m:dPr>
+                  <m:begChr m:val="("/>
+                  <m:endChr m:val=")"/>
+                  <m:sepChr m:val=""/>
+                  <m:grow/>
+                </m:dPr>
+                <m:e>
+                  <m:sSub>
+                    <m:e>
+                      <m:r>
+                        <m:t>C</m:t>
+                      </m:r>
+                    </m:e>
+                    <m:sub>
+                      <m:r>
+                        <m:t>f</m:t>
+                      </m:r>
+                    </m:sub>
+                  </m:sSub>
+                </m:e>
+              </m:d>
+            </m:oMath>
+            <w:r>
+              <w:rPr>
+                <w:rtl/>
+              </w:rPr>
+              <w:t xml:space="preserve"> </w:t>
+            </w:r>
+            <w:r>
+              <w:rPr>
+                <w:color w:val="B3261E"/>
+                <w:rtl/>
+              </w:rPr>
+              <w:t xml:space="preserve">فوق</w:t>
+            </w:r>
+            <w:r>
+              <w:rPr>
+                <w:rtl/>
+              </w:rPr>
+              <w:t xml:space="preserve"> المقارب على</w:t>
+            </w:r>
+            <w:r>
+              <w:rPr>
+                <w:rtl/>
+              </w:rPr>
+              <w:t xml:space="preserve"> </w:t>
+            </w:r>
+            <m:oMath>
+              <m:r>
+                <m:rPr>
+                  <m:sty m:val="p"/>
+                </m:rPr>
+                <m:t>]</m:t>
+              </m:r>
+              <m:r>
+                <m:t>1</m:t>
+              </m:r>
+              <m:r>
+                <m:rPr>
+                  <m:sty m:val="p"/>
+                </m:rPr>
+                <m:t>;</m:t>
+              </m:r>
+              <m:r>
+                <m:rPr>
+                  <m:sty m:val="p"/>
+                </m:rPr>
+                <m:t>+</m:t>
+              </m:r>
+              <m:r>
+                <m:rPr>
+                  <m:sty m:val="p"/>
+                </m:rPr>
+                <m:t>∞</m:t>
+              </m:r>
+              <m:r>
+                <m:rPr>
+                  <m:sty m:val="p"/>
+                </m:rPr>
+                <m:t>[</m:t>
+              </m:r>
+            </m:oMath>
+            <w:r>
+              <w:rPr>
+                <w:rtl/>
+              </w:rPr>
+              <w:t xml:space="preserve"> </w:t>
+            </w:r>
+            <w:r>
+              <w:rPr>
+                <w:rtl/>
+              </w:rPr>
+              <w:t xml:space="preserve">و</w:t>
+            </w:r>
+            <w:r>
+              <w:rPr>
+                <w:color w:val="B3261E"/>
+                <w:rtl/>
+              </w:rPr>
+              <w:t xml:space="preserve">تحته</w:t>
+            </w:r>
+            <w:r>
+              <w:rPr>
+                <w:rtl/>
+              </w:rPr>
+              <w:t xml:space="preserve"> على</w:t>
+            </w:r>
+            <w:r>
+              <w:rPr>
+                <w:rtl/>
+              </w:rPr>
+              <w:t xml:space="preserve"> </w:t>
+            </w:r>
+            <m:oMath>
+              <m:r>
+                <m:rPr>
+                  <m:sty m:val="p"/>
+                </m:rPr>
+                <m:t>]</m:t>
+              </m:r>
+              <m:r>
+                <m:rPr>
+                  <m:sty m:val="p"/>
+                </m:rPr>
+                <m:t>−</m:t>
+              </m:r>
+              <m:r>
+                <m:rPr>
+                  <m:sty m:val="p"/>
+                </m:rPr>
+                <m:t>∞</m:t>
+              </m:r>
+              <m:r>
+                <m:rPr>
+                  <m:sty m:val="p"/>
+                </m:rPr>
+                <m:t>;</m:t>
+              </m:r>
+              <m:r>
+                <m:t>1</m:t>
+              </m:r>
+              <m:r>
+                <m:rPr>
+                  <m:sty m:val="p"/>
+                </m:rPr>
+                <m:t>[</m:t>
+              </m:r>
+            </m:oMath>
+            <w:r>
+              <w:rPr>
+                <w:rtl/>
+              </w:rPr>
+              <w:t xml:space="preserve">.</w:t>
+            </w:r>
+          </w:p>
+          <w:p>
+            <w:pPr>
+              <w:bidi/>
+              <w:jc w:val="center"/>
+            </w:pPr>
+            <w:r>
+              <w:rPr>
+                <w:rtl/>
+              </w:rPr>
+              <w:drawing>
+                <wp:inline>
+                  <wp:extent cx="1938528" cy="2322576"/>
+                  <wp:docPr id="6" name="Picture 6"/>
+                  <wp:cNvGraphicFramePr>
+                    <a:graphicFrameLocks noChangeAspect="1"/>
+                  </wp:cNvGraphicFramePr>
+                  <a:graphic>
+                    <a:graphicData uri="http://schemas.openxmlformats.org/drawingml/2006/picture">
+                      <pic:pic>
+                        <pic:nvPicPr>
+                          <pic:cNvPr id="0" name="655e54aa11b30376.png"/>
+                          <pic:cNvPicPr/>
+                        </pic:nvPicPr>
+                        <pic:blipFill>
+                          <a:blip r:embed="rId14"/>
+                          <a:stretch>
+                            <a:fillRect/>
+                          </a:stretch>
+                        </pic:blipFill>
+                        <pic:spPr>
+                          <a:xfrm>
+                            <a:off x="0" y="0"/>
+                            <a:ext cx="1938528" cy="2322576"/>
+                          </a:xfrm>
+                          <a:prstGeom prst="rect"/>
+                        </pic:spPr>
+                      </pic:pic>
+                    </a:graphicData>
+                  </a:graphic>
+                </wp:inline>
+              </w:drawing>
+            </w:r>
+          </w:p>
+        </w:tc>
+        <w:tc>
+          <w:tcPr>
+            <w:shd w:val="clear" w:color="auto" w:fill="E4E7ED"/>
+          </w:tcPr>
+          <w:p>
+            <w:pPr>
+              <w:pStyle w:val="Compact"/>
+              <w:bidi/>
+              <w:jc w:val="left"/>
+            </w:pPr>
+            <w:r>
+              <w:rPr>
+                <w:rtl/>
+              </w:rPr>
+              <w:t xml:space="preserve"/>
+            </w:r>
+            <w:r>
+              <w:rPr>
+                <w:b/>
+                <w:bCs/>
+                <w:rtl/>
+              </w:rPr>
+              <w:t xml:space="preserve">بناء المعارف</w:t>
+            </w:r>
+          </w:p>
+        </w:tc>
+      </w:tr>
+      <w:tr>
+        <w:tc>
+          <w:tcPr/>
+          <w:p>
+            <w:pPr>
+              <w:pStyle w:val="Compact"/>
+              <w:bidi/>
+              <w:jc w:val="center"/>
+            </w:pPr>
+          </w:p>
+        </w:tc>
+        <w:tc>
+          <w:tcPr/>
+          <w:p>
+            <w:pPr>
+              <w:pStyle w:val="Compact"/>
+              <w:bidi/>
+              <w:jc w:val="center"/>
+            </w:pPr>
+          </w:p>
+        </w:tc>
+        <w:tc>
+          <w:tcPr/>
+          <w:p>
+            <w:pPr>
+              <w:pStyle w:val="Compact"/>
+              <w:bidi/>
+              <w:jc w:val="left"/>
+            </w:pPr>
+            <w:r>
+              <w:rPr>
+                <w:b/>
+                <w:bCs/>
+                <w:color w:val="FFFFFF"/>
+                <w:shd w:val="clear" w:color="auto" w:fill="B3261E"/>
+                <w:rtl/>
+              </w:rPr>
+              <w:t xml:space="preserve"> حذار </w:t>
+            </w:r>
+            <w:r>
+              <w:rPr>
+                <w:rtl/>
+              </w:rPr>
+              <w:t xml:space="preserve"> نرسم المقاربات أولاً ثم المنحنى.</w:t>
+            </w:r>
+          </w:p>
+        </w:tc>
+        <w:tc>
+          <w:tcPr>
+            <w:shd w:val="clear" w:color="auto" w:fill="E4E7ED"/>
+          </w:tcPr>
+          <w:p>
+            <w:pPr>
+              <w:pStyle w:val="Compact"/>
+              <w:bidi/>
+              <w:jc w:val="left"/>
+            </w:pPr>
+            <w:r>
+              <w:rPr>
+                <w:rtl/>
+              </w:rPr>
+              <w:t xml:space="preserve"/>
+            </w:r>
+          </w:p>
+        </w:tc>
+      </w:tr>
+      <w:tr>
+        <w:tc>
+          <w:tcPr/>
+          <w:p>
+            <w:pPr>
+              <w:pStyle w:val="Compact"/>
+              <w:bidi/>
+              <w:jc w:val="left"/>
+            </w:pPr>
+            <w:r>
+              <w:rPr>
+                <w:rtl/>
+              </w:rPr>
+              <w:t xml:space="preserve">تقويم فردي.</w:t>
+            </w:r>
+          </w:p>
+        </w:tc>
+        <w:tc>
+          <w:tcPr/>
+          <w:p>
+            <w:pPr>
+              <w:pStyle w:val="Compact"/>
+              <w:bidi/>
+              <w:jc w:val="left"/>
+            </w:pPr>
+            <w:r>
+              <w:rPr>
+                <w:rtl/>
+              </w:rPr>
+              <w:t xml:space="preserve">25 د</w:t>
+            </w:r>
+          </w:p>
+        </w:tc>
+        <w:tc>
+          <w:tcPr/>
+          <w:p>
+            <w:pPr>
+              <w:bidi/>
+              <w:jc w:val="left"/>
+            </w:pPr>
+            <w:r>
+              <w:rPr>
+                <w:b/>
+                <w:bCs/>
+                <w:color w:val="FFFFFF"/>
+                <w:shd w:val="clear" w:color="auto" w:fill="6A1B9A"/>
+                <w:rtl/>
+              </w:rPr>
+              <w:t xml:space="preserve"> تمرين تطبيقي </w:t>
+            </w:r>
+          </w:p>
+          <w:p>
+            <w:pPr>
+              <w:bidi/>
+              <w:jc w:val="left"/>
+            </w:pPr>
+            <m:oMath>
+              <m:r>
+                <m:t>g</m:t>
+              </m:r>
+              <m:d>
+                <m:dPr>
+                  <m:begChr m:val="("/>
+                  <m:endChr m:val=")"/>
+                  <m:sepChr m:val=""/>
+                  <m:grow/>
+                </m:dPr>
+                <m:e>
+                  <m:r>
+                    <m:t>x</m:t>
+                  </m:r>
+                </m:e>
+              </m:d>
+              <m:r>
+                <m:rPr>
+                  <m:sty m:val="p"/>
+                </m:rPr>
+                <m:t>=</m:t>
+              </m:r>
+              <m:f>
+                <m:fPr>
+                  <m:type m:val="bar"/>
+                </m:fPr>
+                <m:num>
+                  <m:r>
+                    <m:t>2</m:t>
+                  </m:r>
+                  <m:r>
+                    <m:t>x</m:t>
+                  </m:r>
+                  <m:r>
+                    <m:rPr>
+                      <m:sty m:val="p"/>
+                    </m:rPr>
+                    <m:t>+</m:t>
+                  </m:r>
+                  <m:r>
+                    <m:t>1</m:t>
+                  </m:r>
+                </m:num>
+                <m:den>
+                  <m:r>
+                    <m:t>x</m:t>
+                  </m:r>
+                  <m:r>
+                    <m:rPr>
+                      <m:sty m:val="p"/>
+                    </m:rPr>
+                    <m:t>−</m:t>
+                  </m:r>
+                  <m:r>
+                    <m:t>1</m:t>
+                  </m:r>
+                </m:den>
+              </m:f>
+            </m:oMath>
+            <w:r>
+              <w:rPr>
+                <w:rtl/>
+              </w:rPr>
+              <w:t xml:space="preserve">.</w:t>
+            </w:r>
+          </w:p>
+          <w:p>
+            <w:pPr>
+              <w:bidi/>
+              <w:jc w:val="left"/>
+            </w:pPr>
+            <w:r>
+              <w:rPr>
+                <w:b/>
+                <w:bCs/>
+                <w:rtl/>
+              </w:rPr>
+              <w:t xml:space="preserve">(1)</w:t>
+            </w:r>
+            <w:r>
+              <w:rPr>
+                <w:rtl/>
+              </w:rPr>
+              <w:t xml:space="preserve"> </w:t>
+            </w:r>
+            <w:r>
+              <w:rPr>
+                <w:rtl/>
+              </w:rPr>
+              <w:t xml:space="preserve">بيّن أن</w:t>
+            </w:r>
+            <w:r>
+              <w:rPr>
+                <w:rtl/>
+              </w:rPr>
+              <w:t xml:space="preserve"> </w:t>
+            </w:r>
+            <m:oMath>
+              <m:r>
+                <m:t>g</m:t>
+              </m:r>
+              <m:d>
+                <m:dPr>
+                  <m:begChr m:val="("/>
+                  <m:endChr m:val=")"/>
+                  <m:sepChr m:val=""/>
+                  <m:grow/>
+                </m:dPr>
+                <m:e>
+                  <m:r>
+                    <m:t>x</m:t>
+                  </m:r>
+                </m:e>
+              </m:d>
+              <m:r>
+                <m:rPr>
+                  <m:sty m:val="p"/>
+                </m:rPr>
+                <m:t>=</m:t>
+              </m:r>
+              <m:r>
+                <m:t>2</m:t>
+              </m:r>
+              <m:r>
+                <m:rPr>
+                  <m:sty m:val="p"/>
+                </m:rPr>
+                <m:t>+</m:t>
+              </m:r>
+              <m:f>
+                <m:fPr>
+                  <m:type m:val="bar"/>
+                </m:fPr>
+                <m:num>
+                  <m:r>
+                    <m:t>3</m:t>
+                  </m:r>
+                </m:num>
+                <m:den>
+                  <m:r>
+                    <m:t>x</m:t>
+                  </m:r>
+                  <m:r>
+                    <m:rPr>
+                      <m:sty m:val="p"/>
+                    </m:rPr>
+                    <m:t>−</m:t>
+                  </m:r>
+                  <m:r>
+                    <m:t>1</m:t>
+                  </m:r>
+                </m:den>
+              </m:f>
+            </m:oMath>
+            <w:r>
+              <w:rPr>
+                <w:rtl/>
+              </w:rPr>
+              <w:t xml:space="preserve"> </w:t>
+            </w:r>
+            <w:r>
+              <w:rPr>
+                <w:rtl/>
+              </w:rPr>
+              <w:t xml:space="preserve">واستنتج المقاربات.</w:t>
+            </w:r>
+          </w:p>
+          <w:p>
+            <w:pPr>
+              <w:bidi/>
+              <w:jc w:val="left"/>
+            </w:pPr>
+            <w:r>
+              <w:rPr>
+                <w:b/>
+                <w:bCs/>
+                <w:rtl/>
+              </w:rPr>
+              <w:t xml:space="preserve">(2)</w:t>
+            </w:r>
+            <w:r>
+              <w:rPr>
+                <w:rtl/>
+              </w:rPr>
+              <w:t xml:space="preserve"> </w:t>
+            </w:r>
+            <w:r>
+              <w:rPr>
+                <w:rtl/>
+              </w:rPr>
+              <w:t xml:space="preserve">ادرس اتجاه تغير</w:t>
+            </w:r>
+            <w:r>
+              <w:rPr>
+                <w:rtl/>
+              </w:rPr>
+              <w:t xml:space="preserve"> </w:t>
+            </w:r>
+            <m:oMath>
+              <m:r>
+                <m:t>g</m:t>
+              </m:r>
+            </m:oMath>
+            <w:r>
+              <w:rPr>
+                <w:rtl/>
+              </w:rPr>
+              <w:t xml:space="preserve">.</w:t>
+            </w:r>
+          </w:p>
+        </w:tc>
+        <w:tc>
+          <w:tcPr>
+            <w:shd w:val="clear" w:color="auto" w:fill="E4E7ED"/>
+          </w:tcPr>
+          <w:p>
+            <w:pPr>
+              <w:pStyle w:val="Compact"/>
+              <w:bidi/>
+              <w:jc w:val="left"/>
+            </w:pPr>
+            <w:r>
+              <w:rPr>
+                <w:rtl/>
+              </w:rPr>
+              <w:t xml:space="preserve"/>
+            </w:r>
+            <w:r>
+              <w:rPr>
+                <w:b/>
+                <w:bCs/>
+                <w:rtl/>
+              </w:rPr>
+              <w:t xml:space="preserve">التقويم</w:t>
+            </w:r>
+          </w:p>
+        </w:tc>
+      </w:tr>
+      <w:tr>
+        <w:tc>
+          <w:tcPr/>
+          <w:p>
+            <w:pPr>
+              <w:pStyle w:val="Compact"/>
+              <w:bidi/>
+              <w:jc w:val="center"/>
+            </w:pPr>
+          </w:p>
+        </w:tc>
+        <w:tc>
+          <w:tcPr/>
+          <w:p>
+            <w:pPr>
+              <w:pStyle w:val="Compact"/>
+              <w:bidi/>
+              <w:jc w:val="center"/>
+            </w:pPr>
+          </w:p>
+        </w:tc>
+        <w:tc>
+          <w:tcPr/>
+          <w:p>
+            <w:pPr>
+              <w:bidi/>
+              <w:jc w:val="left"/>
+            </w:pPr>
+            <w:r>
+              <w:rPr>
+                <w:b/>
+                <w:bCs/>
+                <w:color w:val="FFFFFF"/>
+                <w:shd w:val="clear" w:color="auto" w:fill="C76B00"/>
+                <w:rtl/>
+              </w:rPr>
+              <w:t xml:space="preserve"> حل التمرين التطبيقي </w:t>
+            </w:r>
+          </w:p>
+          <w:p>
+            <w:pPr>
+              <w:bidi/>
+              <w:jc w:val="left"/>
+            </w:pPr>
+            <w:r>
+              <w:rPr>
+                <w:b/>
+                <w:bCs/>
+                <w:rtl/>
+              </w:rPr>
+              <w:t xml:space="preserve">(1)</w:t>
+            </w:r>
+            <w:r>
+              <w:rPr>
+                <w:rtl/>
+              </w:rPr>
+              <w:t xml:space="preserve"> </w:t>
+            </w:r>
+            <m:oMath>
+              <m:r>
+                <m:t>2</m:t>
+              </m:r>
+              <m:r>
+                <m:rPr>
+                  <m:sty m:val="p"/>
+                </m:rPr>
+                <m:t>+</m:t>
+              </m:r>
+              <m:f>
+                <m:fPr>
+                  <m:type m:val="bar"/>
+                </m:fPr>
+                <m:num>
+                  <m:r>
+                    <m:t>3</m:t>
+                  </m:r>
+                </m:num>
+                <m:den>
+                  <m:r>
+                    <m:t>x</m:t>
+                  </m:r>
+                  <m:r>
+                    <m:rPr>
+                      <m:sty m:val="p"/>
+                    </m:rPr>
+                    <m:t>−</m:t>
+                  </m:r>
+                  <m:r>
+                    <m:t>1</m:t>
+                  </m:r>
+                </m:den>
+              </m:f>
+              <m:r>
+                <m:rPr>
+                  <m:sty m:val="p"/>
+                </m:rPr>
+                <m:t>=</m:t>
+              </m:r>
+              <m:f>
+                <m:fPr>
+                  <m:type m:val="bar"/>
+                </m:fPr>
+                <m:num>
+                  <m:r>
+                    <m:t>2</m:t>
+                  </m:r>
+                  <m:r>
+                    <m:t>x</m:t>
+                  </m:r>
+                  <m:r>
+                    <m:rPr>
+                      <m:sty m:val="p"/>
+                    </m:rPr>
+                    <m:t>−</m:t>
+                  </m:r>
+                  <m:r>
+                    <m:t>2</m:t>
+                  </m:r>
+                  <m:r>
+                    <m:rPr>
+                      <m:sty m:val="p"/>
+                    </m:rPr>
+                    <m:t>+</m:t>
+                  </m:r>
+                  <m:r>
+                    <m:t>3</m:t>
+                  </m:r>
+                </m:num>
+                <m:den>
+                  <m:r>
+                    <m:t>x</m:t>
+                  </m:r>
+                  <m:r>
+                    <m:rPr>
+                      <m:sty m:val="p"/>
+                    </m:rPr>
+                    <m:t>−</m:t>
+                  </m:r>
+                  <m:r>
+                    <m:t>1</m:t>
+                  </m:r>
+                </m:den>
+              </m:f>
+              <m:r>
+                <m:rPr>
+                  <m:sty m:val="p"/>
+                </m:rPr>
+                <m:t>=</m:t>
+              </m:r>
+              <m:r>
+                <m:t>g</m:t>
+              </m:r>
+              <m:d>
+                <m:dPr>
+                  <m:begChr m:val="("/>
+                  <m:endChr m:val=")"/>
+                  <m:sepChr m:val=""/>
+                  <m:grow/>
+                </m:dPr>
+                <m:e>
+                  <m:r>
+                    <m:t>x</m:t>
+                  </m:r>
+                </m:e>
+              </m:d>
+            </m:oMath>
+            <w:r>
+              <w:rPr>
+                <w:rtl/>
+              </w:rPr>
+              <w:t xml:space="preserve"> </w:t>
+            </w:r>
+            <w:r>
+              <w:rPr>
+                <w:rtl/>
+              </w:rPr>
+              <w:t xml:space="preserve">؛ </w:t>
+            </w:r>
+            <m:oMath>
+              <m:r>
+                <w:rPr>
+                  <w:color w:val="B3261E"/>
+                </w:rPr>
+                <m:t>y</m:t>
+              </m:r>
+              <m:r>
+                <m:rPr>
+                  <m:sty m:val="p"/>
+                </m:rPr>
+                <w:rPr>
+                  <w:color w:val="B3261E"/>
+                </w:rPr>
+                <m:t>=</m:t>
+              </m:r>
+              <m:r>
+                <w:rPr>
+                  <w:color w:val="B3261E"/>
+                </w:rPr>
+                <m:t>2</m:t>
+              </m:r>
+            </m:oMath>
+            <w:r>
+              <w:rPr>
+                <w:rtl/>
+              </w:rPr>
+              <w:t xml:space="preserve"> مقارب أفقي و</w:t>
+            </w:r>
+            <m:oMath>
+              <m:r>
+                <w:rPr>
+                  <w:color w:val="B3261E"/>
+                </w:rPr>
+                <m:t>x</m:t>
+              </m:r>
+              <m:r>
+                <m:rPr>
+                  <m:sty m:val="p"/>
+                </m:rPr>
+                <w:rPr>
+                  <w:color w:val="B3261E"/>
+                </w:rPr>
+                <m:t>=</m:t>
+              </m:r>
+              <m:r>
+                <w:rPr>
+                  <w:color w:val="B3261E"/>
+                </w:rPr>
+                <m:t>1</m:t>
+              </m:r>
+            </m:oMath>
+            <w:r>
+              <w:rPr>
+                <w:rtl/>
+              </w:rPr>
+              <w:t xml:space="preserve"> مقارب عمودي.</w:t>
+            </w:r>
+          </w:p>
+          <w:p>
+            <w:pPr>
+              <w:bidi/>
+              <w:jc w:val="left"/>
+            </w:pPr>
+            <w:r>
+              <w:rPr>
+                <w:b/>
+                <w:bCs/>
+                <w:rtl/>
+              </w:rPr>
+              <w:t xml:space="preserve">(2)</w:t>
+            </w:r>
+            <w:r>
+              <w:rPr>
+                <w:rtl/>
+              </w:rPr>
+              <w:t xml:space="preserve"> </w:t>
+            </w:r>
+            <m:oMath>
+              <m:sSup>
+                <m:e>
+                  <m:r>
+                    <m:t>g</m:t>
+                  </m:r>
+                </m:e>
+                <m:sup>
+                  <m:r>
+                    <m:rPr>
+                      <m:sty m:val="p"/>
+                    </m:rPr>
+                    <m:t>′</m:t>
+                  </m:r>
+                </m:sup>
+              </m:sSup>
+              <m:d>
+                <m:dPr>
+                  <m:begChr m:val="("/>
+                  <m:endChr m:val=")"/>
+                  <m:sepChr m:val=""/>
+                  <m:grow/>
+                </m:dPr>
+                <m:e>
+                  <m:r>
+                    <m:t>x</m:t>
+                  </m:r>
+                </m:e>
+              </m:d>
+              <m:r>
+                <m:rPr>
+                  <m:sty m:val="p"/>
+                </m:rPr>
+                <m:t>=</m:t>
+              </m:r>
+              <m:f>
+                <m:fPr>
+                  <m:type m:val="bar"/>
+                </m:fPr>
+                <m:num>
+                  <m:r>
+                    <m:rPr>
+                      <m:sty m:val="p"/>
+                    </m:rPr>
+                    <m:t>−</m:t>
+                  </m:r>
+                  <m:r>
+                    <m:t>3</m:t>
+                  </m:r>
                 </m:num>
                 <m:den>
                   <m:sSup>
@@ -23133,18 +24893,21 @@
                   </m:sSup>
                 </m:den>
               </m:f>
+              <m:r>
+                <m:rPr>
+                  <m:sty m:val="p"/>
+                </m:rPr>
+                <m:t>&lt;</m:t>
+              </m:r>
+              <m:r>
+                <m:t>0</m:t>
+              </m:r>
             </m:oMath>
             <w:r>
               <w:rPr>
                 <w:rtl/>
               </w:rPr>
-              <w:t xml:space="preserve"> </w:t>
-            </w:r>
-            <w:r>
-              <w:rPr>
-                <w:rtl/>
-              </w:rPr>
-              <w:t xml:space="preserve">؛</w:t>
+              <w:t xml:space="preserve">:</w:t>
             </w:r>
             <w:r>
               <w:rPr>
@@ -23154,29 +24917,7 @@
             </w:r>
             <m:oMath>
               <m:r>
-                <m:t>f</m:t>
-              </m:r>
-              <m:d>
-                <m:dPr>
-                  <m:begChr m:val="("/>
-                  <m:endChr m:val=")"/>
-                  <m:sepChr m:val=""/>
-                  <m:grow/>
-                </m:dPr>
-                <m:e>
-                  <m:r>
-                    <m:t>0</m:t>
-                  </m:r>
-                </m:e>
-              </m:d>
-              <m:r>
-                <m:rPr>
-                  <m:sty m:val="p"/>
-                </m:rPr>
-                <m:t>=</m:t>
-              </m:r>
-              <m:r>
-                <m:t>1</m:t>
+                <m:t>g</m:t>
               </m:r>
             </m:oMath>
             <w:r>
@@ -23187,1125 +24928,7 @@
             </w:r>
             <w:r>
               <w:rPr>
-                <w:rtl/>
-              </w:rPr>
-              <w:t xml:space="preserve">،</w:t>
-            </w:r>
-            <w:r>
-              <w:rPr>
-                <w:rtl/>
-              </w:rPr>
-              <w:t xml:space="preserve"> </w:t>
-            </w:r>
-            <m:oMath>
-              <m:r>
-                <m:t>f</m:t>
-              </m:r>
-              <m:d>
-                <m:dPr>
-                  <m:begChr m:val="("/>
-                  <m:endChr m:val=")"/>
-                  <m:sepChr m:val=""/>
-                  <m:grow/>
-                </m:dPr>
-                <m:e>
-                  <m:r>
-                    <m:t>2</m:t>
-                  </m:r>
-                </m:e>
-              </m:d>
-              <m:r>
-                <m:rPr>
-                  <m:sty m:val="p"/>
-                </m:rPr>
-                <m:t>=</m:t>
-              </m:r>
-              <m:r>
-                <m:t>5</m:t>
-              </m:r>
-            </m:oMath>
-            <w:r>
-              <w:rPr>
-                <w:rtl/>
-              </w:rPr>
-              <w:t xml:space="preserve">.</w:t>
-            </w:r>
-          </w:p>
-          <w:p>
-            <w:pPr>
-              <w:bidi/>
-              <w:jc w:val="left"/>
-            </w:pPr>
-            <w:r>
-              <w:rPr>
-                <w:b/>
-                <w:bCs/>
-                <w:rtl/>
-              </w:rPr>
-              <w:t xml:space="preserve">(4)</w:t>
-            </w:r>
-            <w:r>
-              <w:rPr>
-                <w:rtl/>
-              </w:rPr>
-              <w:t xml:space="preserve"> </w:t>
-            </w:r>
-            <m:oMath>
-              <m:r>
-                <m:t>f</m:t>
-              </m:r>
-              <m:d>
-                <m:dPr>
-                  <m:begChr m:val="("/>
-                  <m:endChr m:val=")"/>
-                  <m:sepChr m:val=""/>
-                  <m:grow/>
-                </m:dPr>
-                <m:e>
-                  <m:r>
-                    <m:t>x</m:t>
-                  </m:r>
-                </m:e>
-              </m:d>
-              <m:r>
-                <m:rPr>
-                  <m:sty m:val="p"/>
-                </m:rPr>
-                <m:t>−</m:t>
-              </m:r>
-              <m:d>
-                <m:dPr>
-                  <m:begChr m:val="("/>
-                  <m:endChr m:val=")"/>
-                  <m:sepChr m:val=""/>
-                  <m:grow/>
-                </m:dPr>
-                <m:e>
-                  <m:r>
-                    <m:t>x</m:t>
-                  </m:r>
-                  <m:r>
-                    <m:rPr>
-                      <m:sty m:val="p"/>
-                    </m:rPr>
-                    <m:t>+</m:t>
-                  </m:r>
-                  <m:r>
-                    <m:t>2</m:t>
-                  </m:r>
-                </m:e>
-              </m:d>
-              <m:r>
-                <m:rPr>
-                  <m:sty m:val="p"/>
-                </m:rPr>
-                <m:t>=</m:t>
-              </m:r>
-              <m:f>
-                <m:fPr>
-                  <m:type m:val="bar"/>
-                </m:fPr>
-                <m:num>
-                  <m:r>
-                    <m:t>1</m:t>
-                  </m:r>
-                </m:num>
-                <m:den>
-                  <m:r>
-                    <m:t>x</m:t>
-                  </m:r>
-                  <m:r>
-                    <m:rPr>
-                      <m:sty m:val="p"/>
-                    </m:rPr>
-                    <m:t>−</m:t>
-                  </m:r>
-                  <m:r>
-                    <m:t>1</m:t>
-                  </m:r>
-                </m:den>
-              </m:f>
-            </m:oMath>
-            <w:r>
-              <w:rPr>
-                <w:rtl/>
-              </w:rPr>
-              <w:t xml:space="preserve">:</w:t>
-            </w:r>
-            <w:r>
-              <w:rPr>
-                <w:rtl/>
-              </w:rPr>
-              <w:t xml:space="preserve"> </w:t>
-            </w:r>
-            <m:oMath>
-              <m:d>
-                <m:dPr>
-                  <m:begChr m:val="("/>
-                  <m:endChr m:val=")"/>
-                  <m:sepChr m:val=""/>
-                  <m:grow/>
-                </m:dPr>
-                <m:e>
-                  <m:sSub>
-                    <m:e>
-                      <m:r>
-                        <m:t>C</m:t>
-                      </m:r>
-                    </m:e>
-                    <m:sub>
-                      <m:r>
-                        <m:t>f</m:t>
-                      </m:r>
-                    </m:sub>
-                  </m:sSub>
-                </m:e>
-              </m:d>
-            </m:oMath>
-            <w:r>
-              <w:rPr>
-                <w:rtl/>
-              </w:rPr>
-              <w:t xml:space="preserve"> </w:t>
-            </w:r>
-            <w:r>
-              <w:rPr>
-                <w:rtl/>
-              </w:rPr>
-              <w:t xml:space="preserve">فوق</w:t>
-            </w:r>
-            <w:r>
-              <w:rPr>
-                <w:rtl/>
-              </w:rPr>
-              <w:t xml:space="preserve"> </w:t>
-            </w:r>
-            <w:r>
-              <w:rPr>
-                <w:rtl/>
-              </w:rPr>
-              <w:t xml:space="preserve">المقارب على</w:t>
-            </w:r>
-            <w:r>
-              <w:rPr>
-                <w:rtl/>
-              </w:rPr>
-              <w:t xml:space="preserve"> </w:t>
-            </w:r>
-            <m:oMath>
-              <m:r>
-                <m:rPr>
-                  <m:sty m:val="p"/>
-                </m:rPr>
-                <m:t>]</m:t>
-              </m:r>
-              <m:r>
-                <m:t>1</m:t>
-              </m:r>
-              <m:r>
-                <m:rPr>
-                  <m:sty m:val="p"/>
-                </m:rPr>
-                <m:t>;</m:t>
-              </m:r>
-              <m:r>
-                <m:rPr>
-                  <m:sty m:val="p"/>
-                </m:rPr>
-                <m:t>+</m:t>
-              </m:r>
-              <m:r>
-                <m:rPr>
-                  <m:sty m:val="p"/>
-                </m:rPr>
-                <m:t>∞</m:t>
-              </m:r>
-              <m:r>
-                <m:rPr>
-                  <m:sty m:val="p"/>
-                </m:rPr>
-                <m:t>[</m:t>
-              </m:r>
-            </m:oMath>
-            <w:r>
-              <w:rPr>
-                <w:rtl/>
-              </w:rPr>
-              <w:t xml:space="preserve"> </w:t>
-            </w:r>
-            <w:r>
-              <w:rPr>
-                <w:rtl/>
-              </w:rPr>
-              <w:t xml:space="preserve">و</w:t>
-            </w:r>
-            <w:r>
-              <w:rPr>
-                <w:rtl/>
-              </w:rPr>
-              <w:t xml:space="preserve">تحته</w:t>
-            </w:r>
-            <w:r>
-              <w:rPr>
-                <w:rtl/>
-              </w:rPr>
-              <w:t xml:space="preserve"> </w:t>
-            </w:r>
-            <w:r>
-              <w:rPr>
-                <w:rtl/>
-              </w:rPr>
-              <w:t xml:space="preserve">على</w:t>
-            </w:r>
-            <w:r>
-              <w:rPr>
-                <w:rtl/>
-              </w:rPr>
-              <w:t xml:space="preserve"> </w:t>
-            </w:r>
-            <m:oMath>
-              <m:r>
-                <m:rPr>
-                  <m:sty m:val="p"/>
-                </m:rPr>
-                <m:t>]</m:t>
-              </m:r>
-              <m:r>
-                <m:rPr>
-                  <m:sty m:val="p"/>
-                </m:rPr>
-                <m:t>−</m:t>
-              </m:r>
-              <m:r>
-                <m:rPr>
-                  <m:sty m:val="p"/>
-                </m:rPr>
-                <m:t>∞</m:t>
-              </m:r>
-              <m:r>
-                <m:rPr>
-                  <m:sty m:val="p"/>
-                </m:rPr>
-                <m:t>;</m:t>
-              </m:r>
-              <m:r>
-                <m:t>1</m:t>
-              </m:r>
-              <m:r>
-                <m:rPr>
-                  <m:sty m:val="p"/>
-                </m:rPr>
-                <m:t>[</m:t>
-              </m:r>
-            </m:oMath>
-            <w:r>
-              <w:rPr>
-                <w:rtl/>
-              </w:rPr>
-              <w:t xml:space="preserve">.</w:t>
-            </w:r>
-          </w:p>
-          <w:p>
-            <w:pPr>
-              <w:bidi/>
-              <w:jc w:val="center"/>
-            </w:pPr>
-            <w:r>
-              <w:rPr>
-                <w:rtl/>
-              </w:rPr>
-              <w:drawing>
-                <wp:inline>
-                  <wp:extent cx="1938528" cy="2322576"/>
-                  <wp:docPr id="6" name="Picture 6"/>
-                  <wp:cNvGraphicFramePr>
-                    <a:graphicFrameLocks noChangeAspect="1"/>
-                  </wp:cNvGraphicFramePr>
-                  <a:graphic>
-                    <a:graphicData uri="http://schemas.openxmlformats.org/drawingml/2006/picture">
-                      <pic:pic>
-                        <pic:nvPicPr>
-                          <pic:cNvPr id="0" name="655e54aa11b30376.png"/>
-                          <pic:cNvPicPr/>
-                        </pic:nvPicPr>
-                        <pic:blipFill>
-                          <a:blip r:embed="rId14"/>
-                          <a:stretch>
-                            <a:fillRect/>
-                          </a:stretch>
-                        </pic:blipFill>
-                        <pic:spPr>
-                          <a:xfrm>
-                            <a:off x="0" y="0"/>
-                            <a:ext cx="1938528" cy="2322576"/>
-                          </a:xfrm>
-                          <a:prstGeom prst="rect"/>
-                        </pic:spPr>
-                      </pic:pic>
-                    </a:graphicData>
-                  </a:graphic>
-                </wp:inline>
-              </w:drawing>
-            </w:r>
-          </w:p>
-        </w:tc>
-        <w:tc>
-          <w:tcPr>
-            <w:shd w:val="clear" w:color="auto" w:fill="E4E7ED"/>
-          </w:tcPr>
-          <w:p>
-            <w:pPr>
-              <w:pStyle w:val="Compact"/>
-              <w:bidi/>
-              <w:jc w:val="left"/>
-            </w:pPr>
-            <w:r>
-              <w:rPr>
-                <w:rtl/>
-              </w:rPr>
-              <w:t xml:space="preserve"/>
-            </w:r>
-            <w:r>
-              <w:rPr>
-                <w:b/>
-                <w:bCs/>
-                <w:rtl/>
-              </w:rPr>
-              <w:t xml:space="preserve">بناء المعارف</w:t>
-            </w:r>
-          </w:p>
-        </w:tc>
-      </w:tr>
-      <w:tr>
-        <w:tc>
-          <w:tcPr/>
-          <w:p>
-            <w:pPr>
-              <w:pStyle w:val="Compact"/>
-              <w:bidi/>
-              <w:jc w:val="center"/>
-            </w:pPr>
-          </w:p>
-        </w:tc>
-        <w:tc>
-          <w:tcPr/>
-          <w:p>
-            <w:pPr>
-              <w:pStyle w:val="Compact"/>
-              <w:bidi/>
-              <w:jc w:val="center"/>
-            </w:pPr>
-          </w:p>
-        </w:tc>
-        <w:tc>
-          <w:tcPr/>
-          <w:p>
-            <w:pPr>
-              <w:pStyle w:val="Compact"/>
-              <w:bidi/>
-              <w:jc w:val="left"/>
-            </w:pPr>
-            <w:r>
-              <w:rPr>
-                <w:b/>
-                <w:bCs/>
-                <w:rtl/>
-              </w:rPr>
-              <w:t xml:space="preserve">[حذار]</w:t>
-            </w:r>
-            <w:r>
-              <w:rPr>
-                <w:rtl/>
-              </w:rPr>
-              <w:t xml:space="preserve"> نرسم المقاربات أولاً ثم المنحنى.</w:t>
-            </w:r>
-          </w:p>
-        </w:tc>
-        <w:tc>
-          <w:tcPr>
-            <w:shd w:val="clear" w:color="auto" w:fill="E4E7ED"/>
-          </w:tcPr>
-          <w:p>
-            <w:pPr>
-              <w:pStyle w:val="Compact"/>
-              <w:bidi/>
-              <w:jc w:val="left"/>
-            </w:pPr>
-            <w:r>
-              <w:rPr>
-                <w:rtl/>
-              </w:rPr>
-              <w:t xml:space="preserve"/>
-            </w:r>
-          </w:p>
-        </w:tc>
-      </w:tr>
-      <w:tr>
-        <w:tc>
-          <w:tcPr/>
-          <w:p>
-            <w:pPr>
-              <w:pStyle w:val="Compact"/>
-              <w:bidi/>
-              <w:jc w:val="left"/>
-            </w:pPr>
-            <w:r>
-              <w:rPr>
-                <w:rtl/>
-              </w:rPr>
-              <w:t xml:space="preserve">تقويم فردي.</w:t>
-            </w:r>
-          </w:p>
-        </w:tc>
-        <w:tc>
-          <w:tcPr/>
-          <w:p>
-            <w:pPr>
-              <w:pStyle w:val="Compact"/>
-              <w:bidi/>
-              <w:jc w:val="left"/>
-            </w:pPr>
-            <w:r>
-              <w:rPr>
-                <w:rtl/>
-              </w:rPr>
-              <w:t xml:space="preserve">25 د</w:t>
-            </w:r>
-          </w:p>
-        </w:tc>
-        <w:tc>
-          <w:tcPr/>
-          <w:p>
-            <w:pPr>
-              <w:bidi/>
-              <w:jc w:val="left"/>
-            </w:pPr>
-            <w:r>
-              <w:rPr>
-                <w:b/>
-                <w:bCs/>
-                <w:rtl/>
-              </w:rPr>
-              <w:t xml:space="preserve">[تمرين تطبيقي]</w:t>
-            </w:r>
-          </w:p>
-          <w:p>
-            <w:pPr>
-              <w:bidi/>
-              <w:jc w:val="left"/>
-            </w:pPr>
-            <m:oMath>
-              <m:r>
-                <m:t>g</m:t>
-              </m:r>
-              <m:d>
-                <m:dPr>
-                  <m:begChr m:val="("/>
-                  <m:endChr m:val=")"/>
-                  <m:sepChr m:val=""/>
-                  <m:grow/>
-                </m:dPr>
-                <m:e>
-                  <m:r>
-                    <m:t>x</m:t>
-                  </m:r>
-                </m:e>
-              </m:d>
-              <m:r>
-                <m:rPr>
-                  <m:sty m:val="p"/>
-                </m:rPr>
-                <m:t>=</m:t>
-              </m:r>
-              <m:f>
-                <m:fPr>
-                  <m:type m:val="bar"/>
-                </m:fPr>
-                <m:num>
-                  <m:r>
-                    <m:t>2</m:t>
-                  </m:r>
-                  <m:r>
-                    <m:t>x</m:t>
-                  </m:r>
-                  <m:r>
-                    <m:rPr>
-                      <m:sty m:val="p"/>
-                    </m:rPr>
-                    <m:t>+</m:t>
-                  </m:r>
-                  <m:r>
-                    <m:t>1</m:t>
-                  </m:r>
-                </m:num>
-                <m:den>
-                  <m:r>
-                    <m:t>x</m:t>
-                  </m:r>
-                  <m:r>
-                    <m:rPr>
-                      <m:sty m:val="p"/>
-                    </m:rPr>
-                    <m:t>−</m:t>
-                  </m:r>
-                  <m:r>
-                    <m:t>1</m:t>
-                  </m:r>
-                </m:den>
-              </m:f>
-            </m:oMath>
-            <w:r>
-              <w:rPr>
-                <w:rtl/>
-              </w:rPr>
-              <w:t xml:space="preserve">.</w:t>
-            </w:r>
-          </w:p>
-          <w:p>
-            <w:pPr>
-              <w:bidi/>
-              <w:jc w:val="left"/>
-            </w:pPr>
-            <w:r>
-              <w:rPr>
-                <w:b/>
-                <w:bCs/>
-                <w:rtl/>
-              </w:rPr>
-              <w:t xml:space="preserve">(1)</w:t>
-            </w:r>
-            <w:r>
-              <w:rPr>
-                <w:rtl/>
-              </w:rPr>
-              <w:t xml:space="preserve"> </w:t>
-            </w:r>
-            <w:r>
-              <w:rPr>
-                <w:rtl/>
-              </w:rPr>
-              <w:t xml:space="preserve">بيّن أن</w:t>
-            </w:r>
-            <w:r>
-              <w:rPr>
-                <w:rtl/>
-              </w:rPr>
-              <w:t xml:space="preserve"> </w:t>
-            </w:r>
-            <m:oMath>
-              <m:r>
-                <m:t>g</m:t>
-              </m:r>
-              <m:d>
-                <m:dPr>
-                  <m:begChr m:val="("/>
-                  <m:endChr m:val=")"/>
-                  <m:sepChr m:val=""/>
-                  <m:grow/>
-                </m:dPr>
-                <m:e>
-                  <m:r>
-                    <m:t>x</m:t>
-                  </m:r>
-                </m:e>
-              </m:d>
-              <m:r>
-                <m:rPr>
-                  <m:sty m:val="p"/>
-                </m:rPr>
-                <m:t>=</m:t>
-              </m:r>
-              <m:r>
-                <m:t>2</m:t>
-              </m:r>
-              <m:r>
-                <m:rPr>
-                  <m:sty m:val="p"/>
-                </m:rPr>
-                <m:t>+</m:t>
-              </m:r>
-              <m:f>
-                <m:fPr>
-                  <m:type m:val="bar"/>
-                </m:fPr>
-                <m:num>
-                  <m:r>
-                    <m:t>3</m:t>
-                  </m:r>
-                </m:num>
-                <m:den>
-                  <m:r>
-                    <m:t>x</m:t>
-                  </m:r>
-                  <m:r>
-                    <m:rPr>
-                      <m:sty m:val="p"/>
-                    </m:rPr>
-                    <m:t>−</m:t>
-                  </m:r>
-                  <m:r>
-                    <m:t>1</m:t>
-                  </m:r>
-                </m:den>
-              </m:f>
-            </m:oMath>
-            <w:r>
-              <w:rPr>
-                <w:rtl/>
-              </w:rPr>
-              <w:t xml:space="preserve"> </w:t>
-            </w:r>
-            <w:r>
-              <w:rPr>
-                <w:rtl/>
-              </w:rPr>
-              <w:t xml:space="preserve">واستنتج المقاربات.</w:t>
-            </w:r>
-          </w:p>
-          <w:p>
-            <w:pPr>
-              <w:bidi/>
-              <w:jc w:val="left"/>
-            </w:pPr>
-            <w:r>
-              <w:rPr>
-                <w:b/>
-                <w:bCs/>
-                <w:rtl/>
-              </w:rPr>
-              <w:t xml:space="preserve">(2)</w:t>
-            </w:r>
-            <w:r>
-              <w:rPr>
-                <w:rtl/>
-              </w:rPr>
-              <w:t xml:space="preserve"> </w:t>
-            </w:r>
-            <w:r>
-              <w:rPr>
-                <w:rtl/>
-              </w:rPr>
-              <w:t xml:space="preserve">ادرس اتجاه تغير</w:t>
-            </w:r>
-            <w:r>
-              <w:rPr>
-                <w:rtl/>
-              </w:rPr>
-              <w:t xml:space="preserve"> </w:t>
-            </w:r>
-            <m:oMath>
-              <m:r>
-                <m:t>g</m:t>
-              </m:r>
-            </m:oMath>
-            <w:r>
-              <w:rPr>
-                <w:rtl/>
-              </w:rPr>
-              <w:t xml:space="preserve">.</w:t>
-            </w:r>
-          </w:p>
-        </w:tc>
-        <w:tc>
-          <w:tcPr>
-            <w:shd w:val="clear" w:color="auto" w:fill="E4E7ED"/>
-          </w:tcPr>
-          <w:p>
-            <w:pPr>
-              <w:pStyle w:val="Compact"/>
-              <w:bidi/>
-              <w:jc w:val="left"/>
-            </w:pPr>
-            <w:r>
-              <w:rPr>
-                <w:rtl/>
-              </w:rPr>
-              <w:t xml:space="preserve"/>
-            </w:r>
-            <w:r>
-              <w:rPr>
-                <w:b/>
-                <w:bCs/>
-                <w:rtl/>
-              </w:rPr>
-              <w:t xml:space="preserve">التقويم</w:t>
-            </w:r>
-          </w:p>
-        </w:tc>
-      </w:tr>
-      <w:tr>
-        <w:tc>
-          <w:tcPr/>
-          <w:p>
-            <w:pPr>
-              <w:pStyle w:val="Compact"/>
-              <w:bidi/>
-              <w:jc w:val="center"/>
-            </w:pPr>
-          </w:p>
-        </w:tc>
-        <w:tc>
-          <w:tcPr/>
-          <w:p>
-            <w:pPr>
-              <w:pStyle w:val="Compact"/>
-              <w:bidi/>
-              <w:jc w:val="center"/>
-            </w:pPr>
-          </w:p>
-        </w:tc>
-        <w:tc>
-          <w:tcPr/>
-          <w:p>
-            <w:pPr>
-              <w:bidi/>
-              <w:jc w:val="left"/>
-            </w:pPr>
-            <w:r>
-              <w:rPr>
-                <w:b/>
-                <w:bCs/>
-                <w:rtl/>
-              </w:rPr>
-              <w:t xml:space="preserve">[حل التمرين التطبيقي]</w:t>
-            </w:r>
-          </w:p>
-          <w:p>
-            <w:pPr>
-              <w:bidi/>
-              <w:jc w:val="left"/>
-            </w:pPr>
-            <w:r>
-              <w:rPr>
-                <w:b/>
-                <w:bCs/>
-                <w:rtl/>
-              </w:rPr>
-              <w:t xml:space="preserve">(1)</w:t>
-            </w:r>
-            <w:r>
-              <w:rPr>
-                <w:rtl/>
-              </w:rPr>
-              <w:t xml:space="preserve"> </w:t>
-            </w:r>
-            <m:oMath>
-              <m:r>
-                <m:t>2</m:t>
-              </m:r>
-              <m:r>
-                <m:rPr>
-                  <m:sty m:val="p"/>
-                </m:rPr>
-                <m:t>+</m:t>
-              </m:r>
-              <m:f>
-                <m:fPr>
-                  <m:type m:val="bar"/>
-                </m:fPr>
-                <m:num>
-                  <m:r>
-                    <m:t>3</m:t>
-                  </m:r>
-                </m:num>
-                <m:den>
-                  <m:r>
-                    <m:t>x</m:t>
-                  </m:r>
-                  <m:r>
-                    <m:rPr>
-                      <m:sty m:val="p"/>
-                    </m:rPr>
-                    <m:t>−</m:t>
-                  </m:r>
-                  <m:r>
-                    <m:t>1</m:t>
-                  </m:r>
-                </m:den>
-              </m:f>
-              <m:r>
-                <m:rPr>
-                  <m:sty m:val="p"/>
-                </m:rPr>
-                <m:t>=</m:t>
-              </m:r>
-              <m:f>
-                <m:fPr>
-                  <m:type m:val="bar"/>
-                </m:fPr>
-                <m:num>
-                  <m:r>
-                    <m:t>2</m:t>
-                  </m:r>
-                  <m:r>
-                    <m:t>x</m:t>
-                  </m:r>
-                  <m:r>
-                    <m:rPr>
-                      <m:sty m:val="p"/>
-                    </m:rPr>
-                    <m:t>−</m:t>
-                  </m:r>
-                  <m:r>
-                    <m:t>2</m:t>
-                  </m:r>
-                  <m:r>
-                    <m:rPr>
-                      <m:sty m:val="p"/>
-                    </m:rPr>
-                    <m:t>+</m:t>
-                  </m:r>
-                  <m:r>
-                    <m:t>3</m:t>
-                  </m:r>
-                </m:num>
-                <m:den>
-                  <m:r>
-                    <m:t>x</m:t>
-                  </m:r>
-                  <m:r>
-                    <m:rPr>
-                      <m:sty m:val="p"/>
-                    </m:rPr>
-                    <m:t>−</m:t>
-                  </m:r>
-                  <m:r>
-                    <m:t>1</m:t>
-                  </m:r>
-                </m:den>
-              </m:f>
-              <m:r>
-                <m:rPr>
-                  <m:sty m:val="p"/>
-                </m:rPr>
-                <m:t>=</m:t>
-              </m:r>
-              <m:r>
-                <m:t>g</m:t>
-              </m:r>
-              <m:d>
-                <m:dPr>
-                  <m:begChr m:val="("/>
-                  <m:endChr m:val=")"/>
-                  <m:sepChr m:val=""/>
-                  <m:grow/>
-                </m:dPr>
-                <m:e>
-                  <m:r>
-                    <m:t>x</m:t>
-                  </m:r>
-                </m:e>
-              </m:d>
-            </m:oMath>
-            <w:r>
-              <w:rPr>
-                <w:rtl/>
-              </w:rPr>
-              <w:t xml:space="preserve"> </w:t>
-            </w:r>
-            <w:r>
-              <w:rPr>
-                <w:rtl/>
-              </w:rPr>
-              <w:t xml:space="preserve">؛</w:t>
-            </w:r>
-            <w:r>
-              <w:rPr>
-                <w:rtl/>
-              </w:rPr>
-              <w:t xml:space="preserve"> </w:t>
-            </w:r>
-            <m:oMath>
-              <m:r>
-                <m:t>y</m:t>
-              </m:r>
-              <m:r>
-                <m:rPr>
-                  <m:sty m:val="p"/>
-                </m:rPr>
-                <m:t>=</m:t>
-              </m:r>
-              <m:r>
-                <m:t>2</m:t>
-              </m:r>
-            </m:oMath>
-            <w:r>
-              <w:rPr>
-                <w:rtl/>
-              </w:rPr>
-              <w:t xml:space="preserve"> </w:t>
-            </w:r>
-            <w:r>
-              <w:rPr>
-                <w:rtl/>
-              </w:rPr>
-              <w:t xml:space="preserve">مقارب أفقي و</w:t>
-            </w:r>
-            <m:oMath>
-              <m:r>
-                <m:t>x</m:t>
-              </m:r>
-              <m:r>
-                <m:rPr>
-                  <m:sty m:val="p"/>
-                </m:rPr>
-                <m:t>=</m:t>
-              </m:r>
-              <m:r>
-                <m:t>1</m:t>
-              </m:r>
-            </m:oMath>
-            <w:r>
-              <w:rPr>
-                <w:rtl/>
-              </w:rPr>
-              <w:t xml:space="preserve"> </w:t>
-            </w:r>
-            <w:r>
-              <w:rPr>
-                <w:rtl/>
-              </w:rPr>
-              <w:t xml:space="preserve">مقارب عمودي.</w:t>
-            </w:r>
-          </w:p>
-          <w:p>
-            <w:pPr>
-              <w:bidi/>
-              <w:jc w:val="left"/>
-            </w:pPr>
-            <w:r>
-              <w:rPr>
-                <w:b/>
-                <w:bCs/>
-                <w:rtl/>
-              </w:rPr>
-              <w:t xml:space="preserve">(2)</w:t>
-            </w:r>
-            <w:r>
-              <w:rPr>
-                <w:rtl/>
-              </w:rPr>
-              <w:t xml:space="preserve"> </w:t>
-            </w:r>
-            <m:oMath>
-              <m:sSup>
-                <m:e>
-                  <m:r>
-                    <m:t>g</m:t>
-                  </m:r>
-                </m:e>
-                <m:sup>
-                  <m:r>
-                    <m:rPr>
-                      <m:sty m:val="p"/>
-                    </m:rPr>
-                    <m:t>′</m:t>
-                  </m:r>
-                </m:sup>
-              </m:sSup>
-              <m:d>
-                <m:dPr>
-                  <m:begChr m:val="("/>
-                  <m:endChr m:val=")"/>
-                  <m:sepChr m:val=""/>
-                  <m:grow/>
-                </m:dPr>
-                <m:e>
-                  <m:r>
-                    <m:t>x</m:t>
-                  </m:r>
-                </m:e>
-              </m:d>
-              <m:r>
-                <m:rPr>
-                  <m:sty m:val="p"/>
-                </m:rPr>
-                <m:t>=</m:t>
-              </m:r>
-              <m:f>
-                <m:fPr>
-                  <m:type m:val="bar"/>
-                </m:fPr>
-                <m:num>
-                  <m:r>
-                    <m:rPr>
-                      <m:sty m:val="p"/>
-                    </m:rPr>
-                    <m:t>−</m:t>
-                  </m:r>
-                  <m:r>
-                    <m:t>3</m:t>
-                  </m:r>
-                </m:num>
-                <m:den>
-                  <m:sSup>
-                    <m:e>
-                      <m:d>
-                        <m:dPr>
-                          <m:begChr m:val="("/>
-                          <m:endChr m:val=")"/>
-                          <m:sepChr m:val=""/>
-                          <m:grow/>
-                        </m:dPr>
-                        <m:e>
-                          <m:r>
-                            <m:t>x</m:t>
-                          </m:r>
-                          <m:r>
-                            <m:rPr>
-                              <m:sty m:val="p"/>
-                            </m:rPr>
-                            <m:t>−</m:t>
-                          </m:r>
-                          <m:r>
-                            <m:t>1</m:t>
-                          </m:r>
-                        </m:e>
-                      </m:d>
-                    </m:e>
-                    <m:sup>
-                      <m:r>
-                        <m:t>2</m:t>
-                      </m:r>
-                    </m:sup>
-                  </m:sSup>
-                </m:den>
-              </m:f>
-              <m:r>
-                <m:rPr>
-                  <m:sty m:val="p"/>
-                </m:rPr>
-                <m:t>&lt;</m:t>
-              </m:r>
-              <m:r>
-                <m:t>0</m:t>
-              </m:r>
-            </m:oMath>
-            <w:r>
-              <w:rPr>
-                <w:rtl/>
-              </w:rPr>
-              <w:t xml:space="preserve">:</w:t>
-            </w:r>
-            <w:r>
-              <w:rPr>
-                <w:rtl/>
-              </w:rPr>
-              <w:t xml:space="preserve"> </w:t>
-            </w:r>
-            <m:oMath>
-              <m:r>
-                <m:t>g</m:t>
-              </m:r>
-            </m:oMath>
-            <w:r>
-              <w:rPr>
-                <w:rtl/>
-              </w:rPr>
-              <w:t xml:space="preserve"> </w:t>
-            </w:r>
-            <w:r>
-              <w:rPr>
+                <w:color w:val="B3261E"/>
                 <w:rtl/>
               </w:rPr>
               <w:t xml:space="preserve">متناقصة تماماً</w:t>
@@ -24314,13 +24937,7 @@
               <w:rPr>
                 <w:rtl/>
               </w:rPr>
-              <w:t xml:space="preserve"> </w:t>
-            </w:r>
-            <w:r>
-              <w:rPr>
-                <w:rtl/>
-              </w:rPr>
-              <w:t xml:space="preserve">على كل من</w:t>
+              <w:t xml:space="preserve"> على كل من</w:t>
             </w:r>
             <w:r>
               <w:rPr>
@@ -24976,10 +25593,10 @@
         <w:tblLook w:firstRow="0" w:lastRow="0" w:firstColumn="0" w:lastColumn="0" w:noHBand="0" w:noVBand="0" w:val="0000"/>
       </w:tblPr>
       <w:tblGrid>
-        <w:gridCol w:w="1084"/>
-        <w:gridCol w:w="591"/>
-        <w:gridCol w:w="7004"/>
-        <w:gridCol w:w="1183"/>
+        <w:gridCol w:w="1281"/>
+        <w:gridCol w:w="690"/>
+        <w:gridCol w:w="6511"/>
+        <w:gridCol w:w="1380"/>
       </w:tblGrid>
       <w:tr>
         <w:tc>
@@ -25203,9 +25820,11 @@
               <w:rPr>
                 <w:b/>
                 <w:bCs/>
-                <w:rtl/>
-              </w:rPr>
-              <w:t xml:space="preserve">[مسألة]</w:t>
+                <w:color w:val="FFFFFF"/>
+                <w:shd w:val="clear" w:color="auto" w:fill="C76B00"/>
+                <w:rtl/>
+              </w:rPr>
+              <w:t xml:space="preserve"> مسألة </w:t>
             </w:r>
             <w:r>
               <w:rPr>
@@ -25649,9 +26268,11 @@
               <w:rPr>
                 <w:b/>
                 <w:bCs/>
-                <w:rtl/>
-              </w:rPr>
-              <w:t xml:space="preserve">[مناقشة النشاط]</w:t>
+                <w:color w:val="FFFFFF"/>
+                <w:shd w:val="clear" w:color="auto" w:fill="1F4E9C"/>
+                <w:rtl/>
+              </w:rPr>
+              <w:t xml:space="preserve"> مناقشة النشاط </w:t>
             </w:r>
           </w:p>
           <w:p>
@@ -25740,21 +26361,33 @@
                 <m:t>=</m:t>
               </m:r>
               <m:r>
+                <w:rPr>
+                  <w:color w:val="B3261E"/>
+                </w:rPr>
                 <m:t>q</m:t>
               </m:r>
               <m:r>
                 <m:rPr>
                   <m:sty m:val="p"/>
                 </m:rPr>
+                <w:rPr>
+                  <w:color w:val="B3261E"/>
+                </w:rPr>
                 <m:t>+</m:t>
               </m:r>
               <m:r>
+                <w:rPr>
+                  <w:color w:val="B3261E"/>
+                </w:rPr>
                 <m:t>10</m:t>
               </m:r>
               <m:r>
                 <m:rPr>
                   <m:sty m:val="p"/>
                 </m:rPr>
+                <w:rPr>
+                  <w:color w:val="B3261E"/>
+                </w:rPr>
                 <m:t>+</m:t>
               </m:r>
               <m:f>
@@ -25763,11 +26396,17 @@
                 </m:fPr>
                 <m:num>
                   <m:r>
+                    <w:rPr>
+                      <w:color w:val="B3261E"/>
+                    </w:rPr>
                     <m:t>400</m:t>
                   </m:r>
                 </m:num>
                 <m:den>
                   <m:r>
+                    <w:rPr>
+                      <w:color w:val="B3261E"/>
+                    </w:rPr>
                     <m:t>q</m:t>
                   </m:r>
                 </m:den>
@@ -25871,12 +26510,18 @@
                 <m:rPr>
                   <m:sty m:val="p"/>
                 </m:rPr>
+                <w:rPr>
+                  <w:color w:val="B3261E"/>
+                </w:rPr>
                 <m:t>+</m:t>
               </m:r>
               <m:r>
                 <m:rPr>
                   <m:sty m:val="p"/>
                 </m:rPr>
+                <w:rPr>
+                  <w:color w:val="B3261E"/>
+                </w:rPr>
                 <m:t>∞</m:t>
               </m:r>
             </m:oMath>
@@ -25990,12 +26635,18 @@
                 <m:rPr>
                   <m:sty m:val="p"/>
                 </m:rPr>
+                <w:rPr>
+                  <w:color w:val="B3261E"/>
+                </w:rPr>
                 <m:t>+</m:t>
               </m:r>
               <m:r>
                 <m:rPr>
                   <m:sty m:val="p"/>
                 </m:rPr>
+                <w:rPr>
+                  <w:color w:val="B3261E"/>
+                </w:rPr>
                 <m:t>∞</m:t>
               </m:r>
             </m:oMath>
@@ -26106,45 +26757,56 @@
               <w:rPr>
                 <w:rtl/>
               </w:rPr>
-              <w:t xml:space="preserve">:</w:t>
-            </w:r>
-            <w:r>
-              <w:rPr>
-                <w:rtl/>
-              </w:rPr>
-              <w:t xml:space="preserve"> </w:t>
+              <w:t xml:space="preserve">: </w:t>
             </w:r>
             <m:oMath>
               <m:r>
+                <w:rPr>
+                  <w:color w:val="B3261E"/>
+                </w:rPr>
                 <m:t>y</m:t>
               </m:r>
               <m:r>
                 <m:rPr>
                   <m:sty m:val="p"/>
                 </m:rPr>
+                <w:rPr>
+                  <w:color w:val="B3261E"/>
+                </w:rPr>
                 <m:t>=</m:t>
               </m:r>
               <m:r>
+                <w:rPr>
+                  <w:color w:val="B3261E"/>
+                </w:rPr>
                 <m:t>q</m:t>
               </m:r>
               <m:r>
                 <m:rPr>
                   <m:sty m:val="p"/>
                 </m:rPr>
+                <w:rPr>
+                  <w:color w:val="B3261E"/>
+                </w:rPr>
                 <m:t>+</m:t>
               </m:r>
               <m:r>
+                <w:rPr>
+                  <w:color w:val="B3261E"/>
+                </w:rPr>
                 <m:t>10</m:t>
               </m:r>
             </m:oMath>
             <w:r>
               <w:rPr>
-                <w:rtl/>
-              </w:rPr>
-              <w:t xml:space="preserve"> </w:t>
-            </w:r>
-            <w:r>
-              <w:rPr>
+                <w:color w:val="B3261E"/>
+                <w:rtl/>
+              </w:rPr>
+              <w:t xml:space="preserve"> </w:t>
+            </w:r>
+            <w:r>
+              <w:rPr>
+                <w:color w:val="B3261E"/>
                 <w:rtl/>
               </w:rPr>
               <w:t xml:space="preserve">مقارب مائل</w:t>
@@ -26153,13 +26815,7 @@
               <w:rPr>
                 <w:rtl/>
               </w:rPr>
-              <w:t xml:space="preserve"> </w:t>
-            </w:r>
-            <w:r>
-              <w:rPr>
-                <w:rtl/>
-              </w:rPr>
-              <w:t xml:space="preserve">و</w:t>
+              <w:t xml:space="preserve"> و</w:t>
             </w:r>
             <w:r>
               <w:rPr>
@@ -26258,9 +26914,11 @@
               <w:rPr>
                 <w:b/>
                 <w:bCs/>
-                <w:rtl/>
-              </w:rPr>
-              <w:t xml:space="preserve">[الدراسة]</w:t>
+                <w:color w:val="FFFFFF"/>
+                <w:shd w:val="clear" w:color="auto" w:fill="C76B00"/>
+                <w:rtl/>
+              </w:rPr>
+              <w:t xml:space="preserve"> الدراسة </w:t>
             </w:r>
           </w:p>
           <w:p>
@@ -26375,15 +27033,24 @@
                     </m:dPr>
                     <m:e>
                       <m:r>
+                        <w:rPr>
+                          <w:color w:val="B3261E"/>
+                        </w:rPr>
                         <m:t>q</m:t>
                       </m:r>
                       <m:r>
                         <m:rPr>
                           <m:sty m:val="p"/>
                         </m:rPr>
+                        <w:rPr>
+                          <w:color w:val="B3261E"/>
+                        </w:rPr>
                         <m:t>−</m:t>
                       </m:r>
                       <m:r>
+                        <w:rPr>
+                          <w:color w:val="B3261E"/>
+                        </w:rPr>
                         <m:t>20</m:t>
                       </m:r>
                     </m:e>
@@ -26397,15 +27064,24 @@
                     </m:dPr>
                     <m:e>
                       <m:r>
+                        <w:rPr>
+                          <w:color w:val="B3261E"/>
+                        </w:rPr>
                         <m:t>q</m:t>
                       </m:r>
                       <m:r>
                         <m:rPr>
                           <m:sty m:val="p"/>
                         </m:rPr>
+                        <w:rPr>
+                          <w:color w:val="B3261E"/>
+                        </w:rPr>
                         <m:t>+</m:t>
                       </m:r>
                       <m:r>
+                        <w:rPr>
+                          <w:color w:val="B3261E"/>
+                        </w:rPr>
                         <m:t>20</m:t>
                       </m:r>
                     </m:e>
@@ -26415,11 +27091,17 @@
                   <m:sSup>
                     <m:e>
                       <m:r>
+                        <w:rPr>
+                          <w:color w:val="B3261E"/>
+                        </w:rPr>
                         <m:t>q</m:t>
                       </m:r>
                     </m:e>
                     <m:sup>
                       <m:r>
+                        <w:rPr>
+                          <w:color w:val="B3261E"/>
+                        </w:rPr>
                         <m:t>2</m:t>
                       </m:r>
                     </m:sup>
@@ -26516,6 +27198,9 @@
                 <m:t>=</m:t>
               </m:r>
               <m:r>
+                <w:rPr>
+                  <w:color w:val="B3261E"/>
+                </w:rPr>
                 <m:t>50</m:t>
               </m:r>
             </m:oMath>
@@ -26688,6 +27373,9 @@
                 <m:t>=</m:t>
               </m:r>
               <m:r>
+                <w:rPr>
+                  <w:color w:val="B3261E"/>
+                </w:rPr>
                 <m:t>50</m:t>
               </m:r>
               <m:r>
@@ -26790,9 +27478,11 @@
               <w:rPr>
                 <w:b/>
                 <w:bCs/>
-                <w:rtl/>
-              </w:rPr>
-              <w:t xml:space="preserve">[ملاحظات]</w:t>
+                <w:color w:val="FFFFFF"/>
+                <w:shd w:val="clear" w:color="auto" w:fill="2E7D32"/>
+                <w:rtl/>
+              </w:rPr>
+              <w:t xml:space="preserve"> ملاحظات </w:t>
             </w:r>
             <w:r>
               <w:rPr>
@@ -26865,9 +27555,11 @@
               <w:rPr>
                 <w:b/>
                 <w:bCs/>
-                <w:rtl/>
-              </w:rPr>
-              <w:t xml:space="preserve">[تمرين تطبيقي]</w:t>
+                <w:color w:val="FFFFFF"/>
+                <w:shd w:val="clear" w:color="auto" w:fill="6A1B9A"/>
+                <w:rtl/>
+              </w:rPr>
+              <w:t xml:space="preserve"> تمرين تطبيقي </w:t>
             </w:r>
           </w:p>
           <w:p>
@@ -27143,9 +27835,11 @@
               <w:rPr>
                 <w:b/>
                 <w:bCs/>
-                <w:rtl/>
-              </w:rPr>
-              <w:t xml:space="preserve">[حل التمرين التطبيقي]</w:t>
+                <w:color w:val="FFFFFF"/>
+                <w:shd w:val="clear" w:color="auto" w:fill="C76B00"/>
+                <w:rtl/>
+              </w:rPr>
+              <w:t xml:space="preserve"> حل التمرين التطبيقي </w:t>
             </w:r>
           </w:p>
           <w:p>
@@ -27200,24 +27894,39 @@
                 <m:t>=</m:t>
               </m:r>
               <m:r>
+                <w:rPr>
+                  <w:color w:val="B3261E"/>
+                </w:rPr>
                 <m:t>2</m:t>
               </m:r>
               <m:r>
+                <w:rPr>
+                  <w:color w:val="B3261E"/>
+                </w:rPr>
                 <m:t>q</m:t>
               </m:r>
               <m:r>
                 <m:rPr>
                   <m:sty m:val="p"/>
                 </m:rPr>
+                <w:rPr>
+                  <w:color w:val="B3261E"/>
+                </w:rPr>
                 <m:t>+</m:t>
               </m:r>
               <m:r>
+                <w:rPr>
+                  <w:color w:val="B3261E"/>
+                </w:rPr>
                 <m:t>8</m:t>
               </m:r>
               <m:r>
                 <m:rPr>
                   <m:sty m:val="p"/>
                 </m:rPr>
+                <w:rPr>
+                  <w:color w:val="B3261E"/>
+                </w:rPr>
                 <m:t>+</m:t>
               </m:r>
               <m:f>
@@ -27226,11 +27935,17 @@
                 </m:fPr>
                 <m:num>
                   <m:r>
+                    <w:rPr>
+                      <w:color w:val="B3261E"/>
+                    </w:rPr>
                     <m:t>50</m:t>
                   </m:r>
                 </m:num>
                 <m:den>
                   <m:r>
+                    <w:rPr>
+                      <w:color w:val="B3261E"/>
+                    </w:rPr>
                     <m:t>q</m:t>
                   </m:r>
                 </m:den>
@@ -27240,25 +27955,28 @@
               <w:rPr>
                 <w:rtl/>
               </w:rPr>
-              <w:t xml:space="preserve">: المقاربان</w:t>
-            </w:r>
-            <w:r>
-              <w:rPr>
-                <w:rtl/>
-              </w:rPr>
-              <w:t xml:space="preserve"> </w:t>
+              <w:t xml:space="preserve">: المقاربان </w:t>
             </w:r>
             <m:oMath>
               <m:r>
+                <w:rPr>
+                  <w:color w:val="B3261E"/>
+                </w:rPr>
                 <m:t>q</m:t>
               </m:r>
               <m:r>
                 <m:rPr>
                   <m:sty m:val="p"/>
                 </m:rPr>
+                <w:rPr>
+                  <w:color w:val="B3261E"/>
+                </w:rPr>
                 <m:t>=</m:t>
               </m:r>
               <m:r>
+                <w:rPr>
+                  <w:color w:val="B3261E"/>
+                </w:rPr>
                 <m:t>0</m:t>
               </m:r>
             </m:oMath>
@@ -27266,37 +27984,49 @@
               <w:rPr>
                 <w:rtl/>
               </w:rPr>
-              <w:t xml:space="preserve"> </w:t>
-            </w:r>
-            <w:r>
-              <w:rPr>
-                <w:rtl/>
-              </w:rPr>
-              <w:t xml:space="preserve">و</w:t>
+              <w:t xml:space="preserve"> و</w:t>
             </w:r>
             <m:oMath>
               <m:r>
+                <w:rPr>
+                  <w:color w:val="B3261E"/>
+                </w:rPr>
                 <m:t>y</m:t>
               </m:r>
               <m:r>
                 <m:rPr>
                   <m:sty m:val="p"/>
                 </m:rPr>
+                <w:rPr>
+                  <w:color w:val="B3261E"/>
+                </w:rPr>
                 <m:t>=</m:t>
               </m:r>
               <m:r>
+                <w:rPr>
+                  <w:color w:val="B3261E"/>
+                </w:rPr>
                 <m:t>2</m:t>
               </m:r>
               <m:r>
+                <w:rPr>
+                  <w:color w:val="B3261E"/>
+                </w:rPr>
                 <m:t>q</m:t>
               </m:r>
               <m:r>
                 <m:rPr>
                   <m:sty m:val="p"/>
                 </m:rPr>
+                <w:rPr>
+                  <w:color w:val="B3261E"/>
+                </w:rPr>
                 <m:t>+</m:t>
               </m:r>
               <m:r>
+                <w:rPr>
+                  <w:color w:val="B3261E"/>
+                </w:rPr>
                 <m:t>8</m:t>
               </m:r>
             </m:oMath>
@@ -27572,6 +28302,9 @@
                 <m:t>=</m:t>
               </m:r>
               <m:r>
+                <w:rPr>
+                  <w:color w:val="B3261E"/>
+                </w:rPr>
                 <m:t>28</m:t>
               </m:r>
             </m:oMath>
@@ -27653,6 +28386,9 @@
                 <m:t>=</m:t>
               </m:r>
               <m:r>
+                <w:rPr>
+                  <w:color w:val="B3261E"/>
+                </w:rPr>
                 <m:t>28</m:t>
               </m:r>
             </m:oMath>
@@ -28226,8 +28962,8 @@
     </w:pPr>
     <w:rPr>
       <w:rFonts w:ascii="Amiri" w:cs="Amiri" w:eastAsia="Amiri" w:hAnsi="Amiri"/>
-      <w:sz w:val="26"/>
-      <w:szCs w:val="26"/>
+      <w:sz w:val="28"/>
+      <w:szCs w:val="28"/>
       <w:lang w:bidi="ar-DZ" w:val="fr-FR"/>
     </w:rPr>
   </w:style>
